--- a/文档资料/环境搭建文档.docx
+++ b/文档资料/环境搭建文档.docx
@@ -1554,7 +1554,6 @@
           <w:spacing w:val="0"/>
           <w:sz w:val="16"/>
           <w:szCs w:val="16"/>
-          <w:bdr w:val="none" w:color="auto" w:sz="0" w:space="0"/>
         </w:rPr>
         <w:t>OpenCvSharp4.Unity</w:t>
       </w:r>
@@ -1837,7 +1836,6 @@
           <w:spacing w:val="0"/>
           <w:sz w:val="16"/>
           <w:szCs w:val="16"/>
-          <w:bdr w:val="none" w:color="auto" w:sz="0" w:space="0"/>
         </w:rPr>
         <w:t>dotnet --version</w:t>
       </w:r>
@@ -1864,7 +1862,6 @@
           <w:spacing w:val="0"/>
           <w:sz w:val="16"/>
           <w:szCs w:val="16"/>
-          <w:bdr w:val="none" w:color="auto" w:sz="0" w:space="0"/>
         </w:rPr>
         <w:t>10.0.101</w:t>
       </w:r>
@@ -1899,6 +1896,461 @@
     </w:p>
     <w:p>
       <w:pPr>
+        <w:jc w:val="both"/>
+        <w:rPr>
+          <w:rFonts w:hint="default" w:ascii="Segoe UI" w:hAnsi="Segoe UI" w:eastAsia="宋体" w:cs="Segoe UI"/>
+          <w:i w:val="0"/>
+          <w:iCs w:val="0"/>
+          <w:caps w:val="0"/>
+          <w:spacing w:val="0"/>
+          <w:sz w:val="16"/>
+          <w:szCs w:val="16"/>
+          <w:shd w:val="clear" w:fill="FFFFFF"/>
+          <w:lang w:val="en-US" w:eastAsia="zh-CN"/>
+        </w:rPr>
+      </w:pPr>
+    </w:p>
+    <w:p>
+      <w:pPr>
+        <w:pStyle w:val="3"/>
+        <w:bidi w:val="0"/>
+        <w:jc w:val="center"/>
+        <w:rPr>
+          <w:rFonts w:hint="eastAsia" w:ascii="宋体" w:hAnsi="宋体" w:eastAsia="宋体" w:cs="宋体"/>
+          <w:lang w:val="en-US" w:eastAsia="zh-CN"/>
+        </w:rPr>
+      </w:pPr>
+      <w:r>
+        <w:rPr>
+          <w:rFonts w:hint="eastAsia" w:ascii="宋体" w:hAnsi="宋体" w:eastAsia="宋体" w:cs="宋体"/>
+          <w:lang w:val="en-US" w:eastAsia="zh-CN"/>
+        </w:rPr>
+        <w:t>conda环境</w:t>
+      </w:r>
+    </w:p>
+    <w:p>
+      <w:pPr>
+        <w:jc w:val="both"/>
+        <w:rPr>
+          <w:rFonts w:hint="eastAsia" w:ascii="宋体" w:hAnsi="宋体" w:eastAsia="宋体" w:cs="宋体"/>
+          <w:sz w:val="24"/>
+          <w:szCs w:val="24"/>
+          <w:lang w:val="en-US" w:eastAsia="zh-CN"/>
+        </w:rPr>
+      </w:pPr>
+      <w:r>
+        <w:rPr>
+          <w:rFonts w:hint="eastAsia" w:ascii="宋体" w:hAnsi="宋体" w:eastAsia="宋体" w:cs="宋体"/>
+          <w:sz w:val="24"/>
+          <w:szCs w:val="24"/>
+          <w:lang w:val="en-US" w:eastAsia="zh-CN"/>
+        </w:rPr>
+        <w:t>1、包目录路径：</w:t>
+      </w:r>
+    </w:p>
+    <w:p>
+      <w:pPr>
+        <w:jc w:val="both"/>
+        <w:rPr>
+          <w:rFonts w:hint="eastAsia" w:ascii="宋体" w:hAnsi="宋体" w:eastAsia="宋体" w:cs="宋体"/>
+          <w:sz w:val="24"/>
+          <w:szCs w:val="24"/>
+          <w:lang w:val="en-US" w:eastAsia="zh-CN"/>
+        </w:rPr>
+      </w:pPr>
+    </w:p>
+    <w:p>
+      <w:pPr>
+        <w:jc w:val="center"/>
+        <w:rPr>
+          <w:rFonts w:hint="eastAsia" w:ascii="宋体" w:hAnsi="宋体" w:eastAsia="宋体" w:cs="宋体"/>
+          <w:sz w:val="24"/>
+          <w:szCs w:val="24"/>
+          <w:lang w:val="en-US" w:eastAsia="zh-CN"/>
+        </w:rPr>
+      </w:pPr>
+      <w:r>
+        <w:rPr>
+          <w:rFonts w:hint="default" w:ascii="宋体" w:hAnsi="宋体" w:eastAsia="宋体" w:cs="宋体"/>
+          <w:sz w:val="24"/>
+          <w:szCs w:val="24"/>
+          <w:lang w:val="en-US" w:eastAsia="zh-CN"/>
+        </w:rPr>
+        <w:t>E:\Unity_data\PPUV-YOLOv8</w:t>
+      </w:r>
+      <w:r>
+        <w:rPr>
+          <w:rFonts w:hint="eastAsia" w:ascii="宋体" w:hAnsi="宋体" w:eastAsia="宋体" w:cs="宋体"/>
+          <w:sz w:val="24"/>
+          <w:szCs w:val="24"/>
+          <w:lang w:val="en-US" w:eastAsia="zh-CN"/>
+        </w:rPr>
+        <w:t>\mlagents_train_packages.txt</w:t>
+      </w:r>
+    </w:p>
+    <w:p>
+      <w:pPr>
+        <w:jc w:val="center"/>
+        <w:rPr>
+          <w:rFonts w:hint="eastAsia" w:ascii="Segoe UI" w:hAnsi="Segoe UI" w:eastAsia="宋体" w:cs="Segoe UI"/>
+          <w:i w:val="0"/>
+          <w:iCs w:val="0"/>
+          <w:caps w:val="0"/>
+          <w:spacing w:val="0"/>
+          <w:sz w:val="16"/>
+          <w:szCs w:val="16"/>
+          <w:shd w:val="clear" w:fill="FFFFFF"/>
+          <w:lang w:val="en-US" w:eastAsia="zh-CN"/>
+        </w:rPr>
+      </w:pPr>
+    </w:p>
+    <w:p>
+      <w:pPr>
+        <w:jc w:val="both"/>
+        <w:rPr>
+          <w:rFonts w:ascii="宋体" w:hAnsi="宋体" w:eastAsia="宋体" w:cs="宋体"/>
+          <w:sz w:val="24"/>
+          <w:szCs w:val="24"/>
+        </w:rPr>
+      </w:pPr>
+    </w:p>
+    <w:p>
+      <w:pPr>
+        <w:jc w:val="both"/>
+        <w:rPr>
+          <w:rFonts w:hint="eastAsia" w:ascii="宋体" w:hAnsi="宋体" w:eastAsia="宋体" w:cs="宋体"/>
+          <w:sz w:val="24"/>
+          <w:szCs w:val="24"/>
+          <w:lang w:val="en-US" w:eastAsia="zh-CN"/>
+        </w:rPr>
+      </w:pPr>
+      <w:r>
+        <w:rPr>
+          <w:rFonts w:hint="eastAsia" w:ascii="宋体" w:hAnsi="宋体" w:eastAsia="宋体" w:cs="宋体"/>
+          <w:sz w:val="24"/>
+          <w:szCs w:val="24"/>
+          <w:lang w:val="en-US" w:eastAsia="zh-CN"/>
+        </w:rPr>
+        <w:t>2、常用指令</w:t>
+      </w:r>
+    </w:p>
+    <w:p>
+      <w:pPr>
+        <w:jc w:val="both"/>
+        <w:rPr>
+          <w:rFonts w:ascii="宋体" w:hAnsi="宋体" w:eastAsia="宋体" w:cs="宋体"/>
+          <w:sz w:val="24"/>
+          <w:szCs w:val="24"/>
+        </w:rPr>
+      </w:pPr>
+      <w:r>
+        <w:rPr>
+          <w:rFonts w:hint="eastAsia" w:ascii="宋体" w:hAnsi="宋体" w:eastAsia="宋体" w:cs="宋体"/>
+          <w:sz w:val="24"/>
+          <w:szCs w:val="24"/>
+          <w:lang w:val="en-US" w:eastAsia="zh-CN"/>
+        </w:rPr>
+        <w:t>1）</w:t>
+      </w:r>
+      <w:r>
+        <w:rPr>
+          <w:rFonts w:ascii="宋体" w:hAnsi="宋体" w:eastAsia="宋体" w:cs="宋体"/>
+          <w:sz w:val="24"/>
+          <w:szCs w:val="24"/>
+        </w:rPr>
+        <w:t>查看当前激活环境的所有安装包</w:t>
+      </w:r>
+    </w:p>
+    <w:p>
+      <w:pPr>
+        <w:jc w:val="both"/>
+        <w:rPr>
+          <w:rFonts w:ascii="宋体" w:hAnsi="宋体" w:eastAsia="宋体" w:cs="宋体"/>
+          <w:sz w:val="24"/>
+          <w:szCs w:val="24"/>
+        </w:rPr>
+      </w:pPr>
+    </w:p>
+    <w:p>
+      <w:pPr>
+        <w:jc w:val="center"/>
+        <w:rPr>
+          <w:rFonts w:hint="default" w:ascii="宋体" w:hAnsi="宋体" w:eastAsia="宋体" w:cs="宋体"/>
+          <w:sz w:val="24"/>
+          <w:szCs w:val="24"/>
+          <w:lang w:val="en-US" w:eastAsia="zh-CN"/>
+        </w:rPr>
+      </w:pPr>
+      <w:r>
+        <w:rPr>
+          <w:rFonts w:hint="default" w:ascii="宋体" w:hAnsi="宋体" w:eastAsia="宋体" w:cs="宋体"/>
+          <w:sz w:val="24"/>
+          <w:szCs w:val="24"/>
+          <w:lang w:val="en-US" w:eastAsia="zh-CN"/>
+        </w:rPr>
+        <w:t>conda list</w:t>
+      </w:r>
+    </w:p>
+    <w:p>
+      <w:pPr>
+        <w:jc w:val="both"/>
+        <w:rPr>
+          <w:rFonts w:ascii="Segoe UI Emoji" w:hAnsi="Segoe UI Emoji" w:eastAsia="Segoe UI Emoji" w:cs="Segoe UI Emoji"/>
+          <w:i w:val="0"/>
+          <w:iCs w:val="0"/>
+          <w:caps w:val="0"/>
+          <w:color w:val="000000"/>
+          <w:spacing w:val="0"/>
+          <w:sz w:val="16"/>
+          <w:szCs w:val="16"/>
+        </w:rPr>
+      </w:pPr>
+    </w:p>
+    <w:p>
+      <w:pPr>
+        <w:numPr>
+          <w:ilvl w:val="0"/>
+          <w:numId w:val="2"/>
+        </w:numPr>
+        <w:jc w:val="both"/>
+        <w:rPr>
+          <w:rFonts w:ascii="宋体" w:hAnsi="宋体" w:eastAsia="宋体" w:cs="宋体"/>
+          <w:sz w:val="24"/>
+          <w:szCs w:val="24"/>
+        </w:rPr>
+      </w:pPr>
+      <w:r>
+        <w:rPr>
+          <w:rFonts w:ascii="宋体" w:hAnsi="宋体" w:eastAsia="宋体" w:cs="宋体"/>
+          <w:sz w:val="24"/>
+          <w:szCs w:val="24"/>
+        </w:rPr>
+        <w:t>查看指定包的安装情况</w:t>
+      </w:r>
+    </w:p>
+    <w:p>
+      <w:pPr>
+        <w:numPr>
+          <w:numId w:val="0"/>
+        </w:numPr>
+        <w:jc w:val="both"/>
+        <w:rPr>
+          <w:rFonts w:ascii="宋体" w:hAnsi="宋体" w:eastAsia="宋体" w:cs="宋体"/>
+          <w:sz w:val="24"/>
+          <w:szCs w:val="24"/>
+        </w:rPr>
+      </w:pPr>
+    </w:p>
+    <w:p>
+      <w:pPr>
+        <w:jc w:val="center"/>
+        <w:rPr>
+          <w:rFonts w:hint="default" w:ascii="宋体" w:hAnsi="宋体" w:eastAsia="宋体" w:cs="宋体"/>
+          <w:sz w:val="24"/>
+          <w:szCs w:val="24"/>
+          <w:lang w:val="en-US" w:eastAsia="zh-CN"/>
+        </w:rPr>
+      </w:pPr>
+      <w:r>
+        <w:rPr>
+          <w:rFonts w:hint="default" w:ascii="宋体" w:hAnsi="宋体" w:eastAsia="宋体" w:cs="宋体"/>
+          <w:sz w:val="24"/>
+          <w:szCs w:val="24"/>
+          <w:lang w:val="en-US" w:eastAsia="zh-CN"/>
+        </w:rPr>
+        <w:t>conda list 包名</w:t>
+      </w:r>
+    </w:p>
+    <w:p>
+      <w:pPr>
+        <w:numPr>
+          <w:numId w:val="0"/>
+        </w:numPr>
+        <w:jc w:val="both"/>
+        <w:rPr>
+          <w:rFonts w:ascii="Segoe UI Emoji" w:hAnsi="Segoe UI Emoji" w:eastAsia="Segoe UI Emoji" w:cs="Segoe UI Emoji"/>
+          <w:i w:val="0"/>
+          <w:iCs w:val="0"/>
+          <w:caps w:val="0"/>
+          <w:color w:val="000000"/>
+          <w:spacing w:val="0"/>
+          <w:sz w:val="16"/>
+          <w:szCs w:val="16"/>
+        </w:rPr>
+      </w:pPr>
+      <w:r>
+        <w:rPr>
+          <w:rFonts w:ascii="Segoe UI Emoji" w:hAnsi="Segoe UI Emoji" w:eastAsia="Segoe UI Emoji" w:cs="Segoe UI Emoji"/>
+          <w:i w:val="0"/>
+          <w:iCs w:val="0"/>
+          <w:caps w:val="0"/>
+          <w:color w:val="000000"/>
+          <w:spacing w:val="0"/>
+          <w:sz w:val="16"/>
+          <w:szCs w:val="16"/>
+        </w:rPr>
+        <w:t># 例如查询</w:t>
+      </w:r>
+      <w:r>
+        <w:rPr>
+          <w:rFonts w:hint="eastAsia" w:ascii="Segoe UI Emoji" w:hAnsi="Segoe UI Emoji" w:eastAsia="宋体" w:cs="Segoe UI Emoji"/>
+          <w:i w:val="0"/>
+          <w:iCs w:val="0"/>
+          <w:caps w:val="0"/>
+          <w:color w:val="000000"/>
+          <w:spacing w:val="0"/>
+          <w:sz w:val="16"/>
+          <w:szCs w:val="16"/>
+          <w:lang w:eastAsia="zh-CN"/>
+        </w:rPr>
+        <w:t>：</w:t>
+      </w:r>
+      <w:r>
+        <w:rPr>
+          <w:rFonts w:ascii="Segoe UI Emoji" w:hAnsi="Segoe UI Emoji" w:eastAsia="Segoe UI Emoji" w:cs="Segoe UI Emoji"/>
+          <w:i w:val="0"/>
+          <w:iCs w:val="0"/>
+          <w:caps w:val="0"/>
+          <w:color w:val="000000"/>
+          <w:spacing w:val="0"/>
+          <w:sz w:val="16"/>
+          <w:szCs w:val="16"/>
+        </w:rPr>
+        <w:t xml:space="preserve">mlagents： conda list mlagents </w:t>
+      </w:r>
+    </w:p>
+    <w:p>
+      <w:pPr>
+        <w:numPr>
+          <w:numId w:val="0"/>
+        </w:numPr>
+        <w:jc w:val="both"/>
+        <w:rPr>
+          <w:rFonts w:ascii="宋体" w:hAnsi="宋体" w:eastAsia="宋体" w:cs="宋体"/>
+          <w:sz w:val="24"/>
+          <w:szCs w:val="24"/>
+        </w:rPr>
+      </w:pPr>
+      <w:r>
+        <w:rPr>
+          <w:rFonts w:ascii="Segoe UI Emoji" w:hAnsi="Segoe UI Emoji" w:eastAsia="Segoe UI Emoji" w:cs="Segoe UI Emoji"/>
+          <w:i w:val="0"/>
+          <w:iCs w:val="0"/>
+          <w:caps w:val="0"/>
+          <w:color w:val="000000"/>
+          <w:spacing w:val="0"/>
+          <w:sz w:val="16"/>
+          <w:szCs w:val="16"/>
+        </w:rPr>
+        <w:t># 例如查询</w:t>
+      </w:r>
+      <w:r>
+        <w:rPr>
+          <w:rFonts w:hint="eastAsia" w:ascii="Segoe UI Emoji" w:hAnsi="Segoe UI Emoji" w:eastAsia="宋体" w:cs="Segoe UI Emoji"/>
+          <w:i w:val="0"/>
+          <w:iCs w:val="0"/>
+          <w:caps w:val="0"/>
+          <w:color w:val="000000"/>
+          <w:spacing w:val="0"/>
+          <w:sz w:val="16"/>
+          <w:szCs w:val="16"/>
+          <w:lang w:eastAsia="zh-CN"/>
+        </w:rPr>
+        <w:t>：</w:t>
+      </w:r>
+      <w:r>
+        <w:rPr>
+          <w:rFonts w:ascii="Segoe UI Emoji" w:hAnsi="Segoe UI Emoji" w:eastAsia="Segoe UI Emoji" w:cs="Segoe UI Emoji"/>
+          <w:i w:val="0"/>
+          <w:iCs w:val="0"/>
+          <w:caps w:val="0"/>
+          <w:color w:val="000000"/>
+          <w:spacing w:val="0"/>
+          <w:sz w:val="16"/>
+          <w:szCs w:val="16"/>
+        </w:rPr>
+        <w:t>ultralytics（YOLOv8的核心包）： conda list ultralytics</w:t>
+      </w:r>
+    </w:p>
+    <w:p>
+      <w:pPr>
+        <w:jc w:val="both"/>
+        <w:rPr>
+          <w:rFonts w:ascii="宋体" w:hAnsi="宋体" w:eastAsia="宋体" w:cs="宋体"/>
+          <w:sz w:val="24"/>
+          <w:szCs w:val="24"/>
+        </w:rPr>
+      </w:pPr>
+    </w:p>
+    <w:p>
+      <w:pPr>
+        <w:jc w:val="both"/>
+        <w:rPr>
+          <w:rFonts w:ascii="宋体" w:hAnsi="宋体" w:eastAsia="宋体" w:cs="宋体"/>
+          <w:sz w:val="24"/>
+          <w:szCs w:val="24"/>
+        </w:rPr>
+      </w:pPr>
+    </w:p>
+    <w:p>
+      <w:pPr>
+        <w:numPr>
+          <w:ilvl w:val="0"/>
+          <w:numId w:val="2"/>
+        </w:numPr>
+        <w:ind w:left="0" w:leftChars="0" w:firstLine="0" w:firstLineChars="0"/>
+        <w:jc w:val="both"/>
+        <w:rPr>
+          <w:rFonts w:ascii="宋体" w:hAnsi="宋体" w:eastAsia="宋体" w:cs="宋体"/>
+          <w:sz w:val="24"/>
+          <w:szCs w:val="24"/>
+        </w:rPr>
+      </w:pPr>
+      <w:r>
+        <w:rPr>
+          <w:rFonts w:ascii="宋体" w:hAnsi="宋体" w:eastAsia="宋体" w:cs="宋体"/>
+          <w:sz w:val="24"/>
+          <w:szCs w:val="24"/>
+        </w:rPr>
+        <w:t>导出环境安装清单</w:t>
+      </w:r>
+    </w:p>
+    <w:p>
+      <w:pPr>
+        <w:numPr>
+          <w:numId w:val="0"/>
+        </w:numPr>
+        <w:ind w:leftChars="0"/>
+        <w:jc w:val="both"/>
+        <w:rPr>
+          <w:rFonts w:ascii="宋体" w:hAnsi="宋体" w:eastAsia="宋体" w:cs="宋体"/>
+          <w:sz w:val="24"/>
+          <w:szCs w:val="24"/>
+        </w:rPr>
+      </w:pPr>
+    </w:p>
+    <w:p>
+      <w:pPr>
+        <w:jc w:val="center"/>
+        <w:rPr>
+          <w:rFonts w:hint="default" w:ascii="宋体" w:hAnsi="宋体" w:eastAsia="宋体" w:cs="宋体"/>
+          <w:sz w:val="24"/>
+          <w:szCs w:val="24"/>
+          <w:lang w:val="en-US" w:eastAsia="zh-CN"/>
+        </w:rPr>
+      </w:pPr>
+      <w:r>
+        <w:rPr>
+          <w:rFonts w:hint="default" w:ascii="宋体" w:hAnsi="宋体" w:eastAsia="宋体" w:cs="宋体"/>
+          <w:sz w:val="24"/>
+          <w:szCs w:val="24"/>
+          <w:lang w:val="en-US" w:eastAsia="zh-CN"/>
+        </w:rPr>
+        <w:t>conda list --export &gt; mlagents_train_packages.txt</w:t>
+      </w:r>
+    </w:p>
+    <w:p>
+      <w:pPr>
         <w:jc w:val="center"/>
         <w:rPr>
           <w:rFonts w:hint="default" w:ascii="Segoe UI" w:hAnsi="Segoe UI" w:eastAsia="Segoe UI" w:cs="Segoe UI"/>
@@ -1909,11 +2361,41 @@
           <w:sz w:val="16"/>
           <w:szCs w:val="16"/>
           <w:shd w:val="clear" w:fill="FFFFFF"/>
-          <w:lang w:val="en-US" w:eastAsia="zh-CN"/>
         </w:rPr>
       </w:pPr>
       <w:bookmarkStart w:id="0" w:name="_GoBack"/>
       <w:bookmarkEnd w:id="0"/>
+    </w:p>
+    <w:p>
+      <w:pPr>
+        <w:jc w:val="center"/>
+        <w:rPr>
+          <w:rFonts w:hint="default" w:ascii="Segoe UI" w:hAnsi="Segoe UI" w:eastAsia="Segoe UI" w:cs="Segoe UI"/>
+          <w:i w:val="0"/>
+          <w:iCs w:val="0"/>
+          <w:caps w:val="0"/>
+          <w:spacing w:val="0"/>
+          <w:sz w:val="16"/>
+          <w:szCs w:val="16"/>
+          <w:shd w:val="clear" w:fill="FFFFFF"/>
+        </w:rPr>
+      </w:pPr>
+    </w:p>
+    <w:p>
+      <w:pPr>
+        <w:jc w:val="center"/>
+        <w:rPr>
+          <w:rFonts w:hint="default" w:ascii="Segoe UI" w:hAnsi="Segoe UI" w:eastAsia="Segoe UI" w:cs="Segoe UI"/>
+          <w:i w:val="0"/>
+          <w:iCs w:val="0"/>
+          <w:caps w:val="0"/>
+          <w:spacing w:val="0"/>
+          <w:sz w:val="16"/>
+          <w:szCs w:val="16"/>
+          <w:shd w:val="clear" w:fill="FFFFFF"/>
+          <w:lang w:val="en-US" w:eastAsia="zh-CN"/>
+        </w:rPr>
+      </w:pPr>
     </w:p>
     <w:sectPr>
       <w:pgSz w:w="11906" w:h="16838"/>
@@ -1943,8 +2425,23 @@
       </w:pPr>
     </w:lvl>
   </w:abstractNum>
+  <w:abstractNum w:abstractNumId="1">
+    <w:nsid w:val="1F5538B9"/>
+    <w:multiLevelType w:val="singleLevel"/>
+    <w:tmpl w:val="1F5538B9"/>
+    <w:lvl w:ilvl="0" w:tentative="0">
+      <w:start w:val="2"/>
+      <w:numFmt w:val="decimal"/>
+      <w:suff w:val="nothing"/>
+      <w:lvlText w:val="%1）"/>
+      <w:lvlJc w:val="left"/>
+    </w:lvl>
+  </w:abstractNum>
   <w:num w:numId="1">
     <w:abstractNumId w:val="0"/>
+  </w:num>
+  <w:num w:numId="2">
+    <w:abstractNumId w:val="1"/>
   </w:num>
 </w:numbering>
 </file>
@@ -2059,7 +2556,7 @@
     <w:lsdException w:qFormat="1" w:unhideWhenUsed="0" w:uiPriority="0" w:semiHidden="0" w:name="HTML Code"/>
     <w:lsdException w:unhideWhenUsed="0" w:uiPriority="0" w:semiHidden="0" w:name="HTML Definition"/>
     <w:lsdException w:unhideWhenUsed="0" w:uiPriority="0" w:semiHidden="0" w:name="HTML Keyboard"/>
-    <w:lsdException w:unhideWhenUsed="0" w:uiPriority="0" w:semiHidden="0" w:name="HTML Preformatted"/>
+    <w:lsdException w:qFormat="1" w:unhideWhenUsed="0" w:uiPriority="0" w:semiHidden="0" w:name="HTML Preformatted"/>
     <w:lsdException w:unhideWhenUsed="0" w:uiPriority="0" w:semiHidden="0" w:name="HTML Sample"/>
     <w:lsdException w:unhideWhenUsed="0" w:uiPriority="0" w:semiHidden="0" w:name="HTML Typewriter"/>
     <w:lsdException w:unhideWhenUsed="0" w:uiPriority="0" w:semiHidden="0" w:name="HTML Variable"/>
@@ -2310,6 +2807,7 @@
   <w:style w:type="paragraph" w:styleId="5">
     <w:name w:val="HTML Preformatted"/>
     <w:basedOn w:val="1"/>
+    <w:qFormat/>
     <w:uiPriority w:val="0"/>
     <w:pPr>
       <w:tabs>

--- a/文档资料/环境搭建文档.docx
+++ b/文档资料/环境搭建文档.docx
@@ -93,7 +93,7 @@
       </w:r>
       <w:r>
         <w:rPr>
-          <w:rStyle w:val="10"/>
+          <w:rStyle w:val="11"/>
           <w:rFonts w:hint="eastAsia" w:ascii="宋体" w:hAnsi="宋体" w:eastAsia="宋体" w:cs="宋体"/>
           <w:sz w:val="28"/>
           <w:szCs w:val="28"/>
@@ -1546,7 +1546,7 @@
       </w:r>
       <w:r>
         <w:rPr>
-          <w:rStyle w:val="11"/>
+          <w:rStyle w:val="12"/>
           <w:rFonts w:ascii="Consolas" w:hAnsi="Consolas" w:eastAsia="Consolas" w:cs="Consolas"/>
           <w:i w:val="0"/>
           <w:iCs w:val="0"/>
@@ -1613,7 +1613,7 @@
       </w:r>
       <w:r>
         <w:rPr>
-          <w:rStyle w:val="9"/>
+          <w:rStyle w:val="10"/>
           <w:rFonts w:hint="default" w:ascii="Segoe UI" w:hAnsi="Segoe UI" w:eastAsia="Segoe UI" w:cs="Segoe UI"/>
           <w:b/>
           <w:bCs/>
@@ -1723,7 +1723,7 @@
       </w:r>
       <w:r>
         <w:rPr>
-          <w:rStyle w:val="10"/>
+          <w:rStyle w:val="11"/>
           <w:rFonts w:hint="default" w:ascii="Segoe UI" w:hAnsi="Segoe UI" w:eastAsia="Segoe UI" w:cs="Segoe UI"/>
           <w:i w:val="0"/>
           <w:iCs w:val="0"/>
@@ -1797,7 +1797,7 @@
       </w:r>
       <w:r>
         <w:rPr>
-          <w:rStyle w:val="9"/>
+          <w:rStyle w:val="10"/>
           <w:rFonts w:hint="default" w:ascii="Segoe UI" w:hAnsi="Segoe UI" w:eastAsia="Segoe UI" w:cs="Segoe UI"/>
           <w:b/>
           <w:bCs/>
@@ -1828,7 +1828,7 @@
       </w:r>
       <w:r>
         <w:rPr>
-          <w:rStyle w:val="11"/>
+          <w:rStyle w:val="12"/>
           <w:rFonts w:ascii="Consolas" w:hAnsi="Consolas" w:eastAsia="Consolas" w:cs="Consolas"/>
           <w:i w:val="0"/>
           <w:iCs w:val="0"/>
@@ -1854,7 +1854,7 @@
       </w:r>
       <w:r>
         <w:rPr>
-          <w:rStyle w:val="11"/>
+          <w:rStyle w:val="12"/>
           <w:rFonts w:hint="default" w:ascii="Consolas" w:hAnsi="Consolas" w:eastAsia="Consolas" w:cs="Consolas"/>
           <w:i w:val="0"/>
           <w:iCs w:val="0"/>
@@ -2131,6 +2131,7 @@
     <w:p>
       <w:pPr>
         <w:numPr>
+          <w:ilvl w:val="0"/>
           <w:numId w:val="0"/>
         </w:numPr>
         <w:jc w:val="both"/>
@@ -2164,6 +2165,7 @@
     <w:p>
       <w:pPr>
         <w:numPr>
+          <w:ilvl w:val="0"/>
           <w:numId w:val="0"/>
         </w:numPr>
         <w:jc w:val="both"/>
@@ -2222,6 +2224,7 @@
     <w:p>
       <w:pPr>
         <w:numPr>
+          <w:ilvl w:val="0"/>
           <w:numId w:val="0"/>
         </w:numPr>
         <w:jc w:val="both"/>
@@ -2318,6 +2321,7 @@
     <w:p>
       <w:pPr>
         <w:numPr>
+          <w:ilvl w:val="0"/>
           <w:numId w:val="0"/>
         </w:numPr>
         <w:ind w:leftChars="0"/>
@@ -2363,21 +2367,2317 @@
           <w:shd w:val="clear" w:fill="FFFFFF"/>
         </w:rPr>
       </w:pPr>
+    </w:p>
+    <w:p>
+      <w:pPr>
+        <w:jc w:val="center"/>
+        <w:rPr>
+          <w:rFonts w:hint="default" w:ascii="Segoe UI" w:hAnsi="Segoe UI" w:eastAsia="Segoe UI" w:cs="Segoe UI"/>
+          <w:i w:val="0"/>
+          <w:iCs w:val="0"/>
+          <w:caps w:val="0"/>
+          <w:spacing w:val="0"/>
+          <w:sz w:val="16"/>
+          <w:szCs w:val="16"/>
+          <w:shd w:val="clear" w:fill="FFFFFF"/>
+        </w:rPr>
+      </w:pPr>
+    </w:p>
+    <w:p>
+      <w:pPr>
+        <w:rPr>
+          <w:rFonts w:hint="eastAsia" w:ascii="宋体" w:hAnsi="宋体" w:eastAsia="宋体" w:cs="宋体"/>
+          <w:lang w:val="en-US" w:eastAsia="zh-CN"/>
+        </w:rPr>
+      </w:pPr>
+      <w:r>
+        <w:rPr>
+          <w:rFonts w:hint="eastAsia" w:ascii="宋体" w:hAnsi="宋体" w:eastAsia="宋体" w:cs="宋体"/>
+          <w:lang w:val="en-US" w:eastAsia="zh-CN"/>
+        </w:rPr>
+        <w:br w:type="page"/>
+      </w:r>
+    </w:p>
+    <w:p>
+      <w:pPr>
+        <w:pStyle w:val="3"/>
+        <w:bidi w:val="0"/>
+        <w:jc w:val="center"/>
+        <w:rPr>
+          <w:rFonts w:hint="eastAsia" w:ascii="宋体" w:hAnsi="宋体" w:eastAsia="宋体" w:cs="宋体"/>
+          <w:lang w:val="en-US" w:eastAsia="zh-CN"/>
+        </w:rPr>
+      </w:pPr>
+      <w:r>
+        <w:rPr>
+          <w:rFonts w:hint="eastAsia" w:ascii="宋体" w:hAnsi="宋体" w:eastAsia="宋体" w:cs="宋体"/>
+          <w:lang w:val="en-US" w:eastAsia="zh-CN"/>
+        </w:rPr>
+        <w:t>环境配置ML-Agents4.0(anaconda)</w:t>
+      </w:r>
+    </w:p>
+    <w:p>
+      <w:r>
+        <w:drawing>
+          <wp:inline distT="0" distB="0" distL="114300" distR="114300">
+            <wp:extent cx="5268595" cy="3125470"/>
+            <wp:effectExtent l="0" t="0" r="1905" b="11430"/>
+            <wp:docPr id="8" name="图片 8"/>
+            <wp:cNvGraphicFramePr>
+              <a:graphicFrameLocks xmlns:a="http://schemas.openxmlformats.org/drawingml/2006/main" noChangeAspect="1"/>
+            </wp:cNvGraphicFramePr>
+            <a:graphic xmlns:a="http://schemas.openxmlformats.org/drawingml/2006/main">
+              <a:graphicData uri="http://schemas.openxmlformats.org/drawingml/2006/picture">
+                <pic:pic xmlns:pic="http://schemas.openxmlformats.org/drawingml/2006/picture">
+                  <pic:nvPicPr>
+                    <pic:cNvPr id="8" name="图片 8"/>
+                    <pic:cNvPicPr>
+                      <a:picLocks noChangeAspect="1"/>
+                    </pic:cNvPicPr>
+                  </pic:nvPicPr>
+                  <pic:blipFill>
+                    <a:blip r:embed="rId11"/>
+                    <a:stretch>
+                      <a:fillRect/>
+                    </a:stretch>
+                  </pic:blipFill>
+                  <pic:spPr>
+                    <a:xfrm>
+                      <a:off x="0" y="0"/>
+                      <a:ext cx="5268595" cy="3125470"/>
+                    </a:xfrm>
+                    <a:prstGeom prst="rect">
+                      <a:avLst/>
+                    </a:prstGeom>
+                    <a:noFill/>
+                    <a:ln>
+                      <a:noFill/>
+                    </a:ln>
+                  </pic:spPr>
+                </pic:pic>
+              </a:graphicData>
+            </a:graphic>
+          </wp:inline>
+        </w:drawing>
+      </w:r>
+    </w:p>
+    <w:p>
+      <w:pPr>
+        <w:rPr>
+          <w:rFonts w:ascii="宋体" w:hAnsi="宋体" w:eastAsia="宋体" w:cs="宋体"/>
+          <w:sz w:val="24"/>
+          <w:szCs w:val="24"/>
+        </w:rPr>
+      </w:pPr>
+      <w:r>
+        <w:rPr>
+          <w:rFonts w:hint="eastAsia"/>
+          <w:lang w:val="en-US" w:eastAsia="zh-CN"/>
+        </w:rPr>
+        <w:t>点击</w:t>
+      </w:r>
+      <w:r>
+        <w:rPr>
+          <w:rStyle w:val="10"/>
+          <w:rFonts w:ascii="宋体" w:hAnsi="宋体" w:eastAsia="宋体" w:cs="宋体"/>
+          <w:b/>
+          <w:bCs/>
+          <w:color w:val="1F2329"/>
+          <w:sz w:val="16"/>
+          <w:szCs w:val="16"/>
+        </w:rPr>
+        <w:t>anaconda_prompt</w:t>
+      </w:r>
+      <w:r>
+        <w:rPr>
+          <w:rStyle w:val="10"/>
+          <w:rFonts w:hint="eastAsia" w:ascii="宋体" w:hAnsi="宋体" w:eastAsia="宋体" w:cs="宋体"/>
+          <w:b/>
+          <w:bCs/>
+          <w:color w:val="1F2329"/>
+          <w:sz w:val="16"/>
+          <w:szCs w:val="16"/>
+          <w:lang w:val="en-US" w:eastAsia="zh-CN"/>
+        </w:rPr>
+        <w:t>下的</w:t>
+      </w:r>
+      <w:r>
+        <w:rPr>
+          <w:rStyle w:val="10"/>
+          <w:rFonts w:ascii="宋体" w:hAnsi="宋体" w:eastAsia="宋体" w:cs="宋体"/>
+          <w:b/>
+          <w:bCs/>
+          <w:color w:val="1F2329"/>
+          <w:sz w:val="16"/>
+          <w:szCs w:val="16"/>
+        </w:rPr>
+        <w:t>Launch</w:t>
+      </w:r>
+      <w:r>
+        <w:rPr>
+          <w:rFonts w:ascii="宋体" w:hAnsi="宋体" w:eastAsia="宋体" w:cs="宋体"/>
+          <w:sz w:val="24"/>
+          <w:szCs w:val="24"/>
+        </w:rPr>
+        <w:t xml:space="preserve"> 按钮</w:t>
+      </w:r>
+    </w:p>
+    <w:p>
+      <w:pPr>
+        <w:rPr>
+          <w:rFonts w:ascii="宋体" w:hAnsi="宋体" w:eastAsia="宋体" w:cs="宋体"/>
+          <w:sz w:val="24"/>
+          <w:szCs w:val="24"/>
+        </w:rPr>
+      </w:pPr>
+    </w:p>
+    <w:p>
+      <w:pPr>
+        <w:rPr>
+          <w:rFonts w:ascii="宋体" w:hAnsi="宋体" w:eastAsia="宋体" w:cs="宋体"/>
+          <w:sz w:val="24"/>
+          <w:szCs w:val="24"/>
+        </w:rPr>
+      </w:pPr>
+      <w:r>
+        <w:drawing>
+          <wp:inline distT="0" distB="0" distL="114300" distR="114300">
+            <wp:extent cx="5274310" cy="2767330"/>
+            <wp:effectExtent l="0" t="0" r="8890" b="1270"/>
+            <wp:docPr id="9" name="图片 9"/>
+            <wp:cNvGraphicFramePr>
+              <a:graphicFrameLocks xmlns:a="http://schemas.openxmlformats.org/drawingml/2006/main" noChangeAspect="1"/>
+            </wp:cNvGraphicFramePr>
+            <a:graphic xmlns:a="http://schemas.openxmlformats.org/drawingml/2006/main">
+              <a:graphicData uri="http://schemas.openxmlformats.org/drawingml/2006/picture">
+                <pic:pic xmlns:pic="http://schemas.openxmlformats.org/drawingml/2006/picture">
+                  <pic:nvPicPr>
+                    <pic:cNvPr id="9" name="图片 9"/>
+                    <pic:cNvPicPr>
+                      <a:picLocks noChangeAspect="1"/>
+                    </pic:cNvPicPr>
+                  </pic:nvPicPr>
+                  <pic:blipFill>
+                    <a:blip r:embed="rId12"/>
+                    <a:stretch>
+                      <a:fillRect/>
+                    </a:stretch>
+                  </pic:blipFill>
+                  <pic:spPr>
+                    <a:xfrm>
+                      <a:off x="0" y="0"/>
+                      <a:ext cx="5274310" cy="2767330"/>
+                    </a:xfrm>
+                    <a:prstGeom prst="rect">
+                      <a:avLst/>
+                    </a:prstGeom>
+                    <a:noFill/>
+                    <a:ln>
+                      <a:noFill/>
+                    </a:ln>
+                  </pic:spPr>
+                </pic:pic>
+              </a:graphicData>
+            </a:graphic>
+          </wp:inline>
+        </w:drawing>
+      </w:r>
+    </w:p>
+    <w:p>
+      <w:pPr>
+        <w:rPr>
+          <w:rFonts w:ascii="宋体" w:hAnsi="宋体" w:eastAsia="宋体" w:cs="宋体"/>
+          <w:sz w:val="24"/>
+          <w:szCs w:val="24"/>
+        </w:rPr>
+      </w:pPr>
+      <w:r>
+        <w:rPr>
+          <w:rFonts w:ascii="宋体" w:hAnsi="宋体" w:eastAsia="宋体" w:cs="宋体"/>
+          <w:sz w:val="24"/>
+          <w:szCs w:val="24"/>
+        </w:rPr>
+        <w:t>创建新 Conda 环境</w:t>
+      </w:r>
+    </w:p>
+    <w:p>
+      <w:pPr>
+        <w:rPr>
+          <w:rFonts w:ascii="宋体" w:hAnsi="宋体" w:eastAsia="宋体" w:cs="宋体"/>
+          <w:sz w:val="24"/>
+          <w:szCs w:val="24"/>
+        </w:rPr>
+      </w:pPr>
+    </w:p>
+    <w:p>
+      <w:pPr>
+        <w:rPr>
+          <w:rFonts w:ascii="宋体" w:hAnsi="宋体" w:eastAsia="宋体" w:cs="宋体"/>
+          <w:sz w:val="24"/>
+          <w:szCs w:val="24"/>
+        </w:rPr>
+      </w:pPr>
+      <w:r>
+        <w:rPr>
+          <w:rFonts w:ascii="宋体" w:hAnsi="宋体" w:eastAsia="宋体" w:cs="宋体"/>
+          <w:color w:val="1F2329"/>
+          <w:sz w:val="16"/>
+          <w:szCs w:val="16"/>
+        </w:rPr>
+        <w:t># 创建 Python 3.10.12 环境（命名为 mlagents-402）</w:t>
+      </w:r>
+      <w:r>
+        <w:rPr>
+          <w:rFonts w:ascii="宋体" w:hAnsi="宋体" w:eastAsia="宋体" w:cs="宋体"/>
+          <w:sz w:val="24"/>
+          <w:szCs w:val="24"/>
+        </w:rPr>
+        <w:t xml:space="preserve"> </w:t>
+      </w:r>
+    </w:p>
+    <w:p>
+      <w:pPr>
+        <w:rPr>
+          <w:rFonts w:hint="default" w:ascii="宋体" w:hAnsi="宋体" w:eastAsia="宋体" w:cs="宋体"/>
+          <w:color w:val="1F2329"/>
+          <w:sz w:val="16"/>
+          <w:szCs w:val="16"/>
+          <w:lang w:val="en-US" w:eastAsia="zh-CN"/>
+        </w:rPr>
+      </w:pPr>
+      <w:r>
+        <w:rPr>
+          <w:rFonts w:ascii="宋体" w:hAnsi="宋体" w:eastAsia="宋体" w:cs="宋体"/>
+          <w:color w:val="1F2329"/>
+          <w:sz w:val="16"/>
+          <w:szCs w:val="16"/>
+        </w:rPr>
+        <w:t>conda create -n mlagents-402 python=3.10.12 -y</w:t>
+      </w:r>
+    </w:p>
+    <w:p>
+      <w:pPr>
+        <w:rPr>
+          <w:rFonts w:hint="default" w:ascii="宋体" w:hAnsi="宋体" w:eastAsia="宋体" w:cs="宋体"/>
+          <w:color w:val="1F2329"/>
+          <w:sz w:val="16"/>
+          <w:szCs w:val="16"/>
+          <w:lang w:val="en-US" w:eastAsia="zh-CN"/>
+        </w:rPr>
+      </w:pPr>
+    </w:p>
+    <w:p>
+      <w:pPr>
+        <w:rPr>
+          <w:rFonts w:ascii="宋体" w:hAnsi="宋体" w:eastAsia="宋体" w:cs="宋体"/>
+          <w:color w:val="1F2329"/>
+          <w:sz w:val="16"/>
+          <w:szCs w:val="16"/>
+        </w:rPr>
+      </w:pPr>
+      <w:r>
+        <w:rPr>
+          <w:rFonts w:ascii="宋体" w:hAnsi="宋体" w:eastAsia="宋体" w:cs="宋体"/>
+          <w:color w:val="1F2329"/>
+          <w:sz w:val="16"/>
+          <w:szCs w:val="16"/>
+        </w:rPr>
+        <w:t xml:space="preserve"># 激活环境 </w:t>
+      </w:r>
+    </w:p>
+    <w:p>
+      <w:pPr>
+        <w:rPr>
+          <w:rFonts w:ascii="宋体" w:hAnsi="宋体" w:eastAsia="宋体" w:cs="宋体"/>
+          <w:color w:val="1F2329"/>
+          <w:sz w:val="16"/>
+          <w:szCs w:val="16"/>
+        </w:rPr>
+      </w:pPr>
+      <w:r>
+        <w:rPr>
+          <w:rFonts w:ascii="宋体" w:hAnsi="宋体" w:eastAsia="宋体" w:cs="宋体"/>
+          <w:color w:val="1F2329"/>
+          <w:sz w:val="16"/>
+          <w:szCs w:val="16"/>
+        </w:rPr>
+        <w:t>conda activate mlagents-402</w:t>
+      </w:r>
+    </w:p>
+    <w:p>
+      <w:pPr>
+        <w:rPr>
+          <w:rFonts w:ascii="宋体" w:hAnsi="宋体" w:eastAsia="宋体" w:cs="宋体"/>
+          <w:color w:val="1F2329"/>
+          <w:sz w:val="16"/>
+          <w:szCs w:val="16"/>
+        </w:rPr>
+      </w:pPr>
+    </w:p>
+    <w:p>
+      <w:pPr>
+        <w:rPr>
+          <w:rFonts w:ascii="宋体" w:hAnsi="宋体" w:eastAsia="宋体" w:cs="宋体"/>
+          <w:color w:val="1F2329"/>
+          <w:sz w:val="16"/>
+          <w:szCs w:val="16"/>
+        </w:rPr>
+      </w:pPr>
+      <w:r>
+        <w:rPr>
+          <w:rFonts w:ascii="宋体" w:hAnsi="宋体" w:eastAsia="宋体" w:cs="宋体"/>
+          <w:color w:val="1F2329"/>
+          <w:sz w:val="16"/>
+          <w:szCs w:val="16"/>
+        </w:rPr>
+        <w:t># 升级 pip</w:t>
+      </w:r>
+    </w:p>
+    <w:p>
+      <w:pPr>
+        <w:rPr>
+          <w:rFonts w:ascii="宋体" w:hAnsi="宋体" w:eastAsia="宋体" w:cs="宋体"/>
+          <w:color w:val="1F2329"/>
+          <w:sz w:val="16"/>
+          <w:szCs w:val="16"/>
+        </w:rPr>
+      </w:pPr>
+      <w:r>
+        <w:rPr>
+          <w:rFonts w:ascii="宋体" w:hAnsi="宋体" w:eastAsia="宋体" w:cs="宋体"/>
+          <w:color w:val="1F2329"/>
+          <w:sz w:val="16"/>
+          <w:szCs w:val="16"/>
+        </w:rPr>
+        <w:t xml:space="preserve"> python -m pip install --upgrade pip</w:t>
+      </w:r>
+    </w:p>
+    <w:p>
+      <w:pPr>
+        <w:rPr>
+          <w:rFonts w:hint="default" w:ascii="宋体" w:hAnsi="宋体" w:eastAsia="宋体" w:cs="宋体"/>
+          <w:sz w:val="24"/>
+          <w:szCs w:val="24"/>
+          <w:lang w:val="en-US" w:eastAsia="zh-CN"/>
+        </w:rPr>
+      </w:pPr>
+      <w:r>
+        <w:rPr>
+          <w:rFonts w:hint="eastAsia" w:ascii="宋体" w:hAnsi="宋体" w:eastAsia="宋体" w:cs="宋体"/>
+          <w:sz w:val="24"/>
+          <w:szCs w:val="24"/>
+          <w:lang w:val="en-US" w:eastAsia="zh-CN"/>
+        </w:rPr>
+        <w:t>科学上网后官网</w:t>
+      </w:r>
+      <w:r>
+        <w:rPr>
+          <w:rFonts w:ascii="宋体" w:hAnsi="宋体" w:eastAsia="宋体" w:cs="宋体"/>
+          <w:sz w:val="24"/>
+          <w:szCs w:val="24"/>
+        </w:rPr>
+        <w:t>下载 ml-agents 4.0.0 源码包</w:t>
+      </w:r>
+    </w:p>
+    <w:p>
+      <w:pPr>
+        <w:rPr>
+          <w:rFonts w:hint="eastAsia" w:ascii="宋体" w:hAnsi="宋体" w:eastAsia="宋体" w:cs="宋体"/>
+          <w:sz w:val="24"/>
+          <w:szCs w:val="24"/>
+        </w:rPr>
+      </w:pPr>
+      <w:r>
+        <w:rPr>
+          <w:rFonts w:hint="eastAsia" w:ascii="宋体" w:hAnsi="宋体" w:eastAsia="宋体" w:cs="宋体"/>
+          <w:sz w:val="24"/>
+          <w:szCs w:val="24"/>
+        </w:rPr>
+        <w:fldChar w:fldCharType="begin"/>
+      </w:r>
+      <w:r>
+        <w:rPr>
+          <w:rFonts w:hint="eastAsia" w:ascii="宋体" w:hAnsi="宋体" w:eastAsia="宋体" w:cs="宋体"/>
+          <w:sz w:val="24"/>
+          <w:szCs w:val="24"/>
+        </w:rPr>
+        <w:instrText xml:space="preserve"> HYPERLINK "https://github.com/Unity-Technologies/ml-agents/releases" </w:instrText>
+      </w:r>
+      <w:r>
+        <w:rPr>
+          <w:rFonts w:hint="eastAsia" w:ascii="宋体" w:hAnsi="宋体" w:eastAsia="宋体" w:cs="宋体"/>
+          <w:sz w:val="24"/>
+          <w:szCs w:val="24"/>
+        </w:rPr>
+        <w:fldChar w:fldCharType="separate"/>
+      </w:r>
+      <w:r>
+        <w:rPr>
+          <w:rStyle w:val="11"/>
+          <w:rFonts w:hint="eastAsia" w:ascii="宋体" w:hAnsi="宋体" w:eastAsia="宋体" w:cs="宋体"/>
+          <w:sz w:val="24"/>
+          <w:szCs w:val="24"/>
+        </w:rPr>
+        <w:t>https://github.com/Unity-Technologies/ml-agents/releases</w:t>
+      </w:r>
+      <w:r>
+        <w:rPr>
+          <w:rFonts w:hint="eastAsia" w:ascii="宋体" w:hAnsi="宋体" w:eastAsia="宋体" w:cs="宋体"/>
+          <w:sz w:val="24"/>
+          <w:szCs w:val="24"/>
+        </w:rPr>
+        <w:fldChar w:fldCharType="end"/>
+      </w:r>
+    </w:p>
+    <w:p>
+      <w:r>
+        <w:drawing>
+          <wp:inline distT="0" distB="0" distL="114300" distR="114300">
+            <wp:extent cx="5264785" cy="2697480"/>
+            <wp:effectExtent l="0" t="0" r="5715" b="7620"/>
+            <wp:docPr id="10" name="图片 4"/>
+            <wp:cNvGraphicFramePr>
+              <a:graphicFrameLocks xmlns:a="http://schemas.openxmlformats.org/drawingml/2006/main" noChangeAspect="1"/>
+            </wp:cNvGraphicFramePr>
+            <a:graphic xmlns:a="http://schemas.openxmlformats.org/drawingml/2006/main">
+              <a:graphicData uri="http://schemas.openxmlformats.org/drawingml/2006/picture">
+                <pic:pic xmlns:pic="http://schemas.openxmlformats.org/drawingml/2006/picture">
+                  <pic:nvPicPr>
+                    <pic:cNvPr id="10" name="图片 4"/>
+                    <pic:cNvPicPr>
+                      <a:picLocks noChangeAspect="1"/>
+                    </pic:cNvPicPr>
+                  </pic:nvPicPr>
+                  <pic:blipFill>
+                    <a:blip r:embed="rId13"/>
+                    <a:stretch>
+                      <a:fillRect/>
+                    </a:stretch>
+                  </pic:blipFill>
+                  <pic:spPr>
+                    <a:xfrm>
+                      <a:off x="0" y="0"/>
+                      <a:ext cx="5264785" cy="2697480"/>
+                    </a:xfrm>
+                    <a:prstGeom prst="rect">
+                      <a:avLst/>
+                    </a:prstGeom>
+                    <a:noFill/>
+                    <a:ln>
+                      <a:noFill/>
+                    </a:ln>
+                  </pic:spPr>
+                </pic:pic>
+              </a:graphicData>
+            </a:graphic>
+          </wp:inline>
+        </w:drawing>
+      </w:r>
+    </w:p>
+    <w:p>
+      <w:pPr>
+        <w:rPr>
+          <w:rFonts w:hint="eastAsia"/>
+        </w:rPr>
+      </w:pPr>
+      <w:r>
+        <w:rPr>
+          <w:rFonts w:ascii="宋体" w:hAnsi="宋体" w:eastAsia="宋体" w:cs="宋体"/>
+          <w:sz w:val="24"/>
+          <w:szCs w:val="24"/>
+        </w:rPr>
+        <w:t>本地安装</w:t>
+      </w:r>
+    </w:p>
+    <w:p>
+      <w:pPr>
+        <w:rPr>
+          <w:rFonts w:hint="eastAsia" w:ascii="宋体" w:hAnsi="宋体" w:eastAsia="宋体" w:cs="宋体"/>
+          <w:sz w:val="24"/>
+          <w:szCs w:val="24"/>
+        </w:rPr>
+      </w:pPr>
+      <w:r>
+        <w:drawing>
+          <wp:inline distT="0" distB="0" distL="114300" distR="114300">
+            <wp:extent cx="5266055" cy="3462020"/>
+            <wp:effectExtent l="0" t="0" r="4445" b="5080"/>
+            <wp:docPr id="11" name="图片 3"/>
+            <wp:cNvGraphicFramePr>
+              <a:graphicFrameLocks xmlns:a="http://schemas.openxmlformats.org/drawingml/2006/main" noChangeAspect="1"/>
+            </wp:cNvGraphicFramePr>
+            <a:graphic xmlns:a="http://schemas.openxmlformats.org/drawingml/2006/main">
+              <a:graphicData uri="http://schemas.openxmlformats.org/drawingml/2006/picture">
+                <pic:pic xmlns:pic="http://schemas.openxmlformats.org/drawingml/2006/picture">
+                  <pic:nvPicPr>
+                    <pic:cNvPr id="11" name="图片 3"/>
+                    <pic:cNvPicPr>
+                      <a:picLocks noChangeAspect="1"/>
+                    </pic:cNvPicPr>
+                  </pic:nvPicPr>
+                  <pic:blipFill>
+                    <a:blip r:embed="rId14"/>
+                    <a:stretch>
+                      <a:fillRect/>
+                    </a:stretch>
+                  </pic:blipFill>
+                  <pic:spPr>
+                    <a:xfrm>
+                      <a:off x="0" y="0"/>
+                      <a:ext cx="5266055" cy="3462020"/>
+                    </a:xfrm>
+                    <a:prstGeom prst="rect">
+                      <a:avLst/>
+                    </a:prstGeom>
+                    <a:noFill/>
+                    <a:ln>
+                      <a:noFill/>
+                    </a:ln>
+                  </pic:spPr>
+                </pic:pic>
+              </a:graphicData>
+            </a:graphic>
+          </wp:inline>
+        </w:drawing>
+      </w:r>
+    </w:p>
+    <w:p>
+      <w:pPr>
+        <w:pStyle w:val="4"/>
+        <w:keepNext w:val="0"/>
+        <w:keepLines w:val="0"/>
+        <w:widowControl/>
+        <w:suppressLineNumbers w:val="0"/>
+        <w:pBdr>
+          <w:top w:val="none" w:color="auto" w:sz="0" w:space="0"/>
+          <w:left w:val="none" w:color="auto" w:sz="0" w:space="0"/>
+          <w:bottom w:val="none" w:color="auto" w:sz="0" w:space="0"/>
+          <w:right w:val="none" w:color="auto" w:sz="0" w:space="0"/>
+        </w:pBdr>
+        <w:spacing w:before="0" w:beforeAutospacing="0" w:after="0" w:afterAutospacing="0" w:line="240" w:lineRule="atLeast"/>
+        <w:ind w:left="0" w:right="0"/>
+        <w:rPr>
+          <w:color w:val="000000"/>
+          <w:sz w:val="16"/>
+          <w:szCs w:val="16"/>
+        </w:rPr>
+      </w:pPr>
+      <w:r>
+        <w:rPr>
+          <w:color w:val="000000"/>
+          <w:sz w:val="16"/>
+          <w:szCs w:val="16"/>
+        </w:rPr>
+        <w:t>步骤 1：解压源码包</w:t>
+      </w:r>
+    </w:p>
+    <w:p>
+      <w:pPr>
+        <w:keepNext w:val="0"/>
+        <w:keepLines w:val="0"/>
+        <w:widowControl/>
+        <w:numPr>
+          <w:ilvl w:val="0"/>
+          <w:numId w:val="3"/>
+        </w:numPr>
+        <w:suppressLineNumbers w:val="0"/>
+        <w:pBdr>
+          <w:top w:val="none" w:color="auto" w:sz="0" w:space="0"/>
+          <w:left w:val="none" w:color="auto" w:sz="0" w:space="0"/>
+          <w:bottom w:val="none" w:color="auto" w:sz="0" w:space="0"/>
+          <w:right w:val="none" w:color="auto" w:sz="0" w:space="0"/>
+        </w:pBdr>
+        <w:spacing w:before="0" w:beforeAutospacing="0" w:after="0" w:afterAutospacing="0" w:line="240" w:lineRule="atLeast"/>
+        <w:ind w:left="0" w:right="0" w:hanging="360"/>
+        <w:rPr>
+          <w:color w:val="000000"/>
+          <w:sz w:val="16"/>
+          <w:szCs w:val="16"/>
+        </w:rPr>
+      </w:pPr>
+      <w:r>
+        <w:rPr>
+          <w:color w:val="000000"/>
+          <w:sz w:val="16"/>
+          <w:szCs w:val="16"/>
+        </w:rPr>
+        <w:t xml:space="preserve">找到你下载的 </w:t>
+      </w:r>
+      <w:r>
+        <w:rPr>
+          <w:rStyle w:val="12"/>
+          <w:color w:val="000000"/>
+          <w:sz w:val="16"/>
+          <w:szCs w:val="16"/>
+        </w:rPr>
+        <w:t>ml-agents-release_23_tag.zip</w:t>
+      </w:r>
+      <w:r>
+        <w:rPr>
+          <w:color w:val="000000"/>
+          <w:sz w:val="16"/>
+          <w:szCs w:val="16"/>
+        </w:rPr>
+        <w:t xml:space="preserve"> 文件。</w:t>
+      </w:r>
+    </w:p>
+    <w:p>
+      <w:pPr>
+        <w:keepNext w:val="0"/>
+        <w:keepLines w:val="0"/>
+        <w:widowControl/>
+        <w:numPr>
+          <w:ilvl w:val="0"/>
+          <w:numId w:val="3"/>
+        </w:numPr>
+        <w:suppressLineNumbers w:val="0"/>
+        <w:pBdr>
+          <w:top w:val="none" w:color="auto" w:sz="0" w:space="0"/>
+          <w:left w:val="none" w:color="auto" w:sz="0" w:space="0"/>
+          <w:bottom w:val="none" w:color="auto" w:sz="0" w:space="0"/>
+          <w:right w:val="none" w:color="auto" w:sz="0" w:space="0"/>
+        </w:pBdr>
+        <w:spacing w:before="0" w:beforeAutospacing="0" w:after="0" w:afterAutospacing="0" w:line="240" w:lineRule="atLeast"/>
+        <w:ind w:left="0" w:right="0" w:hanging="360"/>
+        <w:rPr>
+          <w:color w:val="000000"/>
+          <w:sz w:val="16"/>
+          <w:szCs w:val="16"/>
+        </w:rPr>
+      </w:pPr>
+      <w:r>
+        <w:rPr>
+          <w:color w:val="000000"/>
+          <w:sz w:val="16"/>
+          <w:szCs w:val="16"/>
+        </w:rPr>
+        <w:t>右键点击，选择 “全部提取”，将其解压到一个</w:t>
+      </w:r>
+      <w:r>
+        <w:rPr>
+          <w:rStyle w:val="10"/>
+          <w:b/>
+          <w:bCs/>
+          <w:color w:val="000000"/>
+          <w:sz w:val="16"/>
+          <w:szCs w:val="16"/>
+        </w:rPr>
+        <w:t>无中文、无空格</w:t>
+      </w:r>
+      <w:r>
+        <w:rPr>
+          <w:color w:val="000000"/>
+          <w:sz w:val="16"/>
+          <w:szCs w:val="16"/>
+        </w:rPr>
+        <w:t>的路径，例如：</w:t>
+      </w:r>
+      <w:r>
+        <w:rPr>
+          <w:rStyle w:val="12"/>
+          <w:color w:val="000000"/>
+          <w:sz w:val="16"/>
+          <w:szCs w:val="16"/>
+        </w:rPr>
+        <w:t>D:\ml-agents-release_23</w:t>
+      </w:r>
+      <w:r>
+        <w:rPr>
+          <w:color w:val="000000"/>
+          <w:sz w:val="16"/>
+          <w:szCs w:val="16"/>
+        </w:rPr>
+        <w:t>。</w:t>
+      </w:r>
+    </w:p>
+    <w:p>
+      <w:pPr>
+        <w:keepNext w:val="0"/>
+        <w:keepLines w:val="0"/>
+        <w:widowControl/>
+        <w:numPr>
+          <w:ilvl w:val="0"/>
+          <w:numId w:val="3"/>
+        </w:numPr>
+        <w:suppressLineNumbers w:val="0"/>
+        <w:pBdr>
+          <w:top w:val="none" w:color="auto" w:sz="0" w:space="0"/>
+          <w:left w:val="none" w:color="auto" w:sz="0" w:space="0"/>
+          <w:bottom w:val="none" w:color="auto" w:sz="0" w:space="0"/>
+          <w:right w:val="none" w:color="auto" w:sz="0" w:space="0"/>
+        </w:pBdr>
+        <w:spacing w:before="0" w:beforeAutospacing="0" w:after="0" w:afterAutospacing="0" w:line="240" w:lineRule="atLeast"/>
+        <w:ind w:left="0" w:right="0" w:hanging="360"/>
+        <w:rPr>
+          <w:color w:val="000000"/>
+          <w:sz w:val="16"/>
+          <w:szCs w:val="16"/>
+        </w:rPr>
+      </w:pPr>
+    </w:p>
+    <w:p>
+      <w:pPr>
+        <w:pStyle w:val="4"/>
+        <w:keepNext w:val="0"/>
+        <w:keepLines w:val="0"/>
+        <w:widowControl/>
+        <w:suppressLineNumbers w:val="0"/>
+        <w:pBdr>
+          <w:top w:val="none" w:color="auto" w:sz="0" w:space="0"/>
+          <w:left w:val="none" w:color="auto" w:sz="0" w:space="0"/>
+          <w:bottom w:val="none" w:color="auto" w:sz="0" w:space="0"/>
+          <w:right w:val="none" w:color="auto" w:sz="0" w:space="0"/>
+        </w:pBdr>
+        <w:spacing w:before="0" w:beforeAutospacing="0" w:after="0" w:afterAutospacing="0" w:line="240" w:lineRule="atLeast"/>
+        <w:ind w:left="0" w:right="0"/>
+        <w:rPr>
+          <w:color w:val="000000"/>
+          <w:sz w:val="16"/>
+          <w:szCs w:val="16"/>
+        </w:rPr>
+      </w:pPr>
+      <w:r>
+        <w:rPr>
+          <w:color w:val="000000"/>
+          <w:sz w:val="16"/>
+          <w:szCs w:val="16"/>
+        </w:rPr>
+        <w:t>步骤 2：在 CMD 中执行本地安装</w:t>
+      </w:r>
+    </w:p>
+    <w:p>
+      <w:pPr>
+        <w:keepNext w:val="0"/>
+        <w:keepLines w:val="0"/>
+        <w:widowControl/>
+        <w:suppressLineNumbers w:val="0"/>
+        <w:pBdr>
+          <w:top w:val="none" w:color="auto" w:sz="0" w:space="0"/>
+          <w:left w:val="none" w:color="auto" w:sz="0" w:space="0"/>
+          <w:bottom w:val="none" w:color="auto" w:sz="0" w:space="0"/>
+          <w:right w:val="none" w:color="auto" w:sz="0" w:space="0"/>
+        </w:pBdr>
+        <w:spacing w:before="0" w:beforeAutospacing="0" w:after="0" w:afterAutospacing="0" w:line="240" w:lineRule="atLeast"/>
+        <w:ind w:left="0" w:right="0"/>
+        <w:jc w:val="left"/>
+        <w:rPr>
+          <w:rFonts w:ascii="宋体" w:hAnsi="宋体" w:eastAsia="宋体" w:cs="宋体"/>
+          <w:color w:val="000000"/>
+          <w:kern w:val="0"/>
+          <w:sz w:val="16"/>
+          <w:szCs w:val="16"/>
+          <w:lang w:val="en-US" w:eastAsia="zh-CN" w:bidi="ar"/>
+        </w:rPr>
+      </w:pPr>
+      <w:r>
+        <w:rPr>
+          <w:rFonts w:ascii="宋体" w:hAnsi="宋体" w:eastAsia="宋体" w:cs="宋体"/>
+          <w:color w:val="000000"/>
+          <w:kern w:val="0"/>
+          <w:sz w:val="16"/>
+          <w:szCs w:val="16"/>
+          <w:lang w:val="en-US" w:eastAsia="zh-CN" w:bidi="ar"/>
+        </w:rPr>
+        <w:t xml:space="preserve">请确保你的 </w:t>
+      </w:r>
+      <w:r>
+        <w:rPr>
+          <w:rStyle w:val="12"/>
+          <w:rFonts w:ascii="宋体" w:hAnsi="宋体" w:eastAsia="宋体" w:cs="宋体"/>
+          <w:color w:val="000000"/>
+          <w:kern w:val="0"/>
+          <w:sz w:val="16"/>
+          <w:szCs w:val="16"/>
+          <w:lang w:val="en-US" w:eastAsia="zh-CN" w:bidi="ar"/>
+        </w:rPr>
+        <w:t>mlagents-402</w:t>
+      </w:r>
+      <w:r>
+        <w:rPr>
+          <w:rFonts w:ascii="宋体" w:hAnsi="宋体" w:eastAsia="宋体" w:cs="宋体"/>
+          <w:color w:val="000000"/>
+          <w:kern w:val="0"/>
+          <w:sz w:val="16"/>
+          <w:szCs w:val="16"/>
+          <w:lang w:val="en-US" w:eastAsia="zh-CN" w:bidi="ar"/>
+        </w:rPr>
+        <w:t xml:space="preserve"> 环境已经激活（CMD 前缀显示 </w:t>
+      </w:r>
+      <w:r>
+        <w:rPr>
+          <w:rStyle w:val="12"/>
+          <w:rFonts w:ascii="宋体" w:hAnsi="宋体" w:eastAsia="宋体" w:cs="宋体"/>
+          <w:color w:val="000000"/>
+          <w:kern w:val="0"/>
+          <w:sz w:val="16"/>
+          <w:szCs w:val="16"/>
+          <w:lang w:val="en-US" w:eastAsia="zh-CN" w:bidi="ar"/>
+        </w:rPr>
+        <w:t>(D:\conda_envs\mlagents-402)</w:t>
+      </w:r>
+      <w:r>
+        <w:rPr>
+          <w:rFonts w:ascii="宋体" w:hAnsi="宋体" w:eastAsia="宋体" w:cs="宋体"/>
+          <w:color w:val="000000"/>
+          <w:kern w:val="0"/>
+          <w:sz w:val="16"/>
+          <w:szCs w:val="16"/>
+          <w:lang w:val="en-US" w:eastAsia="zh-CN" w:bidi="ar"/>
+        </w:rPr>
+        <w:t>），然后按顺序执行以下命令：</w:t>
+      </w:r>
+    </w:p>
+    <w:p>
+      <w:pPr>
+        <w:keepNext w:val="0"/>
+        <w:keepLines w:val="0"/>
+        <w:widowControl/>
+        <w:suppressLineNumbers w:val="0"/>
+        <w:pBdr>
+          <w:top w:val="none" w:color="auto" w:sz="0" w:space="0"/>
+          <w:left w:val="none" w:color="auto" w:sz="0" w:space="0"/>
+          <w:bottom w:val="none" w:color="auto" w:sz="0" w:space="0"/>
+          <w:right w:val="none" w:color="auto" w:sz="0" w:space="0"/>
+        </w:pBdr>
+        <w:spacing w:before="0" w:beforeAutospacing="0" w:after="0" w:afterAutospacing="0" w:line="240" w:lineRule="atLeast"/>
+        <w:ind w:left="0" w:right="0"/>
+        <w:jc w:val="left"/>
+        <w:rPr>
+          <w:rFonts w:ascii="宋体" w:hAnsi="宋体" w:eastAsia="宋体" w:cs="宋体"/>
+          <w:color w:val="000000"/>
+          <w:kern w:val="0"/>
+          <w:sz w:val="16"/>
+          <w:szCs w:val="16"/>
+          <w:lang w:val="en-US" w:eastAsia="zh-CN" w:bidi="ar"/>
+        </w:rPr>
+      </w:pPr>
+    </w:p>
+    <w:p>
+      <w:pPr>
+        <w:rPr>
+          <w:rFonts w:ascii="Segoe UI Emoji" w:hAnsi="Segoe UI Emoji" w:eastAsia="Segoe UI Emoji" w:cs="Segoe UI Emoji"/>
+          <w:i w:val="0"/>
+          <w:iCs w:val="0"/>
+          <w:caps w:val="0"/>
+          <w:color w:val="000000"/>
+          <w:spacing w:val="0"/>
+          <w:sz w:val="16"/>
+          <w:szCs w:val="16"/>
+        </w:rPr>
+      </w:pPr>
+      <w:r>
+        <w:rPr>
+          <w:rFonts w:ascii="Segoe UI Emoji" w:hAnsi="Segoe UI Emoji" w:eastAsia="Segoe UI Emoji" w:cs="Segoe UI Emoji"/>
+          <w:i w:val="0"/>
+          <w:iCs w:val="0"/>
+          <w:caps w:val="0"/>
+          <w:color w:val="000000"/>
+          <w:spacing w:val="0"/>
+          <w:sz w:val="16"/>
+          <w:szCs w:val="16"/>
+        </w:rPr>
+        <w:t xml:space="preserve"># 1. 进入解压后的目录（请替换为你实际的解压路径） </w:t>
+      </w:r>
+    </w:p>
+    <w:p>
+      <w:pPr>
+        <w:rPr>
+          <w:rFonts w:ascii="Segoe UI Emoji" w:hAnsi="Segoe UI Emoji" w:eastAsia="Segoe UI Emoji" w:cs="Segoe UI Emoji"/>
+          <w:i w:val="0"/>
+          <w:iCs w:val="0"/>
+          <w:caps w:val="0"/>
+          <w:color w:val="000000"/>
+          <w:spacing w:val="0"/>
+          <w:sz w:val="16"/>
+          <w:szCs w:val="16"/>
+        </w:rPr>
+      </w:pPr>
+      <w:r>
+        <w:rPr>
+          <w:rFonts w:ascii="Segoe UI Emoji" w:hAnsi="Segoe UI Emoji" w:eastAsia="Segoe UI Emoji" w:cs="Segoe UI Emoji"/>
+          <w:i w:val="0"/>
+          <w:iCs w:val="0"/>
+          <w:caps w:val="0"/>
+          <w:color w:val="000000"/>
+          <w:spacing w:val="0"/>
+          <w:sz w:val="16"/>
+          <w:szCs w:val="16"/>
+        </w:rPr>
+        <w:t xml:space="preserve">cd D:\ml-agents-release_23 </w:t>
+      </w:r>
+    </w:p>
+    <w:p>
+      <w:pPr>
+        <w:rPr>
+          <w:rFonts w:ascii="Segoe UI Emoji" w:hAnsi="Segoe UI Emoji" w:eastAsia="Segoe UI Emoji" w:cs="Segoe UI Emoji"/>
+          <w:i w:val="0"/>
+          <w:iCs w:val="0"/>
+          <w:caps w:val="0"/>
+          <w:color w:val="000000"/>
+          <w:spacing w:val="0"/>
+          <w:sz w:val="16"/>
+          <w:szCs w:val="16"/>
+        </w:rPr>
+      </w:pPr>
+    </w:p>
+    <w:p>
+      <w:pPr>
+        <w:rPr>
+          <w:rFonts w:ascii="Segoe UI Emoji" w:hAnsi="Segoe UI Emoji" w:eastAsia="Segoe UI Emoji" w:cs="Segoe UI Emoji"/>
+          <w:i w:val="0"/>
+          <w:iCs w:val="0"/>
+          <w:caps w:val="0"/>
+          <w:color w:val="000000"/>
+          <w:spacing w:val="0"/>
+          <w:sz w:val="16"/>
+          <w:szCs w:val="16"/>
+        </w:rPr>
+      </w:pPr>
+      <w:r>
+        <w:rPr>
+          <w:rFonts w:ascii="Segoe UI Emoji" w:hAnsi="Segoe UI Emoji" w:eastAsia="Segoe UI Emoji" w:cs="Segoe UI Emoji"/>
+          <w:i w:val="0"/>
+          <w:iCs w:val="0"/>
+          <w:caps w:val="0"/>
+          <w:color w:val="000000"/>
+          <w:spacing w:val="0"/>
+          <w:sz w:val="16"/>
+          <w:szCs w:val="16"/>
+        </w:rPr>
+        <w:t xml:space="preserve"># 2. 本地安装 ml-agents 和 ml-agents-envs（核心步骤，无需网络） </w:t>
+      </w:r>
+    </w:p>
+    <w:p>
+      <w:pPr>
+        <w:rPr>
+          <w:rFonts w:ascii="Segoe UI Emoji" w:hAnsi="Segoe UI Emoji" w:eastAsia="Segoe UI Emoji" w:cs="Segoe UI Emoji"/>
+          <w:i w:val="0"/>
+          <w:iCs w:val="0"/>
+          <w:caps w:val="0"/>
+          <w:color w:val="000000"/>
+          <w:spacing w:val="0"/>
+          <w:sz w:val="16"/>
+          <w:szCs w:val="16"/>
+        </w:rPr>
+      </w:pPr>
+      <w:r>
+        <w:rPr>
+          <w:rFonts w:ascii="Segoe UI Emoji" w:hAnsi="Segoe UI Emoji" w:eastAsia="Segoe UI Emoji" w:cs="Segoe UI Emoji"/>
+          <w:i w:val="0"/>
+          <w:iCs w:val="0"/>
+          <w:caps w:val="0"/>
+          <w:color w:val="000000"/>
+          <w:spacing w:val="0"/>
+          <w:sz w:val="16"/>
+          <w:szCs w:val="16"/>
+        </w:rPr>
+        <w:t>pip install -e ./ml-agents -e ./ml-agents-envs</w:t>
+      </w:r>
+    </w:p>
+    <w:p>
+      <w:pPr>
+        <w:rPr>
+          <w:rFonts w:ascii="Segoe UI Emoji" w:hAnsi="Segoe UI Emoji" w:eastAsia="Segoe UI Emoji" w:cs="Segoe UI Emoji"/>
+          <w:i w:val="0"/>
+          <w:iCs w:val="0"/>
+          <w:caps w:val="0"/>
+          <w:color w:val="000000"/>
+          <w:spacing w:val="0"/>
+          <w:sz w:val="16"/>
+          <w:szCs w:val="16"/>
+        </w:rPr>
+      </w:pPr>
+    </w:p>
+    <w:p>
+      <w:pPr>
+        <w:rPr>
+          <w:rFonts w:ascii="Segoe UI Emoji" w:hAnsi="Segoe UI Emoji" w:eastAsia="Segoe UI Emoji" w:cs="Segoe UI Emoji"/>
+          <w:i w:val="0"/>
+          <w:iCs w:val="0"/>
+          <w:caps w:val="0"/>
+          <w:color w:val="000000"/>
+          <w:spacing w:val="0"/>
+          <w:sz w:val="16"/>
+          <w:szCs w:val="16"/>
+        </w:rPr>
+      </w:pPr>
+      <w:r>
+        <w:rPr>
+          <w:rFonts w:ascii="Segoe UI Emoji" w:hAnsi="Segoe UI Emoji" w:eastAsia="Segoe UI Emoji" w:cs="Segoe UI Emoji"/>
+          <w:i w:val="0"/>
+          <w:iCs w:val="0"/>
+          <w:caps w:val="0"/>
+          <w:color w:val="000000"/>
+          <w:spacing w:val="0"/>
+          <w:sz w:val="16"/>
+          <w:szCs w:val="16"/>
+        </w:rPr>
+        <w:t xml:space="preserve"> # 3. 安装配套依赖（使用清华源，速度更快） </w:t>
+      </w:r>
+    </w:p>
+    <w:p>
+      <w:pPr>
+        <w:rPr>
+          <w:rFonts w:hint="eastAsia" w:ascii="宋体" w:hAnsi="宋体" w:eastAsia="宋体" w:cs="宋体"/>
+          <w:sz w:val="24"/>
+          <w:szCs w:val="24"/>
+        </w:rPr>
+      </w:pPr>
+      <w:r>
+        <w:rPr>
+          <w:rFonts w:ascii="Segoe UI Emoji" w:hAnsi="Segoe UI Emoji" w:eastAsia="Segoe UI Emoji" w:cs="Segoe UI Emoji"/>
+          <w:i w:val="0"/>
+          <w:iCs w:val="0"/>
+          <w:caps w:val="0"/>
+          <w:color w:val="000000"/>
+          <w:spacing w:val="0"/>
+          <w:sz w:val="16"/>
+          <w:szCs w:val="16"/>
+        </w:rPr>
+        <w:t>pip install tensorboard==2.10.1 protobuf==4.21.12 grpcio==1.53.2 torch==2.2.2 --trusted-host pypi.tuna.tsinghua.edu.cn -i https://pypi.tuna.tsinghua.edu.cn/simple</w:t>
+      </w:r>
+    </w:p>
+    <w:p>
+      <w:pPr>
+        <w:rPr>
+          <w:rFonts w:hint="eastAsia" w:ascii="宋体" w:hAnsi="宋体" w:eastAsia="宋体" w:cs="宋体"/>
+          <w:sz w:val="24"/>
+          <w:szCs w:val="24"/>
+        </w:rPr>
+      </w:pPr>
+    </w:p>
+    <w:p>
+      <w:pPr>
+        <w:widowControl w:val="0"/>
+        <w:numPr>
+          <w:ilvl w:val="0"/>
+          <w:numId w:val="0"/>
+        </w:numPr>
+        <w:ind w:leftChars="0"/>
+        <w:jc w:val="both"/>
+        <w:rPr>
+          <w:rFonts w:ascii="宋体" w:hAnsi="宋体" w:eastAsia="宋体" w:cs="宋体"/>
+          <w:sz w:val="24"/>
+          <w:szCs w:val="24"/>
+        </w:rPr>
+      </w:pPr>
+      <w:r>
+        <w:rPr>
+          <w:rFonts w:ascii="宋体" w:hAnsi="宋体" w:eastAsia="宋体" w:cs="宋体"/>
+          <w:sz w:val="24"/>
+          <w:szCs w:val="24"/>
+        </w:rPr>
+        <w:t>步骤 3：验证安装是否成功</w:t>
+      </w:r>
+    </w:p>
+    <w:p>
+      <w:pPr>
+        <w:widowControl w:val="0"/>
+        <w:numPr>
+          <w:ilvl w:val="0"/>
+          <w:numId w:val="0"/>
+        </w:numPr>
+        <w:ind w:leftChars="0"/>
+        <w:jc w:val="both"/>
+        <w:rPr>
+          <w:rFonts w:ascii="Segoe UI Emoji" w:hAnsi="Segoe UI Emoji" w:eastAsia="Segoe UI Emoji" w:cs="Segoe UI Emoji"/>
+          <w:i w:val="0"/>
+          <w:iCs w:val="0"/>
+          <w:caps w:val="0"/>
+          <w:color w:val="000000"/>
+          <w:spacing w:val="0"/>
+          <w:sz w:val="16"/>
+          <w:szCs w:val="16"/>
+        </w:rPr>
+      </w:pPr>
+      <w:r>
+        <w:rPr>
+          <w:rFonts w:ascii="Segoe UI Emoji" w:hAnsi="Segoe UI Emoji" w:eastAsia="Segoe UI Emoji" w:cs="Segoe UI Emoji"/>
+          <w:i w:val="0"/>
+          <w:iCs w:val="0"/>
+          <w:caps w:val="0"/>
+          <w:color w:val="000000"/>
+          <w:spacing w:val="0"/>
+          <w:sz w:val="16"/>
+          <w:szCs w:val="16"/>
+        </w:rPr>
+        <w:t xml:space="preserve">python -c "from mlagents_envs.environment import UnityEnvironment; print('ml-agents 核心模块导入成功！')" </w:t>
+      </w:r>
+    </w:p>
+    <w:p>
+      <w:pPr>
+        <w:widowControl w:val="0"/>
+        <w:numPr>
+          <w:ilvl w:val="0"/>
+          <w:numId w:val="0"/>
+        </w:numPr>
+        <w:ind w:leftChars="0"/>
+        <w:jc w:val="both"/>
+        <w:rPr>
+          <w:rFonts w:ascii="Segoe UI Emoji" w:hAnsi="Segoe UI Emoji" w:eastAsia="Segoe UI Emoji" w:cs="Segoe UI Emoji"/>
+          <w:i w:val="0"/>
+          <w:iCs w:val="0"/>
+          <w:caps w:val="0"/>
+          <w:color w:val="000000"/>
+          <w:spacing w:val="0"/>
+          <w:sz w:val="16"/>
+          <w:szCs w:val="16"/>
+        </w:rPr>
+      </w:pPr>
+      <w:r>
+        <w:drawing>
+          <wp:inline distT="0" distB="0" distL="114300" distR="114300">
+            <wp:extent cx="5262245" cy="2779395"/>
+            <wp:effectExtent l="0" t="0" r="8255" b="1905"/>
+            <wp:docPr id="12" name="图片 1"/>
+            <wp:cNvGraphicFramePr>
+              <a:graphicFrameLocks xmlns:a="http://schemas.openxmlformats.org/drawingml/2006/main" noChangeAspect="1"/>
+            </wp:cNvGraphicFramePr>
+            <a:graphic xmlns:a="http://schemas.openxmlformats.org/drawingml/2006/main">
+              <a:graphicData uri="http://schemas.openxmlformats.org/drawingml/2006/picture">
+                <pic:pic xmlns:pic="http://schemas.openxmlformats.org/drawingml/2006/picture">
+                  <pic:nvPicPr>
+                    <pic:cNvPr id="12" name="图片 1"/>
+                    <pic:cNvPicPr>
+                      <a:picLocks noChangeAspect="1"/>
+                    </pic:cNvPicPr>
+                  </pic:nvPicPr>
+                  <pic:blipFill>
+                    <a:blip r:embed="rId15"/>
+                    <a:stretch>
+                      <a:fillRect/>
+                    </a:stretch>
+                  </pic:blipFill>
+                  <pic:spPr>
+                    <a:xfrm>
+                      <a:off x="0" y="0"/>
+                      <a:ext cx="5262245" cy="2779395"/>
+                    </a:xfrm>
+                    <a:prstGeom prst="rect">
+                      <a:avLst/>
+                    </a:prstGeom>
+                    <a:noFill/>
+                    <a:ln>
+                      <a:noFill/>
+                    </a:ln>
+                  </pic:spPr>
+                </pic:pic>
+              </a:graphicData>
+            </a:graphic>
+          </wp:inline>
+        </w:drawing>
+      </w:r>
+    </w:p>
+    <w:p>
+      <w:pPr>
+        <w:widowControl w:val="0"/>
+        <w:numPr>
+          <w:ilvl w:val="0"/>
+          <w:numId w:val="0"/>
+        </w:numPr>
+        <w:ind w:leftChars="0"/>
+        <w:jc w:val="both"/>
+        <w:rPr>
+          <w:rFonts w:ascii="Segoe UI Emoji" w:hAnsi="Segoe UI Emoji" w:eastAsia="Segoe UI Emoji" w:cs="Segoe UI Emoji"/>
+          <w:i w:val="0"/>
+          <w:iCs w:val="0"/>
+          <w:caps w:val="0"/>
+          <w:color w:val="000000"/>
+          <w:spacing w:val="0"/>
+          <w:sz w:val="16"/>
+          <w:szCs w:val="16"/>
+        </w:rPr>
+      </w:pPr>
+      <w:r>
+        <w:rPr>
+          <w:rFonts w:ascii="Segoe UI Emoji" w:hAnsi="Segoe UI Emoji" w:eastAsia="Segoe UI Emoji" w:cs="Segoe UI Emoji"/>
+          <w:i w:val="0"/>
+          <w:iCs w:val="0"/>
+          <w:caps w:val="0"/>
+          <w:color w:val="000000"/>
+          <w:spacing w:val="0"/>
+          <w:sz w:val="16"/>
+          <w:szCs w:val="16"/>
+        </w:rPr>
+        <w:t xml:space="preserve"># 验证训练命令是否真的可用（看是否能输出完整帮助） </w:t>
+      </w:r>
+    </w:p>
+    <w:p>
+      <w:pPr>
+        <w:widowControl w:val="0"/>
+        <w:numPr>
+          <w:ilvl w:val="0"/>
+          <w:numId w:val="0"/>
+        </w:numPr>
+        <w:ind w:leftChars="0"/>
+        <w:jc w:val="both"/>
+        <w:rPr>
+          <w:rFonts w:ascii="Segoe UI Emoji" w:hAnsi="Segoe UI Emoji" w:eastAsia="Segoe UI Emoji" w:cs="Segoe UI Emoji"/>
+          <w:i w:val="0"/>
+          <w:iCs w:val="0"/>
+          <w:caps w:val="0"/>
+          <w:color w:val="000000"/>
+          <w:spacing w:val="0"/>
+          <w:sz w:val="16"/>
+          <w:szCs w:val="16"/>
+        </w:rPr>
+      </w:pPr>
+      <w:r>
+        <w:rPr>
+          <w:rFonts w:ascii="Segoe UI Emoji" w:hAnsi="Segoe UI Emoji" w:eastAsia="Segoe UI Emoji" w:cs="Segoe UI Emoji"/>
+          <w:i w:val="0"/>
+          <w:iCs w:val="0"/>
+          <w:caps w:val="0"/>
+          <w:color w:val="000000"/>
+          <w:spacing w:val="0"/>
+          <w:sz w:val="16"/>
+          <w:szCs w:val="16"/>
+        </w:rPr>
+        <w:t>mlagents-learn --help</w:t>
+      </w:r>
+    </w:p>
+    <w:p>
+      <w:pPr>
+        <w:widowControl w:val="0"/>
+        <w:numPr>
+          <w:ilvl w:val="0"/>
+          <w:numId w:val="0"/>
+        </w:numPr>
+        <w:ind w:leftChars="0"/>
+        <w:jc w:val="both"/>
+      </w:pPr>
+      <w:r>
+        <w:drawing>
+          <wp:inline distT="0" distB="0" distL="114300" distR="114300">
+            <wp:extent cx="5259705" cy="2815590"/>
+            <wp:effectExtent l="0" t="0" r="10795" b="3810"/>
+            <wp:docPr id="13" name="图片 2"/>
+            <wp:cNvGraphicFramePr>
+              <a:graphicFrameLocks xmlns:a="http://schemas.openxmlformats.org/drawingml/2006/main" noChangeAspect="1"/>
+            </wp:cNvGraphicFramePr>
+            <a:graphic xmlns:a="http://schemas.openxmlformats.org/drawingml/2006/main">
+              <a:graphicData uri="http://schemas.openxmlformats.org/drawingml/2006/picture">
+                <pic:pic xmlns:pic="http://schemas.openxmlformats.org/drawingml/2006/picture">
+                  <pic:nvPicPr>
+                    <pic:cNvPr id="13" name="图片 2"/>
+                    <pic:cNvPicPr>
+                      <a:picLocks noChangeAspect="1"/>
+                    </pic:cNvPicPr>
+                  </pic:nvPicPr>
+                  <pic:blipFill>
+                    <a:blip r:embed="rId16"/>
+                    <a:stretch>
+                      <a:fillRect/>
+                    </a:stretch>
+                  </pic:blipFill>
+                  <pic:spPr>
+                    <a:xfrm>
+                      <a:off x="0" y="0"/>
+                      <a:ext cx="5259705" cy="2815590"/>
+                    </a:xfrm>
+                    <a:prstGeom prst="rect">
+                      <a:avLst/>
+                    </a:prstGeom>
+                    <a:noFill/>
+                    <a:ln>
+                      <a:noFill/>
+                    </a:ln>
+                  </pic:spPr>
+                </pic:pic>
+              </a:graphicData>
+            </a:graphic>
+          </wp:inline>
+        </w:drawing>
+      </w:r>
+    </w:p>
+    <w:p/>
+    <w:p>
+      <w:pPr>
+        <w:rPr>
+          <w:rFonts w:hint="eastAsia" w:ascii="宋体" w:hAnsi="宋体" w:eastAsia="宋体" w:cs="宋体"/>
+          <w:sz w:val="24"/>
+          <w:szCs w:val="24"/>
+          <w:lang w:val="en-US" w:eastAsia="zh-CN"/>
+        </w:rPr>
+      </w:pPr>
+      <w:r>
+        <w:rPr>
+          <w:rFonts w:ascii="宋体" w:hAnsi="宋体" w:eastAsia="宋体" w:cs="宋体"/>
+          <w:sz w:val="24"/>
+          <w:szCs w:val="24"/>
+        </w:rPr>
+        <w:t>Python3.10 环境安装</w:t>
+      </w:r>
+      <w:r>
+        <w:rPr>
+          <w:rFonts w:hint="eastAsia" w:ascii="宋体" w:hAnsi="宋体" w:eastAsia="宋体" w:cs="宋体"/>
+          <w:sz w:val="24"/>
+          <w:szCs w:val="24"/>
+          <w:lang w:val="en-US" w:eastAsia="zh-CN"/>
+        </w:rPr>
+        <w:t>其他包</w:t>
+      </w:r>
+    </w:p>
+    <w:p>
+      <w:pPr>
+        <w:rPr>
+          <w:rFonts w:hint="default" w:ascii="宋体" w:hAnsi="宋体" w:eastAsia="宋体" w:cs="宋体"/>
+          <w:sz w:val="24"/>
+          <w:szCs w:val="24"/>
+          <w:lang w:val="en-US" w:eastAsia="zh-CN"/>
+        </w:rPr>
+      </w:pPr>
+      <w:r>
+        <w:rPr>
+          <w:rFonts w:hint="eastAsia" w:ascii="宋体" w:hAnsi="宋体" w:eastAsia="宋体" w:cs="宋体"/>
+          <w:sz w:val="24"/>
+          <w:szCs w:val="24"/>
+          <w:lang w:val="en-US" w:eastAsia="zh-CN"/>
+        </w:rPr>
+        <w:t>目录：</w:t>
+      </w:r>
+    </w:p>
+    <w:p>
+      <w:pPr>
+        <w:jc w:val="center"/>
+        <w:rPr>
+          <w:rFonts w:hint="eastAsia" w:ascii="宋体" w:hAnsi="宋体" w:eastAsia="宋体" w:cs="宋体"/>
+          <w:sz w:val="24"/>
+          <w:szCs w:val="24"/>
+          <w:lang w:val="en-US" w:eastAsia="zh-CN"/>
+        </w:rPr>
+      </w:pPr>
+      <w:r>
+        <w:rPr>
+          <w:rFonts w:hint="default" w:ascii="宋体" w:hAnsi="宋体" w:eastAsia="宋体" w:cs="宋体"/>
+          <w:sz w:val="24"/>
+          <w:szCs w:val="24"/>
+          <w:lang w:val="en-US" w:eastAsia="zh-CN"/>
+        </w:rPr>
+        <w:t>E:\Unity_data\PPUV-YOLOv8</w:t>
+      </w:r>
+      <w:r>
+        <w:rPr>
+          <w:rFonts w:hint="eastAsia" w:ascii="宋体" w:hAnsi="宋体" w:eastAsia="宋体" w:cs="宋体"/>
+          <w:sz w:val="24"/>
+          <w:szCs w:val="24"/>
+          <w:lang w:val="en-US" w:eastAsia="zh-CN"/>
+        </w:rPr>
+        <w:t>\mlagents_train_packages.txt</w:t>
+      </w:r>
+    </w:p>
+    <w:p>
+      <w:pPr>
+        <w:rPr>
+          <w:rFonts w:hint="eastAsia" w:ascii="Segoe UI Emoji" w:hAnsi="Segoe UI Emoji" w:eastAsia="Segoe UI Emoji" w:cs="Segoe UI Emoji"/>
+          <w:i w:val="0"/>
+          <w:iCs w:val="0"/>
+          <w:caps w:val="0"/>
+          <w:color w:val="000000"/>
+          <w:spacing w:val="0"/>
+          <w:sz w:val="16"/>
+          <w:szCs w:val="16"/>
+          <w:lang w:eastAsia="zh-CN"/>
+        </w:rPr>
+      </w:pPr>
+    </w:p>
+    <w:p>
+      <w:pPr>
+        <w:rPr>
+          <w:rFonts w:hint="eastAsia" w:ascii="Segoe UI Emoji" w:hAnsi="Segoe UI Emoji" w:eastAsia="Segoe UI Emoji" w:cs="Segoe UI Emoji"/>
+          <w:i w:val="0"/>
+          <w:iCs w:val="0"/>
+          <w:caps w:val="0"/>
+          <w:color w:val="000000"/>
+          <w:spacing w:val="0"/>
+          <w:sz w:val="16"/>
+          <w:szCs w:val="16"/>
+          <w:lang w:eastAsia="zh-CN"/>
+        </w:rPr>
+      </w:pPr>
+    </w:p>
+    <w:p>
+      <w:pPr>
+        <w:rPr>
+          <w:rFonts w:ascii="宋体" w:hAnsi="宋体" w:eastAsia="宋体" w:cs="宋体"/>
+          <w:sz w:val="24"/>
+          <w:szCs w:val="24"/>
+        </w:rPr>
+      </w:pPr>
+      <w:r>
+        <w:rPr>
+          <w:rFonts w:ascii="宋体" w:hAnsi="宋体" w:eastAsia="宋体" w:cs="宋体"/>
+          <w:sz w:val="24"/>
+          <w:szCs w:val="24"/>
+        </w:rPr>
+        <w:t>安装后验证命令</w:t>
+      </w:r>
+    </w:p>
+    <w:p>
+      <w:pPr>
+        <w:rPr>
+          <w:rFonts w:ascii="Segoe UI Emoji" w:hAnsi="Segoe UI Emoji" w:eastAsia="Segoe UI Emoji" w:cs="Segoe UI Emoji"/>
+          <w:i w:val="0"/>
+          <w:iCs w:val="0"/>
+          <w:caps w:val="0"/>
+          <w:color w:val="000000"/>
+          <w:spacing w:val="0"/>
+          <w:sz w:val="16"/>
+          <w:szCs w:val="16"/>
+        </w:rPr>
+      </w:pPr>
+      <w:r>
+        <w:rPr>
+          <w:rFonts w:ascii="Segoe UI Emoji" w:hAnsi="Segoe UI Emoji" w:eastAsia="Segoe UI Emoji" w:cs="Segoe UI Emoji"/>
+          <w:i w:val="0"/>
+          <w:iCs w:val="0"/>
+          <w:caps w:val="0"/>
+          <w:color w:val="000000"/>
+          <w:spacing w:val="0"/>
+          <w:sz w:val="16"/>
+          <w:szCs w:val="16"/>
+        </w:rPr>
+        <w:t xml:space="preserve"># 1. 检查整体依赖 </w:t>
+      </w:r>
+    </w:p>
+    <w:p>
+      <w:pPr>
+        <w:rPr>
+          <w:rFonts w:ascii="Segoe UI Emoji" w:hAnsi="Segoe UI Emoji" w:eastAsia="Segoe UI Emoji" w:cs="Segoe UI Emoji"/>
+          <w:i w:val="0"/>
+          <w:iCs w:val="0"/>
+          <w:caps w:val="0"/>
+          <w:color w:val="000000"/>
+          <w:spacing w:val="0"/>
+          <w:sz w:val="16"/>
+          <w:szCs w:val="16"/>
+        </w:rPr>
+      </w:pPr>
+      <w:r>
+        <w:rPr>
+          <w:rFonts w:ascii="Segoe UI Emoji" w:hAnsi="Segoe UI Emoji" w:eastAsia="Segoe UI Emoji" w:cs="Segoe UI Emoji"/>
+          <w:i w:val="0"/>
+          <w:iCs w:val="0"/>
+          <w:caps w:val="0"/>
+          <w:color w:val="000000"/>
+          <w:spacing w:val="0"/>
+          <w:sz w:val="16"/>
+          <w:szCs w:val="16"/>
+        </w:rPr>
+        <w:t xml:space="preserve">pip check </w:t>
+      </w:r>
+    </w:p>
+    <w:p>
+      <w:pPr>
+        <w:rPr>
+          <w:rFonts w:ascii="Segoe UI Emoji" w:hAnsi="Segoe UI Emoji" w:eastAsia="Segoe UI Emoji" w:cs="Segoe UI Emoji"/>
+          <w:i w:val="0"/>
+          <w:iCs w:val="0"/>
+          <w:caps w:val="0"/>
+          <w:color w:val="000000"/>
+          <w:spacing w:val="0"/>
+          <w:sz w:val="16"/>
+          <w:szCs w:val="16"/>
+        </w:rPr>
+      </w:pPr>
+    </w:p>
+    <w:p>
+      <w:pPr>
+        <w:rPr>
+          <w:rFonts w:ascii="Segoe UI Emoji" w:hAnsi="Segoe UI Emoji" w:eastAsia="Segoe UI Emoji" w:cs="Segoe UI Emoji"/>
+          <w:i w:val="0"/>
+          <w:iCs w:val="0"/>
+          <w:caps w:val="0"/>
+          <w:color w:val="000000"/>
+          <w:spacing w:val="0"/>
+          <w:sz w:val="16"/>
+          <w:szCs w:val="16"/>
+        </w:rPr>
+      </w:pPr>
+      <w:r>
+        <w:rPr>
+          <w:rFonts w:ascii="Segoe UI Emoji" w:hAnsi="Segoe UI Emoji" w:eastAsia="Segoe UI Emoji" w:cs="Segoe UI Emoji"/>
+          <w:i w:val="0"/>
+          <w:iCs w:val="0"/>
+          <w:caps w:val="0"/>
+          <w:color w:val="000000"/>
+          <w:spacing w:val="0"/>
+          <w:sz w:val="16"/>
+          <w:szCs w:val="16"/>
+        </w:rPr>
+        <w:t xml:space="preserve"># 2. 验证TensorFlow GPU调用 </w:t>
+      </w:r>
+    </w:p>
+    <w:p>
+      <w:pPr>
+        <w:rPr>
+          <w:rFonts w:ascii="Segoe UI Emoji" w:hAnsi="Segoe UI Emoji" w:eastAsia="Segoe UI Emoji" w:cs="Segoe UI Emoji"/>
+          <w:i w:val="0"/>
+          <w:iCs w:val="0"/>
+          <w:caps w:val="0"/>
+          <w:color w:val="000000"/>
+          <w:spacing w:val="0"/>
+          <w:sz w:val="16"/>
+          <w:szCs w:val="16"/>
+        </w:rPr>
+      </w:pPr>
+      <w:r>
+        <w:rPr>
+          <w:rFonts w:ascii="Segoe UI Emoji" w:hAnsi="Segoe UI Emoji" w:eastAsia="Segoe UI Emoji" w:cs="Segoe UI Emoji"/>
+          <w:i w:val="0"/>
+          <w:iCs w:val="0"/>
+          <w:caps w:val="0"/>
+          <w:color w:val="000000"/>
+          <w:spacing w:val="0"/>
+          <w:sz w:val="16"/>
+          <w:szCs w:val="16"/>
+        </w:rPr>
+        <w:t xml:space="preserve">python -c "import tensorflow as tf; print('TF版本:',tf.__version__,'\nGPU设备:',tf.config.list_physical_devices('GPU'))" </w:t>
+      </w:r>
+    </w:p>
+    <w:p>
+      <w:pPr>
+        <w:rPr>
+          <w:rFonts w:ascii="Segoe UI Emoji" w:hAnsi="Segoe UI Emoji" w:eastAsia="Segoe UI Emoji" w:cs="Segoe UI Emoji"/>
+          <w:i w:val="0"/>
+          <w:iCs w:val="0"/>
+          <w:caps w:val="0"/>
+          <w:color w:val="000000"/>
+          <w:spacing w:val="0"/>
+          <w:sz w:val="16"/>
+          <w:szCs w:val="16"/>
+        </w:rPr>
+      </w:pPr>
+    </w:p>
+    <w:p>
+      <w:pPr>
+        <w:rPr>
+          <w:rFonts w:ascii="Segoe UI Emoji" w:hAnsi="Segoe UI Emoji" w:eastAsia="Segoe UI Emoji" w:cs="Segoe UI Emoji"/>
+          <w:i w:val="0"/>
+          <w:iCs w:val="0"/>
+          <w:caps w:val="0"/>
+          <w:color w:val="000000"/>
+          <w:spacing w:val="0"/>
+          <w:sz w:val="16"/>
+          <w:szCs w:val="16"/>
+        </w:rPr>
+      </w:pPr>
+      <w:r>
+        <w:rPr>
+          <w:rFonts w:ascii="Segoe UI Emoji" w:hAnsi="Segoe UI Emoji" w:eastAsia="Segoe UI Emoji" w:cs="Segoe UI Emoji"/>
+          <w:i w:val="0"/>
+          <w:iCs w:val="0"/>
+          <w:caps w:val="0"/>
+          <w:color w:val="000000"/>
+          <w:spacing w:val="0"/>
+          <w:sz w:val="16"/>
+          <w:szCs w:val="16"/>
+        </w:rPr>
+        <w:t xml:space="preserve"># 3. 验证ML-Agents核心包 </w:t>
+      </w:r>
+    </w:p>
+    <w:p>
+      <w:pPr>
+        <w:rPr>
+          <w:rFonts w:ascii="Segoe UI Emoji" w:hAnsi="Segoe UI Emoji" w:eastAsia="Segoe UI Emoji" w:cs="Segoe UI Emoji"/>
+          <w:i w:val="0"/>
+          <w:iCs w:val="0"/>
+          <w:caps w:val="0"/>
+          <w:color w:val="000000"/>
+          <w:spacing w:val="0"/>
+          <w:sz w:val="16"/>
+          <w:szCs w:val="16"/>
+        </w:rPr>
+      </w:pPr>
+      <w:r>
+        <w:rPr>
+          <w:rFonts w:ascii="Segoe UI Emoji" w:hAnsi="Segoe UI Emoji" w:eastAsia="Segoe UI Emoji" w:cs="Segoe UI Emoji"/>
+          <w:i w:val="0"/>
+          <w:iCs w:val="0"/>
+          <w:caps w:val="0"/>
+          <w:color w:val="000000"/>
+          <w:spacing w:val="0"/>
+          <w:sz w:val="16"/>
+          <w:szCs w:val="16"/>
+        </w:rPr>
+        <w:t>python -c "import mlagents, mlagents_envs; print('mlagents版本:',mlagents.__version__,'\n环境包版本:',mlagents_envs.__version__)"</w:t>
+      </w:r>
+    </w:p>
+    <w:p>
+      <w:pPr>
+        <w:rPr>
+          <w:rFonts w:ascii="Segoe UI Emoji" w:hAnsi="Segoe UI Emoji" w:eastAsia="Segoe UI Emoji" w:cs="Segoe UI Emoji"/>
+          <w:i w:val="0"/>
+          <w:iCs w:val="0"/>
+          <w:caps w:val="0"/>
+          <w:color w:val="000000"/>
+          <w:spacing w:val="0"/>
+          <w:sz w:val="16"/>
+          <w:szCs w:val="16"/>
+        </w:rPr>
+      </w:pPr>
+    </w:p>
+    <w:p>
+      <w:pPr>
+        <w:rPr>
+          <w:rFonts w:ascii="宋体" w:hAnsi="宋体" w:eastAsia="宋体" w:cs="宋体"/>
+          <w:sz w:val="24"/>
+          <w:szCs w:val="24"/>
+        </w:rPr>
+      </w:pPr>
+      <w:r>
+        <w:rPr>
+          <w:rFonts w:hint="eastAsia" w:ascii="宋体" w:hAnsi="宋体" w:eastAsia="宋体" w:cs="宋体"/>
+          <w:sz w:val="24"/>
+          <w:szCs w:val="24"/>
+          <w:lang w:val="en-US" w:eastAsia="zh-CN"/>
+        </w:rPr>
+        <w:t>或</w:t>
+      </w:r>
+      <w:r>
+        <w:rPr>
+          <w:rFonts w:ascii="宋体" w:hAnsi="宋体" w:eastAsia="宋体" w:cs="宋体"/>
+          <w:sz w:val="24"/>
+          <w:szCs w:val="24"/>
+        </w:rPr>
+        <w:t xml:space="preserve"> 验证 mlagents 真的能正常使用（替代版本查询，一行命令）</w:t>
+      </w:r>
+    </w:p>
+    <w:p>
+      <w:pPr>
+        <w:keepNext w:val="0"/>
+        <w:keepLines w:val="0"/>
+        <w:widowControl/>
+        <w:suppressLineNumbers w:val="0"/>
+        <w:pBdr>
+          <w:top w:val="none" w:color="auto" w:sz="0" w:space="0"/>
+          <w:left w:val="none" w:color="auto" w:sz="0" w:space="0"/>
+          <w:bottom w:val="none" w:color="auto" w:sz="0" w:space="0"/>
+          <w:right w:val="none" w:color="auto" w:sz="0" w:space="0"/>
+        </w:pBdr>
+        <w:spacing w:before="0" w:beforeAutospacing="0" w:after="0" w:afterAutospacing="0" w:line="240" w:lineRule="atLeast"/>
+        <w:ind w:left="0" w:right="0"/>
+        <w:jc w:val="left"/>
+        <w:rPr>
+          <w:color w:val="000000"/>
+          <w:sz w:val="16"/>
+          <w:szCs w:val="16"/>
+        </w:rPr>
+      </w:pPr>
+      <w:r>
+        <w:rPr>
+          <w:rFonts w:ascii="宋体" w:hAnsi="宋体" w:eastAsia="宋体" w:cs="宋体"/>
+          <w:color w:val="000000"/>
+          <w:kern w:val="0"/>
+          <w:sz w:val="16"/>
+          <w:szCs w:val="16"/>
+          <w:lang w:val="en-US" w:eastAsia="zh-CN" w:bidi="ar"/>
+        </w:rPr>
+        <w:t>执行以下命令，</w:t>
+      </w:r>
+      <w:r>
+        <w:rPr>
+          <w:rStyle w:val="10"/>
+          <w:rFonts w:ascii="宋体" w:hAnsi="宋体" w:eastAsia="宋体" w:cs="宋体"/>
+          <w:b/>
+          <w:bCs/>
+          <w:color w:val="000000"/>
+          <w:kern w:val="0"/>
+          <w:sz w:val="16"/>
+          <w:szCs w:val="16"/>
+          <w:lang w:val="en-US" w:eastAsia="zh-CN" w:bidi="ar"/>
+        </w:rPr>
+        <w:t>无报错即说明 mlagents 安装成功</w:t>
+      </w:r>
+      <w:r>
+        <w:rPr>
+          <w:rFonts w:ascii="宋体" w:hAnsi="宋体" w:eastAsia="宋体" w:cs="宋体"/>
+          <w:color w:val="000000"/>
+          <w:kern w:val="0"/>
+          <w:sz w:val="16"/>
+          <w:szCs w:val="16"/>
+          <w:lang w:val="en-US" w:eastAsia="zh-CN" w:bidi="ar"/>
+        </w:rPr>
+        <w:t>，可正常对接 Unity：</w:t>
+      </w:r>
+    </w:p>
+    <w:p>
+      <w:pPr>
+        <w:rPr>
+          <w:rFonts w:ascii="Segoe UI Emoji" w:hAnsi="Segoe UI Emoji" w:eastAsia="Segoe UI Emoji" w:cs="Segoe UI Emoji"/>
+          <w:i w:val="0"/>
+          <w:iCs w:val="0"/>
+          <w:caps w:val="0"/>
+          <w:color w:val="000000"/>
+          <w:spacing w:val="0"/>
+          <w:sz w:val="16"/>
+          <w:szCs w:val="16"/>
+        </w:rPr>
+      </w:pPr>
+      <w:r>
+        <w:rPr>
+          <w:rFonts w:ascii="Segoe UI Emoji" w:hAnsi="Segoe UI Emoji" w:eastAsia="Segoe UI Emoji" w:cs="Segoe UI Emoji"/>
+          <w:i w:val="0"/>
+          <w:iCs w:val="0"/>
+          <w:caps w:val="0"/>
+          <w:color w:val="000000"/>
+          <w:spacing w:val="0"/>
+          <w:sz w:val="16"/>
+          <w:szCs w:val="16"/>
+        </w:rPr>
+        <w:t>python -c "from mlagents_envs.environment import UnityEnvironment; print('mlagents环境包导入成功，可正常连接Unity')"</w:t>
+      </w:r>
+    </w:p>
+    <w:p>
+      <w:pPr>
+        <w:rPr>
+          <w:rFonts w:ascii="Segoe UI Emoji" w:hAnsi="Segoe UI Emoji" w:eastAsia="Segoe UI Emoji" w:cs="Segoe UI Emoji"/>
+          <w:i w:val="0"/>
+          <w:iCs w:val="0"/>
+          <w:caps w:val="0"/>
+          <w:color w:val="000000"/>
+          <w:spacing w:val="0"/>
+          <w:sz w:val="16"/>
+          <w:szCs w:val="16"/>
+        </w:rPr>
+      </w:pPr>
+    </w:p>
+    <w:p>
+      <w:pPr>
+        <w:rPr>
+          <w:rFonts w:ascii="Segoe UI Emoji" w:hAnsi="Segoe UI Emoji" w:eastAsia="Segoe UI Emoji" w:cs="Segoe UI Emoji"/>
+          <w:i w:val="0"/>
+          <w:iCs w:val="0"/>
+          <w:caps w:val="0"/>
+          <w:color w:val="000000"/>
+          <w:spacing w:val="0"/>
+          <w:sz w:val="16"/>
+          <w:szCs w:val="16"/>
+        </w:rPr>
+      </w:pPr>
+    </w:p>
+    <w:p>
+      <w:pPr>
+        <w:rPr>
+          <w:rFonts w:ascii="宋体" w:hAnsi="宋体" w:eastAsia="宋体" w:cs="宋体"/>
+          <w:sz w:val="24"/>
+          <w:szCs w:val="24"/>
+        </w:rPr>
+      </w:pPr>
+      <w:r>
+        <w:rPr>
+          <w:rFonts w:ascii="Segoe UI Emoji" w:hAnsi="Segoe UI Emoji" w:eastAsia="Segoe UI Emoji" w:cs="Segoe UI Emoji"/>
+          <w:i w:val="0"/>
+          <w:iCs w:val="0"/>
+          <w:caps w:val="0"/>
+          <w:color w:val="000000"/>
+          <w:spacing w:val="0"/>
+          <w:sz w:val="16"/>
+          <w:szCs w:val="16"/>
+        </w:rPr>
+        <w:t>python -c</w:t>
+      </w:r>
+      <w:r>
+        <w:rPr>
+          <w:rFonts w:hint="eastAsia" w:ascii="Segoe UI Emoji" w:hAnsi="Segoe UI Emoji" w:eastAsia="宋体" w:cs="Segoe UI Emoji"/>
+          <w:i w:val="0"/>
+          <w:iCs w:val="0"/>
+          <w:caps w:val="0"/>
+          <w:color w:val="000000"/>
+          <w:spacing w:val="0"/>
+          <w:sz w:val="16"/>
+          <w:szCs w:val="16"/>
+          <w:lang w:val="en-US" w:eastAsia="zh-CN"/>
+        </w:rPr>
+        <w:t>验证</w:t>
+      </w:r>
+      <w:r>
+        <w:rPr>
+          <w:rStyle w:val="12"/>
+          <w:rFonts w:ascii="宋体" w:hAnsi="宋体" w:eastAsia="宋体" w:cs="宋体"/>
+          <w:color w:val="000000"/>
+          <w:sz w:val="16"/>
+          <w:szCs w:val="16"/>
+          <w:bdr w:val="none" w:color="auto" w:sz="0" w:space="0"/>
+        </w:rPr>
+        <w:t>nnx 1.17.0</w:t>
+      </w:r>
+      <w:r>
+        <w:rPr>
+          <w:rFonts w:ascii="宋体" w:hAnsi="宋体" w:eastAsia="宋体" w:cs="宋体"/>
+          <w:sz w:val="24"/>
+          <w:szCs w:val="24"/>
+        </w:rPr>
+        <w:t xml:space="preserve"> + </w:t>
+      </w:r>
+      <w:r>
+        <w:rPr>
+          <w:rStyle w:val="12"/>
+          <w:rFonts w:ascii="宋体" w:hAnsi="宋体" w:eastAsia="宋体" w:cs="宋体"/>
+          <w:color w:val="000000"/>
+          <w:sz w:val="16"/>
+          <w:szCs w:val="16"/>
+          <w:bdr w:val="none" w:color="auto" w:sz="0" w:space="0"/>
+        </w:rPr>
+        <w:t>onnxscript 0.1.0</w:t>
+      </w:r>
+      <w:r>
+        <w:rPr>
+          <w:rFonts w:ascii="宋体" w:hAnsi="宋体" w:eastAsia="宋体" w:cs="宋体"/>
+          <w:sz w:val="24"/>
+          <w:szCs w:val="24"/>
+        </w:rPr>
+        <w:t xml:space="preserve"> 无依赖冲突</w:t>
+      </w:r>
+    </w:p>
+    <w:p>
+      <w:pPr>
+        <w:rPr>
+          <w:rFonts w:ascii="Segoe UI Emoji" w:hAnsi="Segoe UI Emoji" w:eastAsia="Segoe UI Emoji" w:cs="Segoe UI Emoji"/>
+          <w:i w:val="0"/>
+          <w:iCs w:val="0"/>
+          <w:caps w:val="0"/>
+          <w:color w:val="000000"/>
+          <w:spacing w:val="0"/>
+          <w:sz w:val="16"/>
+          <w:szCs w:val="16"/>
+        </w:rPr>
+      </w:pPr>
       <w:bookmarkStart w:id="0" w:name="_GoBack"/>
       <w:bookmarkEnd w:id="0"/>
-    </w:p>
-    <w:p>
-      <w:pPr>
-        <w:jc w:val="center"/>
-        <w:rPr>
-          <w:rFonts w:hint="default" w:ascii="Segoe UI" w:hAnsi="Segoe UI" w:eastAsia="Segoe UI" w:cs="Segoe UI"/>
-          <w:i w:val="0"/>
-          <w:iCs w:val="0"/>
-          <w:caps w:val="0"/>
-          <w:spacing w:val="0"/>
-          <w:sz w:val="16"/>
-          <w:szCs w:val="16"/>
-          <w:shd w:val="clear" w:fill="FFFFFF"/>
+      <w:r>
+        <w:rPr>
+          <w:rFonts w:ascii="Segoe UI Emoji" w:hAnsi="Segoe UI Emoji" w:eastAsia="Segoe UI Emoji" w:cs="Segoe UI Emoji"/>
+          <w:i w:val="0"/>
+          <w:iCs w:val="0"/>
+          <w:caps w:val="0"/>
+          <w:color w:val="000000"/>
+          <w:spacing w:val="0"/>
+          <w:sz w:val="16"/>
+          <w:szCs w:val="16"/>
+        </w:rPr>
+        <w:t xml:space="preserve"> "import onnx, onnxscript, mlagents; print(f'✅ onnx 版本: {onnx.__version__}'); print(f'✅ onnxscript 版本: {onnxscript.__version__}'); print('✅ mlagents 导入正常'); print('✅ 所有核心包导入正常，环境可用！')"</w:t>
+      </w:r>
+    </w:p>
+    <w:p>
+      <w:pPr>
+        <w:rPr>
+          <w:rFonts w:ascii="Segoe UI Emoji" w:hAnsi="Segoe UI Emoji" w:eastAsia="Segoe UI Emoji" w:cs="Segoe UI Emoji"/>
+          <w:i w:val="0"/>
+          <w:iCs w:val="0"/>
+          <w:caps w:val="0"/>
+          <w:color w:val="000000"/>
+          <w:spacing w:val="0"/>
+          <w:sz w:val="16"/>
+          <w:szCs w:val="16"/>
+        </w:rPr>
+      </w:pPr>
+    </w:p>
+    <w:p>
+      <w:r>
+        <w:br w:type="page"/>
+      </w:r>
+    </w:p>
+    <w:p/>
+    <w:p>
+      <w:r>
+        <w:drawing>
+          <wp:inline distT="0" distB="0" distL="114300" distR="114300">
+            <wp:extent cx="6637020" cy="3911600"/>
+            <wp:effectExtent l="0" t="0" r="5080" b="0"/>
+            <wp:docPr id="23" name="图片 8"/>
+            <wp:cNvGraphicFramePr>
+              <a:graphicFrameLocks xmlns:a="http://schemas.openxmlformats.org/drawingml/2006/main" noChangeAspect="1"/>
+            </wp:cNvGraphicFramePr>
+            <a:graphic xmlns:a="http://schemas.openxmlformats.org/drawingml/2006/main">
+              <a:graphicData uri="http://schemas.openxmlformats.org/drawingml/2006/picture">
+                <pic:pic xmlns:pic="http://schemas.openxmlformats.org/drawingml/2006/picture">
+                  <pic:nvPicPr>
+                    <pic:cNvPr id="23" name="图片 8"/>
+                    <pic:cNvPicPr>
+                      <a:picLocks noChangeAspect="1"/>
+                    </pic:cNvPicPr>
+                  </pic:nvPicPr>
+                  <pic:blipFill>
+                    <a:blip r:embed="rId17"/>
+                    <a:stretch>
+                      <a:fillRect/>
+                    </a:stretch>
+                  </pic:blipFill>
+                  <pic:spPr>
+                    <a:xfrm>
+                      <a:off x="0" y="0"/>
+                      <a:ext cx="6637020" cy="3911600"/>
+                    </a:xfrm>
+                    <a:prstGeom prst="rect">
+                      <a:avLst/>
+                    </a:prstGeom>
+                    <a:noFill/>
+                    <a:ln>
+                      <a:noFill/>
+                    </a:ln>
+                  </pic:spPr>
+                </pic:pic>
+              </a:graphicData>
+            </a:graphic>
+          </wp:inline>
+        </w:drawing>
+      </w:r>
+    </w:p>
+    <w:p/>
+    <w:p>
+      <w:pPr>
+        <w:widowControl w:val="0"/>
+        <w:numPr>
+          <w:ilvl w:val="0"/>
+          <w:numId w:val="0"/>
+        </w:numPr>
+        <w:ind w:leftChars="0"/>
+        <w:jc w:val="both"/>
+        <w:rPr>
+          <w:rFonts w:ascii="宋体" w:hAnsi="宋体" w:eastAsia="宋体" w:cs="宋体"/>
+          <w:sz w:val="24"/>
+          <w:szCs w:val="24"/>
+        </w:rPr>
+      </w:pPr>
+      <w:r>
+        <w:rPr>
+          <w:rFonts w:ascii="宋体" w:hAnsi="宋体" w:eastAsia="宋体" w:cs="宋体"/>
+          <w:sz w:val="24"/>
+          <w:szCs w:val="24"/>
+        </w:rPr>
+        <w:t>步骤 4：在 Unity 中配置对应版本</w:t>
+      </w:r>
+    </w:p>
+    <w:p>
+      <w:pPr>
+        <w:keepNext w:val="0"/>
+        <w:keepLines w:val="0"/>
+        <w:widowControl/>
+        <w:suppressLineNumbers w:val="0"/>
+        <w:pBdr>
+          <w:top w:val="none" w:color="auto" w:sz="0" w:space="0"/>
+          <w:left w:val="none" w:color="auto" w:sz="0" w:space="0"/>
+          <w:bottom w:val="none" w:color="auto" w:sz="0" w:space="0"/>
+          <w:right w:val="none" w:color="auto" w:sz="0" w:space="0"/>
+        </w:pBdr>
+        <w:spacing w:before="0" w:beforeAutospacing="0" w:after="0" w:afterAutospacing="0" w:line="240" w:lineRule="atLeast"/>
+        <w:ind w:left="0" w:right="0"/>
+        <w:rPr>
+          <w:color w:val="000000"/>
+          <w:sz w:val="16"/>
+          <w:szCs w:val="16"/>
+        </w:rPr>
+      </w:pPr>
+      <w:r>
+        <w:rPr>
+          <w:rFonts w:ascii="Symbol" w:hAnsi="Symbol" w:eastAsia="Symbol" w:cs="Symbol"/>
+          <w:sz w:val="24"/>
+        </w:rPr>
+        <w:t>·</w:t>
+      </w:r>
+      <w:r>
+        <w:rPr>
+          <w:rFonts w:hint="eastAsia" w:ascii="宋体" w:hAnsi="宋体" w:eastAsia="宋体" w:cs="宋体"/>
+          <w:sz w:val="24"/>
+        </w:rPr>
+        <w:t xml:space="preserve">  </w:t>
+      </w:r>
+      <w:r>
+        <w:rPr>
+          <w:color w:val="000000"/>
+          <w:sz w:val="16"/>
+          <w:szCs w:val="16"/>
+        </w:rPr>
+        <w:t>打开你的 Unity 项目。</w:t>
+      </w:r>
+    </w:p>
+    <w:p>
+      <w:pPr>
+        <w:keepNext w:val="0"/>
+        <w:keepLines w:val="0"/>
+        <w:widowControl/>
+        <w:suppressLineNumbers w:val="0"/>
+        <w:pBdr>
+          <w:top w:val="none" w:color="auto" w:sz="0" w:space="0"/>
+          <w:left w:val="none" w:color="auto" w:sz="0" w:space="0"/>
+          <w:bottom w:val="none" w:color="auto" w:sz="0" w:space="0"/>
+          <w:right w:val="none" w:color="auto" w:sz="0" w:space="0"/>
+        </w:pBdr>
+        <w:spacing w:before="0" w:beforeAutospacing="0" w:after="0" w:afterAutospacing="0" w:line="240" w:lineRule="atLeast"/>
+        <w:ind w:left="0" w:right="0"/>
+        <w:rPr>
+          <w:rFonts w:ascii="宋体" w:hAnsi="宋体" w:eastAsia="宋体" w:cs="宋体"/>
+          <w:sz w:val="24"/>
+          <w:szCs w:val="24"/>
+        </w:rPr>
+      </w:pPr>
+      <w:r>
+        <w:rPr>
+          <w:rFonts w:hint="default" w:ascii="Symbol" w:hAnsi="Symbol" w:eastAsia="Symbol" w:cs="Symbol"/>
+          <w:sz w:val="24"/>
+        </w:rPr>
+        <w:t>·</w:t>
+      </w:r>
+      <w:r>
+        <w:rPr>
+          <w:rFonts w:hint="eastAsia" w:ascii="宋体" w:hAnsi="宋体" w:eastAsia="宋体" w:cs="宋体"/>
+          <w:sz w:val="24"/>
+        </w:rPr>
+        <w:t xml:space="preserve">  </w:t>
+      </w:r>
+      <w:r>
+        <w:rPr>
+          <w:color w:val="000000"/>
+          <w:sz w:val="16"/>
+          <w:szCs w:val="16"/>
+        </w:rPr>
+        <w:t xml:space="preserve">进入 </w:t>
+      </w:r>
+      <w:r>
+        <w:rPr>
+          <w:rStyle w:val="12"/>
+          <w:color w:val="000000"/>
+          <w:sz w:val="16"/>
+          <w:szCs w:val="16"/>
+        </w:rPr>
+        <w:t>Window</w:t>
+      </w:r>
+      <w:r>
+        <w:rPr>
+          <w:color w:val="000000"/>
+          <w:sz w:val="16"/>
+          <w:szCs w:val="16"/>
+        </w:rPr>
+        <w:t xml:space="preserve"> → </w:t>
+      </w:r>
+      <w:r>
+        <w:rPr>
+          <w:rStyle w:val="12"/>
+          <w:color w:val="000000"/>
+          <w:sz w:val="16"/>
+          <w:szCs w:val="16"/>
+        </w:rPr>
+        <w:t>Package Manager</w:t>
+      </w:r>
+      <w:r>
+        <w:rPr>
+          <w:color w:val="000000"/>
+          <w:sz w:val="16"/>
+          <w:szCs w:val="16"/>
+        </w:rPr>
+        <w:t>。</w:t>
+      </w:r>
+    </w:p>
+    <w:p>
+      <w:pPr>
+        <w:widowControl w:val="0"/>
+        <w:numPr>
+          <w:ilvl w:val="0"/>
+          <w:numId w:val="0"/>
+        </w:numPr>
+        <w:ind w:leftChars="0"/>
+        <w:jc w:val="both"/>
+      </w:pPr>
+      <w:r>
+        <w:drawing>
+          <wp:inline distT="0" distB="0" distL="114300" distR="114300">
+            <wp:extent cx="5260975" cy="4191635"/>
+            <wp:effectExtent l="0" t="0" r="9525" b="12065"/>
+            <wp:docPr id="14" name="图片 1"/>
+            <wp:cNvGraphicFramePr>
+              <a:graphicFrameLocks xmlns:a="http://schemas.openxmlformats.org/drawingml/2006/main" noChangeAspect="1"/>
+            </wp:cNvGraphicFramePr>
+            <a:graphic xmlns:a="http://schemas.openxmlformats.org/drawingml/2006/main">
+              <a:graphicData uri="http://schemas.openxmlformats.org/drawingml/2006/picture">
+                <pic:pic xmlns:pic="http://schemas.openxmlformats.org/drawingml/2006/picture">
+                  <pic:nvPicPr>
+                    <pic:cNvPr id="14" name="图片 1"/>
+                    <pic:cNvPicPr>
+                      <a:picLocks noChangeAspect="1"/>
+                    </pic:cNvPicPr>
+                  </pic:nvPicPr>
+                  <pic:blipFill>
+                    <a:blip r:embed="rId18"/>
+                    <a:stretch>
+                      <a:fillRect/>
+                    </a:stretch>
+                  </pic:blipFill>
+                  <pic:spPr>
+                    <a:xfrm>
+                      <a:off x="0" y="0"/>
+                      <a:ext cx="5260975" cy="4191635"/>
+                    </a:xfrm>
+                    <a:prstGeom prst="rect">
+                      <a:avLst/>
+                    </a:prstGeom>
+                    <a:noFill/>
+                    <a:ln>
+                      <a:noFill/>
+                    </a:ln>
+                  </pic:spPr>
+                </pic:pic>
+              </a:graphicData>
+            </a:graphic>
+          </wp:inline>
+        </w:drawing>
+      </w:r>
+    </w:p>
+    <w:p>
+      <w:pPr>
+        <w:keepNext w:val="0"/>
+        <w:keepLines w:val="0"/>
+        <w:widowControl/>
+        <w:suppressLineNumbers w:val="0"/>
+        <w:pBdr>
+          <w:top w:val="none" w:color="auto" w:sz="0" w:space="0"/>
+          <w:left w:val="none" w:color="auto" w:sz="0" w:space="0"/>
+          <w:bottom w:val="none" w:color="auto" w:sz="0" w:space="0"/>
+          <w:right w:val="none" w:color="auto" w:sz="0" w:space="0"/>
+        </w:pBdr>
+        <w:spacing w:before="0" w:beforeAutospacing="0" w:after="0" w:afterAutospacing="0" w:line="240" w:lineRule="atLeast"/>
+        <w:ind w:left="0" w:right="0"/>
+        <w:rPr>
+          <w:color w:val="000000"/>
+          <w:sz w:val="16"/>
+          <w:szCs w:val="16"/>
+        </w:rPr>
+      </w:pPr>
+      <w:r>
+        <w:rPr>
+          <w:rFonts w:hint="default" w:ascii="Symbol" w:hAnsi="Symbol" w:eastAsia="Symbol" w:cs="Symbol"/>
+          <w:sz w:val="24"/>
+        </w:rPr>
+        <w:t>·</w:t>
+      </w:r>
+      <w:r>
+        <w:rPr>
+          <w:rFonts w:hint="eastAsia" w:ascii="宋体" w:hAnsi="宋体" w:eastAsia="宋体" w:cs="宋体"/>
+          <w:sz w:val="24"/>
+        </w:rPr>
+        <w:t xml:space="preserve">  </w:t>
+      </w:r>
+      <w:r>
+        <w:rPr>
+          <w:color w:val="000000"/>
+          <w:sz w:val="16"/>
+          <w:szCs w:val="16"/>
+        </w:rPr>
+        <w:t xml:space="preserve">找到 </w:t>
+      </w:r>
+      <w:r>
+        <w:rPr>
+          <w:rStyle w:val="12"/>
+          <w:color w:val="000000"/>
+          <w:sz w:val="16"/>
+          <w:szCs w:val="16"/>
+        </w:rPr>
+        <w:t>ML-Agents</w:t>
+      </w:r>
+      <w:r>
+        <w:rPr>
+          <w:color w:val="000000"/>
+          <w:sz w:val="16"/>
+          <w:szCs w:val="16"/>
+        </w:rPr>
+        <w:t xml:space="preserve"> 包，将其版本更新到 </w:t>
+      </w:r>
+      <w:r>
+        <w:rPr>
+          <w:rStyle w:val="10"/>
+          <w:b/>
+          <w:bCs/>
+          <w:color w:val="000000"/>
+          <w:sz w:val="16"/>
+          <w:szCs w:val="16"/>
+        </w:rPr>
+        <w:t>4.0.0</w:t>
+      </w:r>
+      <w:r>
+        <w:rPr>
+          <w:color w:val="000000"/>
+          <w:sz w:val="16"/>
+          <w:szCs w:val="16"/>
+        </w:rPr>
+        <w:t>。</w:t>
+      </w:r>
+    </w:p>
+    <w:p>
+      <w:pPr>
+        <w:keepNext w:val="0"/>
+        <w:keepLines w:val="0"/>
+        <w:widowControl/>
+        <w:suppressLineNumbers w:val="0"/>
+        <w:pBdr>
+          <w:top w:val="none" w:color="auto" w:sz="0" w:space="0"/>
+          <w:left w:val="none" w:color="auto" w:sz="0" w:space="0"/>
+          <w:bottom w:val="none" w:color="auto" w:sz="0" w:space="0"/>
+          <w:right w:val="none" w:color="auto" w:sz="0" w:space="0"/>
+        </w:pBdr>
+        <w:spacing w:before="0" w:beforeAutospacing="0" w:after="0" w:afterAutospacing="0" w:line="240" w:lineRule="atLeast"/>
+        <w:ind w:left="0" w:right="0"/>
+        <w:rPr>
+          <w:color w:val="000000"/>
+          <w:sz w:val="16"/>
+          <w:szCs w:val="16"/>
+        </w:rPr>
+      </w:pPr>
+      <w:r>
+        <w:drawing>
+          <wp:inline distT="0" distB="0" distL="114300" distR="114300">
+            <wp:extent cx="5264150" cy="3864610"/>
+            <wp:effectExtent l="0" t="0" r="6350" b="8890"/>
+            <wp:docPr id="15" name="图片 2"/>
+            <wp:cNvGraphicFramePr>
+              <a:graphicFrameLocks xmlns:a="http://schemas.openxmlformats.org/drawingml/2006/main" noChangeAspect="1"/>
+            </wp:cNvGraphicFramePr>
+            <a:graphic xmlns:a="http://schemas.openxmlformats.org/drawingml/2006/main">
+              <a:graphicData uri="http://schemas.openxmlformats.org/drawingml/2006/picture">
+                <pic:pic xmlns:pic="http://schemas.openxmlformats.org/drawingml/2006/picture">
+                  <pic:nvPicPr>
+                    <pic:cNvPr id="15" name="图片 2"/>
+                    <pic:cNvPicPr>
+                      <a:picLocks noChangeAspect="1"/>
+                    </pic:cNvPicPr>
+                  </pic:nvPicPr>
+                  <pic:blipFill>
+                    <a:blip r:embed="rId19"/>
+                    <a:stretch>
+                      <a:fillRect/>
+                    </a:stretch>
+                  </pic:blipFill>
+                  <pic:spPr>
+                    <a:xfrm>
+                      <a:off x="0" y="0"/>
+                      <a:ext cx="5264150" cy="3864610"/>
+                    </a:xfrm>
+                    <a:prstGeom prst="rect">
+                      <a:avLst/>
+                    </a:prstGeom>
+                    <a:noFill/>
+                    <a:ln>
+                      <a:noFill/>
+                    </a:ln>
+                  </pic:spPr>
+                </pic:pic>
+              </a:graphicData>
+            </a:graphic>
+          </wp:inline>
+        </w:drawing>
+      </w:r>
+    </w:p>
+    <w:p>
+      <w:pPr>
+        <w:widowControl w:val="0"/>
+        <w:numPr>
+          <w:ilvl w:val="0"/>
+          <w:numId w:val="0"/>
+        </w:numPr>
+        <w:ind w:leftChars="0"/>
+        <w:jc w:val="both"/>
+        <w:rPr>
+          <w:rFonts w:hint="default"/>
+          <w:lang w:val="en-US" w:eastAsia="zh-CN"/>
         </w:rPr>
       </w:pPr>
     </w:p>
@@ -2426,6 +4726,155 @@
     </w:lvl>
   </w:abstractNum>
   <w:abstractNum w:abstractNumId="1">
+    <w:nsid w:val="EB788B5C"/>
+    <w:multiLevelType w:val="multilevel"/>
+    <w:tmpl w:val="EB788B5C"/>
+    <w:lvl w:ilvl="0" w:tentative="0">
+      <w:start w:val="1"/>
+      <w:numFmt w:val="decimal"/>
+      <w:lvlText w:val="%1."/>
+      <w:lvlJc w:val="left"/>
+      <w:pPr>
+        <w:tabs>
+          <w:tab w:val="left" w:pos="720"/>
+        </w:tabs>
+        <w:ind w:left="720" w:hanging="360"/>
+      </w:pPr>
+      <w:rPr>
+        <w:sz w:val="24"/>
+        <w:szCs w:val="24"/>
+      </w:rPr>
+    </w:lvl>
+    <w:lvl w:ilvl="1" w:tentative="0">
+      <w:start w:val="1"/>
+      <w:numFmt w:val="decimal"/>
+      <w:lvlText w:val="%2."/>
+      <w:lvlJc w:val="left"/>
+      <w:pPr>
+        <w:tabs>
+          <w:tab w:val="left" w:pos="1440"/>
+        </w:tabs>
+        <w:ind w:left="1440" w:hanging="360"/>
+      </w:pPr>
+      <w:rPr>
+        <w:sz w:val="24"/>
+        <w:szCs w:val="24"/>
+      </w:rPr>
+    </w:lvl>
+    <w:lvl w:ilvl="2" w:tentative="0">
+      <w:start w:val="1"/>
+      <w:numFmt w:val="decimal"/>
+      <w:lvlText w:val="%3."/>
+      <w:lvlJc w:val="left"/>
+      <w:pPr>
+        <w:tabs>
+          <w:tab w:val="left" w:pos="2160"/>
+        </w:tabs>
+        <w:ind w:left="2160" w:hanging="360"/>
+      </w:pPr>
+      <w:rPr>
+        <w:sz w:val="24"/>
+        <w:szCs w:val="24"/>
+      </w:rPr>
+    </w:lvl>
+    <w:lvl w:ilvl="3" w:tentative="0">
+      <w:start w:val="1"/>
+      <w:numFmt w:val="decimal"/>
+      <w:lvlText w:val="%4."/>
+      <w:lvlJc w:val="left"/>
+      <w:pPr>
+        <w:tabs>
+          <w:tab w:val="left" w:pos="2517"/>
+        </w:tabs>
+        <w:ind w:left="2880" w:hanging="360"/>
+      </w:pPr>
+      <w:rPr>
+        <w:sz w:val="24"/>
+        <w:szCs w:val="24"/>
+      </w:rPr>
+    </w:lvl>
+    <w:lvl w:ilvl="4" w:tentative="0">
+      <w:start w:val="1"/>
+      <w:numFmt w:val="decimal"/>
+      <w:lvlText w:val="%5."/>
+      <w:lvlJc w:val="left"/>
+      <w:pPr>
+        <w:tabs>
+          <w:tab w:val="left" w:pos="3238"/>
+        </w:tabs>
+        <w:ind w:left="3600" w:hanging="360"/>
+      </w:pPr>
+      <w:rPr>
+        <w:sz w:val="24"/>
+        <w:szCs w:val="24"/>
+      </w:rPr>
+    </w:lvl>
+    <w:lvl w:ilvl="5" w:tentative="0">
+      <w:start w:val="1"/>
+      <w:numFmt w:val="decimal"/>
+      <w:lvlText w:val="%6."/>
+      <w:lvlJc w:val="left"/>
+      <w:pPr>
+        <w:tabs>
+          <w:tab w:val="left" w:pos="3958"/>
+        </w:tabs>
+        <w:ind w:left="4320" w:hanging="360"/>
+      </w:pPr>
+      <w:rPr>
+        <w:sz w:val="24"/>
+        <w:szCs w:val="24"/>
+      </w:rPr>
+    </w:lvl>
+    <w:lvl w:ilvl="6" w:tentative="0">
+      <w:start w:val="1"/>
+      <w:numFmt w:val="decimal"/>
+      <w:lvlText w:val="%7."/>
+      <w:lvlJc w:val="left"/>
+      <w:pPr>
+        <w:tabs>
+          <w:tab w:val="left" w:pos="4678"/>
+        </w:tabs>
+        <w:ind w:left="5040" w:hanging="360"/>
+      </w:pPr>
+      <w:rPr>
+        <w:sz w:val="24"/>
+        <w:szCs w:val="24"/>
+      </w:rPr>
+    </w:lvl>
+    <w:lvl w:ilvl="7" w:tentative="0">
+      <w:start w:val="1"/>
+      <w:numFmt w:val="decimal"/>
+      <w:lvlText w:val="%8."/>
+      <w:lvlJc w:val="left"/>
+      <w:pPr>
+        <w:tabs>
+          <w:tab w:val="left" w:pos="5398"/>
+        </w:tabs>
+        <w:ind w:left="5760" w:hanging="360"/>
+      </w:pPr>
+      <w:rPr>
+        <w:sz w:val="24"/>
+        <w:szCs w:val="24"/>
+      </w:rPr>
+    </w:lvl>
+    <w:lvl w:ilvl="8" w:tentative="0">
+      <w:start w:val="1"/>
+      <w:numFmt w:val="decimal"/>
+      <w:lvlText w:val="%9."/>
+      <w:lvlJc w:val="left"/>
+      <w:pPr>
+        <w:tabs>
+          <w:tab w:val="left" w:pos="6118"/>
+        </w:tabs>
+        <w:ind w:left="6480" w:hanging="360"/>
+      </w:pPr>
+      <w:rPr>
+        <w:sz w:val="24"/>
+        <w:szCs w:val="24"/>
+      </w:rPr>
+    </w:lvl>
+  </w:abstractNum>
+  <w:abstractNum w:abstractNumId="2">
     <w:nsid w:val="1F5538B9"/>
     <w:multiLevelType w:val="singleLevel"/>
     <w:tmpl w:val="1F5538B9"/>
@@ -2441,6 +4890,9 @@
     <w:abstractNumId w:val="0"/>
   </w:num>
   <w:num w:numId="2">
+    <w:abstractNumId w:val="2"/>
+  </w:num>
+  <w:num w:numId="3">
     <w:abstractNumId w:val="1"/>
   </w:num>
 </w:numbering>
@@ -2784,13 +5236,35 @@
       <w:lang w:val="en-US" w:eastAsia="zh-CN" w:bidi="ar"/>
     </w:rPr>
   </w:style>
-  <w:style w:type="character" w:default="1" w:styleId="8">
+  <w:style w:type="paragraph" w:styleId="5">
+    <w:name w:val="heading 4"/>
+    <w:basedOn w:val="1"/>
+    <w:next w:val="1"/>
+    <w:semiHidden/>
+    <w:unhideWhenUsed/>
+    <w:qFormat/>
+    <w:uiPriority w:val="0"/>
+    <w:pPr>
+      <w:spacing w:before="0" w:beforeAutospacing="1" w:after="0" w:afterAutospacing="1"/>
+      <w:jc w:val="left"/>
+    </w:pPr>
+    <w:rPr>
+      <w:rFonts w:hint="eastAsia" w:ascii="宋体" w:hAnsi="宋体" w:eastAsia="宋体" w:cs="宋体"/>
+      <w:b/>
+      <w:bCs/>
+      <w:kern w:val="0"/>
+      <w:sz w:val="24"/>
+      <w:szCs w:val="24"/>
+      <w:lang w:val="en-US" w:eastAsia="zh-CN" w:bidi="ar"/>
+    </w:rPr>
+  </w:style>
+  <w:style w:type="character" w:default="1" w:styleId="9">
     <w:name w:val="Default Paragraph Font"/>
     <w:semiHidden/>
     <w:qFormat/>
     <w:uiPriority w:val="0"/>
   </w:style>
-  <w:style w:type="table" w:default="1" w:styleId="7">
+  <w:style w:type="table" w:default="1" w:styleId="8">
     <w:name w:val="Normal Table"/>
     <w:semiHidden/>
     <w:qFormat/>
@@ -2804,7 +5278,7 @@
       </w:tblCellMar>
     </w:tblPr>
   </w:style>
-  <w:style w:type="paragraph" w:styleId="5">
+  <w:style w:type="paragraph" w:styleId="6">
     <w:name w:val="HTML Preformatted"/>
     <w:basedOn w:val="1"/>
     <w:qFormat/>
@@ -2838,7 +5312,7 @@
       <w:lang w:val="en-US" w:eastAsia="zh-CN" w:bidi="ar"/>
     </w:rPr>
   </w:style>
-  <w:style w:type="paragraph" w:styleId="6">
+  <w:style w:type="paragraph" w:styleId="7">
     <w:name w:val="Normal (Web)"/>
     <w:basedOn w:val="1"/>
     <w:uiPriority w:val="0"/>
@@ -2853,18 +5327,18 @@
       <w:lang w:val="en-US" w:eastAsia="zh-CN" w:bidi="ar"/>
     </w:rPr>
   </w:style>
-  <w:style w:type="character" w:styleId="9">
+  <w:style w:type="character" w:styleId="10">
     <w:name w:val="Strong"/>
-    <w:basedOn w:val="8"/>
+    <w:basedOn w:val="9"/>
     <w:qFormat/>
     <w:uiPriority w:val="0"/>
     <w:rPr>
       <w:b/>
     </w:rPr>
   </w:style>
-  <w:style w:type="character" w:styleId="10">
+  <w:style w:type="character" w:styleId="11">
     <w:name w:val="Hyperlink"/>
-    <w:basedOn w:val="8"/>
+    <w:basedOn w:val="9"/>
     <w:qFormat/>
     <w:uiPriority w:val="0"/>
     <w:rPr>
@@ -2872,9 +5346,9 @@
       <w:u w:val="single"/>
     </w:rPr>
   </w:style>
-  <w:style w:type="character" w:styleId="11">
+  <w:style w:type="character" w:styleId="12">
     <w:name w:val="HTML Code"/>
-    <w:basedOn w:val="8"/>
+    <w:basedOn w:val="9"/>
     <w:qFormat/>
     <w:uiPriority w:val="0"/>
     <w:rPr>

--- a/文档资料/环境搭建文档.docx
+++ b/文档资料/环境搭建文档.docx
@@ -2073,26 +2073,6 @@
     </w:p>
     <w:p>
       <w:pPr>
-        <w:jc w:val="center"/>
-        <w:rPr>
-          <w:rFonts w:hint="default" w:ascii="宋体" w:hAnsi="宋体" w:eastAsia="宋体" w:cs="宋体"/>
-          <w:sz w:val="24"/>
-          <w:szCs w:val="24"/>
-          <w:lang w:val="en-US" w:eastAsia="zh-CN"/>
-        </w:rPr>
-      </w:pPr>
-      <w:r>
-        <w:rPr>
-          <w:rFonts w:hint="default" w:ascii="宋体" w:hAnsi="宋体" w:eastAsia="宋体" w:cs="宋体"/>
-          <w:sz w:val="24"/>
-          <w:szCs w:val="24"/>
-          <w:lang w:val="en-US" w:eastAsia="zh-CN"/>
-        </w:rPr>
-        <w:t>conda list</w:t>
-      </w:r>
-    </w:p>
-    <w:p>
-      <w:pPr>
         <w:jc w:val="both"/>
         <w:rPr>
           <w:rFonts w:ascii="Segoe UI Emoji" w:hAnsi="Segoe UI Emoji" w:eastAsia="Segoe UI Emoji" w:cs="Segoe UI Emoji"/>
@@ -2105,6 +2085,19 @@
           <w:szCs w:val="16"/>
         </w:rPr>
       </w:pPr>
+      <w:r>
+        <w:rPr>
+          <w:rFonts w:ascii="Segoe UI Emoji" w:hAnsi="Segoe UI Emoji" w:eastAsia="Segoe UI Emoji" w:cs="Segoe UI Emoji"/>
+          <w:i w:val="0"/>
+          <w:iCs w:val="0"/>
+          <w:caps w:val="0"/>
+          <w:color w:val="000000"/>
+          <w:spacing w:val="0"/>
+          <w:sz w:val="16"/>
+          <w:szCs w:val="16"/>
+        </w:rPr>
+        <w:t>mlagents-learn -h</w:t>
+      </w:r>
     </w:p>
     <w:p>
       <w:pPr>
@@ -2413,7 +2406,7 @@
           <w:rFonts w:hint="eastAsia" w:ascii="宋体" w:hAnsi="宋体" w:eastAsia="宋体" w:cs="宋体"/>
           <w:lang w:val="en-US" w:eastAsia="zh-CN"/>
         </w:rPr>
-        <w:t>环境配置ML-Agents4.0(anaconda)</w:t>
+        <w:t>环境配置(anaconda)</w:t>
       </w:r>
     </w:p>
     <w:p>
@@ -2603,14 +2596,140 @@
     <w:p>
       <w:pPr>
         <w:rPr>
+          <w:rFonts w:ascii="Segoe UI Emoji" w:hAnsi="Segoe UI Emoji" w:eastAsia="Segoe UI Emoji" w:cs="Segoe UI Emoji"/>
+          <w:i w:val="0"/>
+          <w:iCs w:val="0"/>
+          <w:caps w:val="0"/>
+          <w:color w:val="000000"/>
+          <w:spacing w:val="0"/>
+          <w:sz w:val="16"/>
+          <w:szCs w:val="16"/>
+        </w:rPr>
+      </w:pPr>
+    </w:p>
+    <w:p>
+      <w:pPr>
+        <w:rPr>
+          <w:rFonts w:ascii="Segoe UI Emoji" w:hAnsi="Segoe UI Emoji" w:eastAsia="Segoe UI Emoji" w:cs="Segoe UI Emoji"/>
+          <w:i w:val="0"/>
+          <w:iCs w:val="0"/>
+          <w:caps w:val="0"/>
+          <w:color w:val="000000"/>
+          <w:spacing w:val="0"/>
+          <w:sz w:val="16"/>
+          <w:szCs w:val="16"/>
+        </w:rPr>
+      </w:pPr>
+      <w:r>
+        <w:rPr>
           <w:rFonts w:ascii="宋体" w:hAnsi="宋体" w:eastAsia="宋体" w:cs="宋体"/>
           <w:sz w:val="24"/>
           <w:szCs w:val="24"/>
         </w:rPr>
-      </w:pPr>
-    </w:p>
-    <w:p>
-      <w:pPr>
+        <w:t>最终完整版一键指令（含目录切换，复制直接执行）</w:t>
+      </w:r>
+    </w:p>
+    <w:p>
+      <w:pPr>
+        <w:rPr>
+          <w:rFonts w:ascii="Segoe UI Emoji" w:hAnsi="Segoe UI Emoji" w:eastAsia="Segoe UI Emoji" w:cs="Segoe UI Emoji"/>
+          <w:i w:val="0"/>
+          <w:iCs w:val="0"/>
+          <w:caps w:val="0"/>
+          <w:color w:val="000000"/>
+          <w:spacing w:val="0"/>
+          <w:sz w:val="16"/>
+          <w:szCs w:val="16"/>
+        </w:rPr>
+      </w:pPr>
+    </w:p>
+    <w:p>
+      <w:pPr>
+        <w:rPr>
+          <w:rFonts w:ascii="Segoe UI Emoji" w:hAnsi="Segoe UI Emoji" w:eastAsia="Segoe UI Emoji" w:cs="Segoe UI Emoji"/>
+          <w:i w:val="0"/>
+          <w:iCs w:val="0"/>
+          <w:caps w:val="0"/>
+          <w:color w:val="000000"/>
+          <w:spacing w:val="0"/>
+          <w:sz w:val="16"/>
+          <w:szCs w:val="16"/>
+        </w:rPr>
+      </w:pPr>
+      <w:r>
+        <w:rPr>
+          <w:rFonts w:ascii="Segoe UI Emoji" w:hAnsi="Segoe UI Emoji" w:eastAsia="Segoe UI Emoji" w:cs="Segoe UI Emoji"/>
+          <w:i w:val="0"/>
+          <w:iCs w:val="0"/>
+          <w:caps w:val="0"/>
+          <w:color w:val="000000"/>
+          <w:spacing w:val="0"/>
+          <w:sz w:val="16"/>
+          <w:szCs w:val="16"/>
+        </w:rPr>
+        <w:t>conda create -n mlagents-clean python=3.10.12 -y &amp;&amp; conda activate mlagents-clean &amp;&amp; cd /d E:\Unity_data\PPUV-YOLOv8 &amp;&amp; pip install mlagents==1.1.0 torch==2.1.1 tensorboard==2.14.0 numpy==1.23.5 protobuf==3.20.2 onnx==1.15.0 --force-reinstall</w:t>
+      </w:r>
+    </w:p>
+    <w:p>
+      <w:pPr>
+        <w:rPr>
+          <w:rFonts w:ascii="Segoe UI Emoji" w:hAnsi="Segoe UI Emoji" w:eastAsia="Segoe UI Emoji" w:cs="Segoe UI Emoji"/>
+          <w:i w:val="0"/>
+          <w:iCs w:val="0"/>
+          <w:caps w:val="0"/>
+          <w:color w:val="000000"/>
+          <w:spacing w:val="0"/>
+          <w:sz w:val="16"/>
+          <w:szCs w:val="16"/>
+        </w:rPr>
+      </w:pPr>
+    </w:p>
+    <w:p>
+      <w:pPr>
+        <w:rPr>
+          <w:rFonts w:ascii="Segoe UI Emoji" w:hAnsi="Segoe UI Emoji" w:eastAsia="Segoe UI Emoji" w:cs="Segoe UI Emoji"/>
+          <w:i w:val="0"/>
+          <w:iCs w:val="0"/>
+          <w:caps w:val="0"/>
+          <w:color w:val="000000"/>
+          <w:spacing w:val="0"/>
+          <w:sz w:val="16"/>
+          <w:szCs w:val="16"/>
+        </w:rPr>
+      </w:pPr>
+      <w:r>
+        <w:rPr>
+          <w:rFonts w:ascii="Segoe UI Emoji" w:hAnsi="Segoe UI Emoji" w:eastAsia="Segoe UI Emoji" w:cs="Segoe UI Emoji"/>
+          <w:i w:val="0"/>
+          <w:iCs w:val="0"/>
+          <w:caps w:val="0"/>
+          <w:color w:val="000000"/>
+          <w:spacing w:val="0"/>
+          <w:sz w:val="16"/>
+          <w:szCs w:val="16"/>
+        </w:rPr>
+        <w:t>pip install setuptools==65.5.1 --force-reinstall</w:t>
+      </w:r>
+    </w:p>
+    <w:p>
+      <w:pPr>
+        <w:rPr>
+          <w:rFonts w:ascii="Segoe UI Emoji" w:hAnsi="Segoe UI Emoji" w:eastAsia="Segoe UI Emoji" w:cs="Segoe UI Emoji"/>
+          <w:i w:val="0"/>
+          <w:iCs w:val="0"/>
+          <w:caps w:val="0"/>
+          <w:color w:val="000000"/>
+          <w:spacing w:val="0"/>
+          <w:sz w:val="16"/>
+          <w:szCs w:val="16"/>
+        </w:rPr>
+      </w:pPr>
+    </w:p>
+    <w:p>
+      <w:pPr>
+        <w:numPr>
+          <w:numId w:val="0"/>
+        </w:numPr>
         <w:rPr>
           <w:rFonts w:ascii="宋体" w:hAnsi="宋体" w:eastAsia="宋体" w:cs="宋体"/>
           <w:sz w:val="24"/>
@@ -2620,222 +2739,221 @@
       <w:r>
         <w:rPr>
           <w:rFonts w:ascii="宋体" w:hAnsi="宋体" w:eastAsia="宋体" w:cs="宋体"/>
-          <w:color w:val="1F2329"/>
-          <w:sz w:val="16"/>
-          <w:szCs w:val="16"/>
-        </w:rPr>
-        <w:t># 创建 Python 3.10.12 环境（命名为 mlagents-402）</w:t>
-      </w:r>
-      <w:r>
+          <w:sz w:val="24"/>
+          <w:szCs w:val="24"/>
+        </w:rPr>
+        <w:t>确保在正确的环境 + 目录下</w:t>
+      </w:r>
+    </w:p>
+    <w:p>
+      <w:pPr>
+        <w:numPr>
+          <w:numId w:val="0"/>
+        </w:numPr>
+        <w:rPr>
+          <w:rFonts w:ascii="Segoe UI Emoji" w:hAnsi="Segoe UI Emoji" w:eastAsia="Segoe UI Emoji" w:cs="Segoe UI Emoji"/>
+          <w:i w:val="0"/>
+          <w:iCs w:val="0"/>
+          <w:caps w:val="0"/>
+          <w:color w:val="000000"/>
+          <w:spacing w:val="0"/>
+          <w:sz w:val="16"/>
+          <w:szCs w:val="16"/>
+        </w:rPr>
+      </w:pPr>
+      <w:r>
+        <w:rPr>
+          <w:rFonts w:ascii="Segoe UI Emoji" w:hAnsi="Segoe UI Emoji" w:eastAsia="Segoe UI Emoji" w:cs="Segoe UI Emoji"/>
+          <w:i w:val="0"/>
+          <w:iCs w:val="0"/>
+          <w:caps w:val="0"/>
+          <w:color w:val="000000"/>
+          <w:spacing w:val="0"/>
+          <w:sz w:val="16"/>
+          <w:szCs w:val="16"/>
+        </w:rPr>
+        <w:t xml:space="preserve">conda activate mlagents-clean </w:t>
+      </w:r>
+    </w:p>
+    <w:p>
+      <w:pPr>
+        <w:numPr>
+          <w:numId w:val="0"/>
+        </w:numPr>
+        <w:rPr>
+          <w:rFonts w:ascii="Segoe UI Emoji" w:hAnsi="Segoe UI Emoji" w:eastAsia="Segoe UI Emoji" w:cs="Segoe UI Emoji"/>
+          <w:i w:val="0"/>
+          <w:iCs w:val="0"/>
+          <w:caps w:val="0"/>
+          <w:color w:val="000000"/>
+          <w:spacing w:val="0"/>
+          <w:sz w:val="16"/>
+          <w:szCs w:val="16"/>
+        </w:rPr>
+      </w:pPr>
+      <w:r>
+        <w:rPr>
+          <w:rFonts w:ascii="Segoe UI Emoji" w:hAnsi="Segoe UI Emoji" w:eastAsia="Segoe UI Emoji" w:cs="Segoe UI Emoji"/>
+          <w:i w:val="0"/>
+          <w:iCs w:val="0"/>
+          <w:caps w:val="0"/>
+          <w:color w:val="000000"/>
+          <w:spacing w:val="0"/>
+          <w:sz w:val="16"/>
+          <w:szCs w:val="16"/>
+        </w:rPr>
+        <w:t>cd /d E:\Unity_data\PPUV-YOLOv8</w:t>
+      </w:r>
+    </w:p>
+    <w:p>
+      <w:pPr>
+        <w:numPr>
+          <w:numId w:val="0"/>
+        </w:numPr>
+        <w:rPr>
+          <w:rFonts w:ascii="Segoe UI Emoji" w:hAnsi="Segoe UI Emoji" w:eastAsia="Segoe UI Emoji" w:cs="Segoe UI Emoji"/>
+          <w:i w:val="0"/>
+          <w:iCs w:val="0"/>
+          <w:caps w:val="0"/>
+          <w:color w:val="000000"/>
+          <w:spacing w:val="0"/>
+          <w:sz w:val="16"/>
+          <w:szCs w:val="16"/>
+        </w:rPr>
+      </w:pPr>
+    </w:p>
+    <w:p>
+      <w:pPr>
         <w:rPr>
           <w:rFonts w:ascii="宋体" w:hAnsi="宋体" w:eastAsia="宋体" w:cs="宋体"/>
           <w:sz w:val="24"/>
           <w:szCs w:val="24"/>
         </w:rPr>
-        <w:t xml:space="preserve"> </w:t>
-      </w:r>
-    </w:p>
-    <w:p>
-      <w:pPr>
-        <w:rPr>
-          <w:rFonts w:hint="default" w:ascii="宋体" w:hAnsi="宋体" w:eastAsia="宋体" w:cs="宋体"/>
-          <w:color w:val="1F2329"/>
-          <w:sz w:val="16"/>
-          <w:szCs w:val="16"/>
-          <w:lang w:val="en-US" w:eastAsia="zh-CN"/>
-        </w:rPr>
       </w:pPr>
       <w:r>
         <w:rPr>
           <w:rFonts w:ascii="宋体" w:hAnsi="宋体" w:eastAsia="宋体" w:cs="宋体"/>
-          <w:color w:val="1F2329"/>
-          <w:sz w:val="16"/>
-          <w:szCs w:val="16"/>
-        </w:rPr>
-        <w:t>conda create -n mlagents-402 python=3.10.12 -y</w:t>
-      </w:r>
-    </w:p>
-    <w:p>
-      <w:pPr>
-        <w:rPr>
-          <w:rFonts w:hint="default" w:ascii="宋体" w:hAnsi="宋体" w:eastAsia="宋体" w:cs="宋体"/>
-          <w:color w:val="1F2329"/>
-          <w:sz w:val="16"/>
-          <w:szCs w:val="16"/>
-          <w:lang w:val="en-US" w:eastAsia="zh-CN"/>
-        </w:rPr>
-      </w:pPr>
-    </w:p>
-    <w:p>
-      <w:pPr>
+          <w:sz w:val="24"/>
+          <w:szCs w:val="24"/>
+        </w:rPr>
+        <w:t>执行后直接启动训练</w:t>
+      </w:r>
+    </w:p>
+    <w:p>
+      <w:pPr>
+        <w:numPr>
+          <w:numId w:val="0"/>
+        </w:numPr>
+        <w:rPr>
+          <w:rFonts w:ascii="Segoe UI Emoji" w:hAnsi="Segoe UI Emoji" w:eastAsia="Segoe UI Emoji" w:cs="Segoe UI Emoji"/>
+          <w:i w:val="0"/>
+          <w:iCs w:val="0"/>
+          <w:caps w:val="0"/>
+          <w:color w:val="000000"/>
+          <w:spacing w:val="0"/>
+          <w:sz w:val="16"/>
+          <w:szCs w:val="16"/>
+        </w:rPr>
+      </w:pPr>
+    </w:p>
+    <w:p>
+      <w:pPr>
+        <w:rPr>
+          <w:rFonts w:ascii="Segoe UI Emoji" w:hAnsi="Segoe UI Emoji" w:eastAsia="Segoe UI Emoji" w:cs="Segoe UI Emoji"/>
+          <w:i w:val="0"/>
+          <w:iCs w:val="0"/>
+          <w:caps w:val="0"/>
+          <w:color w:val="000000"/>
+          <w:spacing w:val="0"/>
+          <w:sz w:val="16"/>
+          <w:szCs w:val="16"/>
+        </w:rPr>
+      </w:pPr>
+      <w:r>
+        <w:rPr>
+          <w:rFonts w:ascii="Segoe UI Emoji" w:hAnsi="Segoe UI Emoji" w:eastAsia="Segoe UI Emoji" w:cs="Segoe UI Emoji"/>
+          <w:i w:val="0"/>
+          <w:iCs w:val="0"/>
+          <w:caps w:val="0"/>
+          <w:color w:val="000000"/>
+          <w:spacing w:val="0"/>
+          <w:sz w:val="16"/>
+          <w:szCs w:val="16"/>
+        </w:rPr>
+        <w:t>mlagents-learn Assets/config/trainer_config.yaml --run-id=usv_ppo_train_00</w:t>
+      </w:r>
+      <w:r>
+        <w:rPr>
+          <w:rFonts w:hint="eastAsia" w:ascii="Segoe UI Emoji" w:hAnsi="Segoe UI Emoji" w:eastAsia="宋体" w:cs="Segoe UI Emoji"/>
+          <w:i w:val="0"/>
+          <w:iCs w:val="0"/>
+          <w:caps w:val="0"/>
+          <w:color w:val="000000"/>
+          <w:spacing w:val="0"/>
+          <w:sz w:val="16"/>
+          <w:szCs w:val="16"/>
+          <w:lang w:val="en-US" w:eastAsia="zh-CN"/>
+        </w:rPr>
+        <w:t>3</w:t>
+      </w:r>
+      <w:r>
+        <w:rPr>
+          <w:rFonts w:ascii="Segoe UI Emoji" w:hAnsi="Segoe UI Emoji" w:eastAsia="Segoe UI Emoji" w:cs="Segoe UI Emoji"/>
+          <w:i w:val="0"/>
+          <w:iCs w:val="0"/>
+          <w:caps w:val="0"/>
+          <w:color w:val="000000"/>
+          <w:spacing w:val="0"/>
+          <w:sz w:val="16"/>
+          <w:szCs w:val="16"/>
+        </w:rPr>
+        <w:t xml:space="preserve"> --no-graphics --timeout-wait 1800</w:t>
+      </w:r>
+    </w:p>
+    <w:p>
+      <w:pPr>
+        <w:rPr>
+          <w:rFonts w:ascii="Segoe UI Emoji" w:hAnsi="Segoe UI Emoji" w:eastAsia="Segoe UI Emoji" w:cs="Segoe UI Emoji"/>
+          <w:i w:val="0"/>
+          <w:iCs w:val="0"/>
+          <w:caps w:val="0"/>
+          <w:color w:val="000000"/>
+          <w:spacing w:val="0"/>
+          <w:sz w:val="16"/>
+          <w:szCs w:val="16"/>
+        </w:rPr>
+      </w:pPr>
+    </w:p>
+    <w:p>
+      <w:pPr>
+        <w:keepNext w:val="0"/>
+        <w:keepLines w:val="0"/>
+        <w:widowControl/>
+        <w:suppressLineNumbers w:val="0"/>
+        <w:jc w:val="left"/>
+        <w:rPr>
+          <w:rFonts w:ascii="Segoe UI Emoji" w:hAnsi="Segoe UI Emoji" w:eastAsia="Segoe UI Emoji" w:cs="Segoe UI Emoji"/>
+          <w:i w:val="0"/>
+          <w:iCs w:val="0"/>
+          <w:caps w:val="0"/>
+          <w:color w:val="000000"/>
+          <w:spacing w:val="0"/>
+          <w:sz w:val="16"/>
+          <w:szCs w:val="16"/>
+        </w:rPr>
+      </w:pPr>
+      <w:r>
         <w:rPr>
           <w:rFonts w:ascii="宋体" w:hAnsi="宋体" w:eastAsia="宋体" w:cs="宋体"/>
-          <w:color w:val="1F2329"/>
-          <w:sz w:val="16"/>
-          <w:szCs w:val="16"/>
-        </w:rPr>
-      </w:pPr>
-      <w:r>
-        <w:rPr>
-          <w:rFonts w:ascii="宋体" w:hAnsi="宋体" w:eastAsia="宋体" w:cs="宋体"/>
-          <w:color w:val="1F2329"/>
-          <w:sz w:val="16"/>
-          <w:szCs w:val="16"/>
-        </w:rPr>
-        <w:t xml:space="preserve"># 激活环境 </w:t>
-      </w:r>
-    </w:p>
-    <w:p>
-      <w:pPr>
-        <w:rPr>
-          <w:rFonts w:ascii="宋体" w:hAnsi="宋体" w:eastAsia="宋体" w:cs="宋体"/>
-          <w:color w:val="1F2329"/>
-          <w:sz w:val="16"/>
-          <w:szCs w:val="16"/>
-        </w:rPr>
-      </w:pPr>
-      <w:r>
-        <w:rPr>
-          <w:rFonts w:ascii="宋体" w:hAnsi="宋体" w:eastAsia="宋体" w:cs="宋体"/>
-          <w:color w:val="1F2329"/>
-          <w:sz w:val="16"/>
-          <w:szCs w:val="16"/>
-        </w:rPr>
-        <w:t>conda activate mlagents-402</w:t>
-      </w:r>
-    </w:p>
-    <w:p>
-      <w:pPr>
-        <w:rPr>
-          <w:rFonts w:ascii="宋体" w:hAnsi="宋体" w:eastAsia="宋体" w:cs="宋体"/>
-          <w:color w:val="1F2329"/>
-          <w:sz w:val="16"/>
-          <w:szCs w:val="16"/>
-        </w:rPr>
-      </w:pPr>
-    </w:p>
-    <w:p>
-      <w:pPr>
-        <w:rPr>
-          <w:rFonts w:ascii="宋体" w:hAnsi="宋体" w:eastAsia="宋体" w:cs="宋体"/>
-          <w:color w:val="1F2329"/>
-          <w:sz w:val="16"/>
-          <w:szCs w:val="16"/>
-        </w:rPr>
-      </w:pPr>
-      <w:r>
-        <w:rPr>
-          <w:rFonts w:ascii="宋体" w:hAnsi="宋体" w:eastAsia="宋体" w:cs="宋体"/>
-          <w:color w:val="1F2329"/>
-          <w:sz w:val="16"/>
-          <w:szCs w:val="16"/>
-        </w:rPr>
-        <w:t># 升级 pip</w:t>
-      </w:r>
-    </w:p>
-    <w:p>
-      <w:pPr>
-        <w:rPr>
-          <w:rFonts w:ascii="宋体" w:hAnsi="宋体" w:eastAsia="宋体" w:cs="宋体"/>
-          <w:color w:val="1F2329"/>
-          <w:sz w:val="16"/>
-          <w:szCs w:val="16"/>
-        </w:rPr>
-      </w:pPr>
-      <w:r>
-        <w:rPr>
-          <w:rFonts w:ascii="宋体" w:hAnsi="宋体" w:eastAsia="宋体" w:cs="宋体"/>
-          <w:color w:val="1F2329"/>
-          <w:sz w:val="16"/>
-          <w:szCs w:val="16"/>
-        </w:rPr>
-        <w:t xml:space="preserve"> python -m pip install --upgrade pip</w:t>
-      </w:r>
-    </w:p>
-    <w:p>
-      <w:pPr>
-        <w:rPr>
-          <w:rFonts w:hint="default" w:ascii="宋体" w:hAnsi="宋体" w:eastAsia="宋体" w:cs="宋体"/>
           <w:sz w:val="24"/>
           <w:szCs w:val="24"/>
-          <w:lang w:val="en-US" w:eastAsia="zh-CN"/>
-        </w:rPr>
-      </w:pPr>
-      <w:r>
-        <w:rPr>
-          <w:rFonts w:hint="eastAsia" w:ascii="宋体" w:hAnsi="宋体" w:eastAsia="宋体" w:cs="宋体"/>
-          <w:sz w:val="24"/>
-          <w:szCs w:val="24"/>
-          <w:lang w:val="en-US" w:eastAsia="zh-CN"/>
-        </w:rPr>
-        <w:t>科学上网后官网</w:t>
-      </w:r>
-      <w:r>
-        <w:rPr>
-          <w:rFonts w:ascii="宋体" w:hAnsi="宋体" w:eastAsia="宋体" w:cs="宋体"/>
-          <w:sz w:val="24"/>
-          <w:szCs w:val="24"/>
-        </w:rPr>
-        <w:t>下载 ml-agents 4.0.0 源码包</w:t>
-      </w:r>
-    </w:p>
-    <w:p>
-      <w:pPr>
-        <w:rPr>
-          <w:rFonts w:hint="eastAsia" w:ascii="宋体" w:hAnsi="宋体" w:eastAsia="宋体" w:cs="宋体"/>
-          <w:sz w:val="24"/>
-          <w:szCs w:val="24"/>
-        </w:rPr>
-      </w:pPr>
-      <w:r>
-        <w:rPr>
-          <w:rFonts w:hint="eastAsia" w:ascii="宋体" w:hAnsi="宋体" w:eastAsia="宋体" w:cs="宋体"/>
-          <w:sz w:val="24"/>
-          <w:szCs w:val="24"/>
-        </w:rPr>
-        <w:fldChar w:fldCharType="begin"/>
-      </w:r>
-      <w:r>
-        <w:rPr>
-          <w:rFonts w:hint="eastAsia" w:ascii="宋体" w:hAnsi="宋体" w:eastAsia="宋体" w:cs="宋体"/>
-          <w:sz w:val="24"/>
-          <w:szCs w:val="24"/>
-        </w:rPr>
-        <w:instrText xml:space="preserve"> HYPERLINK "https://github.com/Unity-Technologies/ml-agents/releases" </w:instrText>
-      </w:r>
-      <w:r>
-        <w:rPr>
-          <w:rFonts w:hint="eastAsia" w:ascii="宋体" w:hAnsi="宋体" w:eastAsia="宋体" w:cs="宋体"/>
-          <w:sz w:val="24"/>
-          <w:szCs w:val="24"/>
-        </w:rPr>
-        <w:fldChar w:fldCharType="separate"/>
-      </w:r>
-      <w:r>
-        <w:rPr>
-          <w:rStyle w:val="11"/>
-          <w:rFonts w:hint="eastAsia" w:ascii="宋体" w:hAnsi="宋体" w:eastAsia="宋体" w:cs="宋体"/>
-          <w:sz w:val="24"/>
-          <w:szCs w:val="24"/>
-        </w:rPr>
-        <w:t>https://github.com/Unity-Technologies/ml-agents/releases</w:t>
-      </w:r>
-      <w:r>
-        <w:rPr>
-          <w:rFonts w:hint="eastAsia" w:ascii="宋体" w:hAnsi="宋体" w:eastAsia="宋体" w:cs="宋体"/>
-          <w:sz w:val="24"/>
-          <w:szCs w:val="24"/>
-        </w:rPr>
-        <w:fldChar w:fldCharType="end"/>
-      </w:r>
-    </w:p>
-    <w:p>
-      <w:r>
+          <w:bdr w:val="none" w:color="auto" w:sz="0" w:space="0"/>
+        </w:rPr>
         <w:drawing>
           <wp:inline distT="0" distB="0" distL="114300" distR="114300">
-            <wp:extent cx="5264785" cy="2697480"/>
-            <wp:effectExtent l="0" t="0" r="5715" b="7620"/>
-            <wp:docPr id="10" name="图片 4"/>
+            <wp:extent cx="6520815" cy="3128645"/>
+            <wp:effectExtent l="0" t="0" r="6985" b="8255"/>
+            <wp:docPr id="16" name="图片 1" descr="IMG_256"/>
             <wp:cNvGraphicFramePr>
               <a:graphicFrameLocks xmlns:a="http://schemas.openxmlformats.org/drawingml/2006/main" noChangeAspect="1"/>
             </wp:cNvGraphicFramePr>
@@ -2843,7 +2961,7 @@
               <a:graphicData uri="http://schemas.openxmlformats.org/drawingml/2006/picture">
                 <pic:pic xmlns:pic="http://schemas.openxmlformats.org/drawingml/2006/picture">
                   <pic:nvPicPr>
-                    <pic:cNvPr id="10" name="图片 4"/>
+                    <pic:cNvPr id="16" name="图片 1" descr="IMG_256"/>
                     <pic:cNvPicPr>
                       <a:picLocks noChangeAspect="1"/>
                     </pic:cNvPicPr>
@@ -2857,13 +2975,13 @@
                   <pic:spPr>
                     <a:xfrm>
                       <a:off x="0" y="0"/>
-                      <a:ext cx="5264785" cy="2697480"/>
+                      <a:ext cx="6520815" cy="3128645"/>
                     </a:xfrm>
                     <a:prstGeom prst="rect">
                       <a:avLst/>
                     </a:prstGeom>
                     <a:noFill/>
-                    <a:ln>
+                    <a:ln w="9525">
                       <a:noFill/>
                     </a:ln>
                   </pic:spPr>
@@ -2877,383 +2995,18 @@
     <w:p>
       <w:pPr>
         <w:rPr>
-          <w:rFonts w:hint="eastAsia"/>
-        </w:rPr>
-      </w:pPr>
-      <w:r>
-        <w:rPr>
-          <w:rFonts w:ascii="宋体" w:hAnsi="宋体" w:eastAsia="宋体" w:cs="宋体"/>
-          <w:sz w:val="24"/>
-          <w:szCs w:val="24"/>
-        </w:rPr>
-        <w:t>本地安装</w:t>
-      </w:r>
-    </w:p>
-    <w:p>
-      <w:pPr>
-        <w:rPr>
-          <w:rFonts w:hint="eastAsia" w:ascii="宋体" w:hAnsi="宋体" w:eastAsia="宋体" w:cs="宋体"/>
-          <w:sz w:val="24"/>
-          <w:szCs w:val="24"/>
-        </w:rPr>
-      </w:pPr>
-      <w:r>
-        <w:drawing>
-          <wp:inline distT="0" distB="0" distL="114300" distR="114300">
-            <wp:extent cx="5266055" cy="3462020"/>
-            <wp:effectExtent l="0" t="0" r="4445" b="5080"/>
-            <wp:docPr id="11" name="图片 3"/>
-            <wp:cNvGraphicFramePr>
-              <a:graphicFrameLocks xmlns:a="http://schemas.openxmlformats.org/drawingml/2006/main" noChangeAspect="1"/>
-            </wp:cNvGraphicFramePr>
-            <a:graphic xmlns:a="http://schemas.openxmlformats.org/drawingml/2006/main">
-              <a:graphicData uri="http://schemas.openxmlformats.org/drawingml/2006/picture">
-                <pic:pic xmlns:pic="http://schemas.openxmlformats.org/drawingml/2006/picture">
-                  <pic:nvPicPr>
-                    <pic:cNvPr id="11" name="图片 3"/>
-                    <pic:cNvPicPr>
-                      <a:picLocks noChangeAspect="1"/>
-                    </pic:cNvPicPr>
-                  </pic:nvPicPr>
-                  <pic:blipFill>
-                    <a:blip r:embed="rId14"/>
-                    <a:stretch>
-                      <a:fillRect/>
-                    </a:stretch>
-                  </pic:blipFill>
-                  <pic:spPr>
-                    <a:xfrm>
-                      <a:off x="0" y="0"/>
-                      <a:ext cx="5266055" cy="3462020"/>
-                    </a:xfrm>
-                    <a:prstGeom prst="rect">
-                      <a:avLst/>
-                    </a:prstGeom>
-                    <a:noFill/>
-                    <a:ln>
-                      <a:noFill/>
-                    </a:ln>
-                  </pic:spPr>
-                </pic:pic>
-              </a:graphicData>
-            </a:graphic>
-          </wp:inline>
-        </w:drawing>
-      </w:r>
-    </w:p>
-    <w:p>
-      <w:pPr>
-        <w:pStyle w:val="4"/>
-        <w:keepNext w:val="0"/>
-        <w:keepLines w:val="0"/>
-        <w:widowControl/>
-        <w:suppressLineNumbers w:val="0"/>
-        <w:pBdr>
-          <w:top w:val="none" w:color="auto" w:sz="0" w:space="0"/>
-          <w:left w:val="none" w:color="auto" w:sz="0" w:space="0"/>
-          <w:bottom w:val="none" w:color="auto" w:sz="0" w:space="0"/>
-          <w:right w:val="none" w:color="auto" w:sz="0" w:space="0"/>
-        </w:pBdr>
-        <w:spacing w:before="0" w:beforeAutospacing="0" w:after="0" w:afterAutospacing="0" w:line="240" w:lineRule="atLeast"/>
-        <w:ind w:left="0" w:right="0"/>
-        <w:rPr>
-          <w:color w:val="000000"/>
-          <w:sz w:val="16"/>
-          <w:szCs w:val="16"/>
-        </w:rPr>
-      </w:pPr>
-      <w:r>
-        <w:rPr>
-          <w:color w:val="000000"/>
-          <w:sz w:val="16"/>
-          <w:szCs w:val="16"/>
-        </w:rPr>
-        <w:t>步骤 1：解压源码包</w:t>
-      </w:r>
-    </w:p>
-    <w:p>
-      <w:pPr>
-        <w:keepNext w:val="0"/>
-        <w:keepLines w:val="0"/>
-        <w:widowControl/>
-        <w:numPr>
-          <w:ilvl w:val="0"/>
-          <w:numId w:val="3"/>
-        </w:numPr>
-        <w:suppressLineNumbers w:val="0"/>
-        <w:pBdr>
-          <w:top w:val="none" w:color="auto" w:sz="0" w:space="0"/>
-          <w:left w:val="none" w:color="auto" w:sz="0" w:space="0"/>
-          <w:bottom w:val="none" w:color="auto" w:sz="0" w:space="0"/>
-          <w:right w:val="none" w:color="auto" w:sz="0" w:space="0"/>
-        </w:pBdr>
-        <w:spacing w:before="0" w:beforeAutospacing="0" w:after="0" w:afterAutospacing="0" w:line="240" w:lineRule="atLeast"/>
-        <w:ind w:left="0" w:right="0" w:hanging="360"/>
-        <w:rPr>
-          <w:color w:val="000000"/>
-          <w:sz w:val="16"/>
-          <w:szCs w:val="16"/>
-        </w:rPr>
-      </w:pPr>
-      <w:r>
-        <w:rPr>
-          <w:color w:val="000000"/>
-          <w:sz w:val="16"/>
-          <w:szCs w:val="16"/>
-        </w:rPr>
-        <w:t xml:space="preserve">找到你下载的 </w:t>
-      </w:r>
-      <w:r>
-        <w:rPr>
-          <w:rStyle w:val="12"/>
-          <w:color w:val="000000"/>
-          <w:sz w:val="16"/>
-          <w:szCs w:val="16"/>
-        </w:rPr>
-        <w:t>ml-agents-release_23_tag.zip</w:t>
-      </w:r>
-      <w:r>
-        <w:rPr>
-          <w:color w:val="000000"/>
-          <w:sz w:val="16"/>
-          <w:szCs w:val="16"/>
-        </w:rPr>
-        <w:t xml:space="preserve"> 文件。</w:t>
-      </w:r>
-    </w:p>
-    <w:p>
-      <w:pPr>
-        <w:keepNext w:val="0"/>
-        <w:keepLines w:val="0"/>
-        <w:widowControl/>
-        <w:numPr>
-          <w:ilvl w:val="0"/>
-          <w:numId w:val="3"/>
-        </w:numPr>
-        <w:suppressLineNumbers w:val="0"/>
-        <w:pBdr>
-          <w:top w:val="none" w:color="auto" w:sz="0" w:space="0"/>
-          <w:left w:val="none" w:color="auto" w:sz="0" w:space="0"/>
-          <w:bottom w:val="none" w:color="auto" w:sz="0" w:space="0"/>
-          <w:right w:val="none" w:color="auto" w:sz="0" w:space="0"/>
-        </w:pBdr>
-        <w:spacing w:before="0" w:beforeAutospacing="0" w:after="0" w:afterAutospacing="0" w:line="240" w:lineRule="atLeast"/>
-        <w:ind w:left="0" w:right="0" w:hanging="360"/>
-        <w:rPr>
-          <w:color w:val="000000"/>
-          <w:sz w:val="16"/>
-          <w:szCs w:val="16"/>
-        </w:rPr>
-      </w:pPr>
-      <w:r>
-        <w:rPr>
-          <w:color w:val="000000"/>
-          <w:sz w:val="16"/>
-          <w:szCs w:val="16"/>
-        </w:rPr>
-        <w:t>右键点击，选择 “全部提取”，将其解压到一个</w:t>
-      </w:r>
-      <w:r>
-        <w:rPr>
-          <w:rStyle w:val="10"/>
-          <w:b/>
-          <w:bCs/>
-          <w:color w:val="000000"/>
-          <w:sz w:val="16"/>
-          <w:szCs w:val="16"/>
-        </w:rPr>
-        <w:t>无中文、无空格</w:t>
-      </w:r>
-      <w:r>
-        <w:rPr>
-          <w:color w:val="000000"/>
-          <w:sz w:val="16"/>
-          <w:szCs w:val="16"/>
-        </w:rPr>
-        <w:t>的路径，例如：</w:t>
-      </w:r>
-      <w:r>
-        <w:rPr>
-          <w:rStyle w:val="12"/>
-          <w:color w:val="000000"/>
-          <w:sz w:val="16"/>
-          <w:szCs w:val="16"/>
-        </w:rPr>
-        <w:t>D:\ml-agents-release_23</w:t>
-      </w:r>
-      <w:r>
-        <w:rPr>
-          <w:color w:val="000000"/>
-          <w:sz w:val="16"/>
-          <w:szCs w:val="16"/>
-        </w:rPr>
-        <w:t>。</w:t>
-      </w:r>
-    </w:p>
-    <w:p>
-      <w:pPr>
-        <w:keepNext w:val="0"/>
-        <w:keepLines w:val="0"/>
-        <w:widowControl/>
-        <w:numPr>
-          <w:ilvl w:val="0"/>
-          <w:numId w:val="3"/>
-        </w:numPr>
-        <w:suppressLineNumbers w:val="0"/>
-        <w:pBdr>
-          <w:top w:val="none" w:color="auto" w:sz="0" w:space="0"/>
-          <w:left w:val="none" w:color="auto" w:sz="0" w:space="0"/>
-          <w:bottom w:val="none" w:color="auto" w:sz="0" w:space="0"/>
-          <w:right w:val="none" w:color="auto" w:sz="0" w:space="0"/>
-        </w:pBdr>
-        <w:spacing w:before="0" w:beforeAutospacing="0" w:after="0" w:afterAutospacing="0" w:line="240" w:lineRule="atLeast"/>
-        <w:ind w:left="0" w:right="0" w:hanging="360"/>
-        <w:rPr>
-          <w:color w:val="000000"/>
-          <w:sz w:val="16"/>
-          <w:szCs w:val="16"/>
-        </w:rPr>
-      </w:pPr>
-    </w:p>
-    <w:p>
-      <w:pPr>
-        <w:pStyle w:val="4"/>
-        <w:keepNext w:val="0"/>
-        <w:keepLines w:val="0"/>
-        <w:widowControl/>
-        <w:suppressLineNumbers w:val="0"/>
-        <w:pBdr>
-          <w:top w:val="none" w:color="auto" w:sz="0" w:space="0"/>
-          <w:left w:val="none" w:color="auto" w:sz="0" w:space="0"/>
-          <w:bottom w:val="none" w:color="auto" w:sz="0" w:space="0"/>
-          <w:right w:val="none" w:color="auto" w:sz="0" w:space="0"/>
-        </w:pBdr>
-        <w:spacing w:before="0" w:beforeAutospacing="0" w:after="0" w:afterAutospacing="0" w:line="240" w:lineRule="atLeast"/>
-        <w:ind w:left="0" w:right="0"/>
-        <w:rPr>
-          <w:color w:val="000000"/>
-          <w:sz w:val="16"/>
-          <w:szCs w:val="16"/>
-        </w:rPr>
-      </w:pPr>
-      <w:r>
-        <w:rPr>
-          <w:color w:val="000000"/>
-          <w:sz w:val="16"/>
-          <w:szCs w:val="16"/>
-        </w:rPr>
-        <w:t>步骤 2：在 CMD 中执行本地安装</w:t>
-      </w:r>
-    </w:p>
-    <w:p>
-      <w:pPr>
-        <w:keepNext w:val="0"/>
-        <w:keepLines w:val="0"/>
-        <w:widowControl/>
-        <w:suppressLineNumbers w:val="0"/>
-        <w:pBdr>
-          <w:top w:val="none" w:color="auto" w:sz="0" w:space="0"/>
-          <w:left w:val="none" w:color="auto" w:sz="0" w:space="0"/>
-          <w:bottom w:val="none" w:color="auto" w:sz="0" w:space="0"/>
-          <w:right w:val="none" w:color="auto" w:sz="0" w:space="0"/>
-        </w:pBdr>
-        <w:spacing w:before="0" w:beforeAutospacing="0" w:after="0" w:afterAutospacing="0" w:line="240" w:lineRule="atLeast"/>
-        <w:ind w:left="0" w:right="0"/>
-        <w:jc w:val="left"/>
-        <w:rPr>
-          <w:rFonts w:ascii="宋体" w:hAnsi="宋体" w:eastAsia="宋体" w:cs="宋体"/>
-          <w:color w:val="000000"/>
-          <w:kern w:val="0"/>
-          <w:sz w:val="16"/>
-          <w:szCs w:val="16"/>
-          <w:lang w:val="en-US" w:eastAsia="zh-CN" w:bidi="ar"/>
-        </w:rPr>
-      </w:pPr>
-      <w:r>
-        <w:rPr>
-          <w:rFonts w:ascii="宋体" w:hAnsi="宋体" w:eastAsia="宋体" w:cs="宋体"/>
-          <w:color w:val="000000"/>
-          <w:kern w:val="0"/>
-          <w:sz w:val="16"/>
-          <w:szCs w:val="16"/>
-          <w:lang w:val="en-US" w:eastAsia="zh-CN" w:bidi="ar"/>
-        </w:rPr>
-        <w:t xml:space="preserve">请确保你的 </w:t>
-      </w:r>
-      <w:r>
-        <w:rPr>
-          <w:rStyle w:val="12"/>
-          <w:rFonts w:ascii="宋体" w:hAnsi="宋体" w:eastAsia="宋体" w:cs="宋体"/>
-          <w:color w:val="000000"/>
-          <w:kern w:val="0"/>
-          <w:sz w:val="16"/>
-          <w:szCs w:val="16"/>
-          <w:lang w:val="en-US" w:eastAsia="zh-CN" w:bidi="ar"/>
-        </w:rPr>
-        <w:t>mlagents-402</w:t>
-      </w:r>
-      <w:r>
-        <w:rPr>
-          <w:rFonts w:ascii="宋体" w:hAnsi="宋体" w:eastAsia="宋体" w:cs="宋体"/>
-          <w:color w:val="000000"/>
-          <w:kern w:val="0"/>
-          <w:sz w:val="16"/>
-          <w:szCs w:val="16"/>
-          <w:lang w:val="en-US" w:eastAsia="zh-CN" w:bidi="ar"/>
-        </w:rPr>
-        <w:t xml:space="preserve"> 环境已经激活（CMD 前缀显示 </w:t>
-      </w:r>
-      <w:r>
-        <w:rPr>
-          <w:rStyle w:val="12"/>
-          <w:rFonts w:ascii="宋体" w:hAnsi="宋体" w:eastAsia="宋体" w:cs="宋体"/>
-          <w:color w:val="000000"/>
-          <w:kern w:val="0"/>
-          <w:sz w:val="16"/>
-          <w:szCs w:val="16"/>
-          <w:lang w:val="en-US" w:eastAsia="zh-CN" w:bidi="ar"/>
-        </w:rPr>
-        <w:t>(D:\conda_envs\mlagents-402)</w:t>
-      </w:r>
-      <w:r>
-        <w:rPr>
-          <w:rFonts w:ascii="宋体" w:hAnsi="宋体" w:eastAsia="宋体" w:cs="宋体"/>
-          <w:color w:val="000000"/>
-          <w:kern w:val="0"/>
-          <w:sz w:val="16"/>
-          <w:szCs w:val="16"/>
-          <w:lang w:val="en-US" w:eastAsia="zh-CN" w:bidi="ar"/>
-        </w:rPr>
-        <w:t>），然后按顺序执行以下命令：</w:t>
-      </w:r>
-    </w:p>
-    <w:p>
-      <w:pPr>
-        <w:keepNext w:val="0"/>
-        <w:keepLines w:val="0"/>
-        <w:widowControl/>
-        <w:suppressLineNumbers w:val="0"/>
-        <w:pBdr>
-          <w:top w:val="none" w:color="auto" w:sz="0" w:space="0"/>
-          <w:left w:val="none" w:color="auto" w:sz="0" w:space="0"/>
-          <w:bottom w:val="none" w:color="auto" w:sz="0" w:space="0"/>
-          <w:right w:val="none" w:color="auto" w:sz="0" w:space="0"/>
-        </w:pBdr>
-        <w:spacing w:before="0" w:beforeAutospacing="0" w:after="0" w:afterAutospacing="0" w:line="240" w:lineRule="atLeast"/>
-        <w:ind w:left="0" w:right="0"/>
-        <w:jc w:val="left"/>
-        <w:rPr>
-          <w:rFonts w:ascii="宋体" w:hAnsi="宋体" w:eastAsia="宋体" w:cs="宋体"/>
-          <w:color w:val="000000"/>
-          <w:kern w:val="0"/>
-          <w:sz w:val="16"/>
-          <w:szCs w:val="16"/>
-          <w:lang w:val="en-US" w:eastAsia="zh-CN" w:bidi="ar"/>
-        </w:rPr>
-      </w:pPr>
-    </w:p>
-    <w:p>
-      <w:pPr>
+          <w:rFonts w:hint="default" w:ascii="Segoe UI Emoji" w:hAnsi="Segoe UI Emoji" w:eastAsia="Segoe UI Emoji" w:cs="Segoe UI Emoji"/>
+          <w:i w:val="0"/>
+          <w:iCs w:val="0"/>
+          <w:caps w:val="0"/>
+          <w:color w:val="000000"/>
+          <w:spacing w:val="0"/>
+          <w:sz w:val="16"/>
+          <w:szCs w:val="16"/>
+          <w:lang w:val="en-US"/>
+        </w:rPr>
+      </w:pPr>
+      <w:r>
         <w:rPr>
           <w:rFonts w:ascii="Segoe UI Emoji" w:hAnsi="Segoe UI Emoji" w:eastAsia="Segoe UI Emoji" w:cs="Segoe UI Emoji"/>
           <w:i w:val="0"/>
@@ -3264,8 +3017,25 @@
           <w:sz w:val="16"/>
           <w:szCs w:val="16"/>
         </w:rPr>
-      </w:pPr>
-      <w:r>
+        <w:t>usv_ppo_train_00</w:t>
+      </w:r>
+      <w:r>
+        <w:rPr>
+          <w:rFonts w:hint="eastAsia" w:ascii="Segoe UI Emoji" w:hAnsi="Segoe UI Emoji" w:eastAsia="宋体" w:cs="Segoe UI Emoji"/>
+          <w:i w:val="0"/>
+          <w:iCs w:val="0"/>
+          <w:caps w:val="0"/>
+          <w:color w:val="000000"/>
+          <w:spacing w:val="0"/>
+          <w:sz w:val="16"/>
+          <w:szCs w:val="16"/>
+          <w:lang w:val="en-US" w:eastAsia="zh-CN"/>
+        </w:rPr>
+        <w:t>3：新一轮训练需更改任务编号</w:t>
+      </w:r>
+    </w:p>
+    <w:p>
+      <w:pPr>
         <w:rPr>
           <w:rFonts w:ascii="Segoe UI Emoji" w:hAnsi="Segoe UI Emoji" w:eastAsia="Segoe UI Emoji" w:cs="Segoe UI Emoji"/>
           <w:i w:val="0"/>
@@ -3276,176 +3046,41 @@
           <w:sz w:val="16"/>
           <w:szCs w:val="16"/>
         </w:rPr>
-        <w:t xml:space="preserve"># 1. 进入解压后的目录（请替换为你实际的解压路径） </w:t>
-      </w:r>
-    </w:p>
-    <w:p>
-      <w:pPr>
-        <w:rPr>
-          <w:rFonts w:ascii="Segoe UI Emoji" w:hAnsi="Segoe UI Emoji" w:eastAsia="Segoe UI Emoji" w:cs="Segoe UI Emoji"/>
-          <w:i w:val="0"/>
-          <w:iCs w:val="0"/>
-          <w:caps w:val="0"/>
-          <w:color w:val="000000"/>
-          <w:spacing w:val="0"/>
-          <w:sz w:val="16"/>
-          <w:szCs w:val="16"/>
-        </w:rPr>
-      </w:pPr>
-      <w:r>
-        <w:rPr>
-          <w:rFonts w:ascii="Segoe UI Emoji" w:hAnsi="Segoe UI Emoji" w:eastAsia="Segoe UI Emoji" w:cs="Segoe UI Emoji"/>
-          <w:i w:val="0"/>
-          <w:iCs w:val="0"/>
-          <w:caps w:val="0"/>
-          <w:color w:val="000000"/>
-          <w:spacing w:val="0"/>
-          <w:sz w:val="16"/>
-          <w:szCs w:val="16"/>
-        </w:rPr>
-        <w:t xml:space="preserve">cd D:\ml-agents-release_23 </w:t>
-      </w:r>
-    </w:p>
-    <w:p>
-      <w:pPr>
-        <w:rPr>
-          <w:rFonts w:ascii="Segoe UI Emoji" w:hAnsi="Segoe UI Emoji" w:eastAsia="Segoe UI Emoji" w:cs="Segoe UI Emoji"/>
-          <w:i w:val="0"/>
-          <w:iCs w:val="0"/>
-          <w:caps w:val="0"/>
-          <w:color w:val="000000"/>
-          <w:spacing w:val="0"/>
-          <w:sz w:val="16"/>
-          <w:szCs w:val="16"/>
-        </w:rPr>
-      </w:pPr>
-    </w:p>
-    <w:p>
-      <w:pPr>
-        <w:rPr>
-          <w:rFonts w:ascii="Segoe UI Emoji" w:hAnsi="Segoe UI Emoji" w:eastAsia="Segoe UI Emoji" w:cs="Segoe UI Emoji"/>
-          <w:i w:val="0"/>
-          <w:iCs w:val="0"/>
-          <w:caps w:val="0"/>
-          <w:color w:val="000000"/>
-          <w:spacing w:val="0"/>
-          <w:sz w:val="16"/>
-          <w:szCs w:val="16"/>
-        </w:rPr>
-      </w:pPr>
-      <w:r>
-        <w:rPr>
-          <w:rFonts w:ascii="Segoe UI Emoji" w:hAnsi="Segoe UI Emoji" w:eastAsia="Segoe UI Emoji" w:cs="Segoe UI Emoji"/>
-          <w:i w:val="0"/>
-          <w:iCs w:val="0"/>
-          <w:caps w:val="0"/>
-          <w:color w:val="000000"/>
-          <w:spacing w:val="0"/>
-          <w:sz w:val="16"/>
-          <w:szCs w:val="16"/>
-        </w:rPr>
-        <w:t xml:space="preserve"># 2. 本地安装 ml-agents 和 ml-agents-envs（核心步骤，无需网络） </w:t>
-      </w:r>
-    </w:p>
-    <w:p>
-      <w:pPr>
-        <w:rPr>
-          <w:rFonts w:ascii="Segoe UI Emoji" w:hAnsi="Segoe UI Emoji" w:eastAsia="Segoe UI Emoji" w:cs="Segoe UI Emoji"/>
-          <w:i w:val="0"/>
-          <w:iCs w:val="0"/>
-          <w:caps w:val="0"/>
-          <w:color w:val="000000"/>
-          <w:spacing w:val="0"/>
-          <w:sz w:val="16"/>
-          <w:szCs w:val="16"/>
-        </w:rPr>
-      </w:pPr>
-      <w:r>
-        <w:rPr>
-          <w:rFonts w:ascii="Segoe UI Emoji" w:hAnsi="Segoe UI Emoji" w:eastAsia="Segoe UI Emoji" w:cs="Segoe UI Emoji"/>
-          <w:i w:val="0"/>
-          <w:iCs w:val="0"/>
-          <w:caps w:val="0"/>
-          <w:color w:val="000000"/>
-          <w:spacing w:val="0"/>
-          <w:sz w:val="16"/>
-          <w:szCs w:val="16"/>
-        </w:rPr>
-        <w:t>pip install -e ./ml-agents -e ./ml-agents-envs</w:t>
-      </w:r>
-    </w:p>
-    <w:p>
-      <w:pPr>
-        <w:rPr>
-          <w:rFonts w:ascii="Segoe UI Emoji" w:hAnsi="Segoe UI Emoji" w:eastAsia="Segoe UI Emoji" w:cs="Segoe UI Emoji"/>
-          <w:i w:val="0"/>
-          <w:iCs w:val="0"/>
-          <w:caps w:val="0"/>
-          <w:color w:val="000000"/>
-          <w:spacing w:val="0"/>
-          <w:sz w:val="16"/>
-          <w:szCs w:val="16"/>
-        </w:rPr>
-      </w:pPr>
-    </w:p>
-    <w:p>
-      <w:pPr>
-        <w:rPr>
-          <w:rFonts w:ascii="Segoe UI Emoji" w:hAnsi="Segoe UI Emoji" w:eastAsia="Segoe UI Emoji" w:cs="Segoe UI Emoji"/>
-          <w:i w:val="0"/>
-          <w:iCs w:val="0"/>
-          <w:caps w:val="0"/>
-          <w:color w:val="000000"/>
-          <w:spacing w:val="0"/>
-          <w:sz w:val="16"/>
-          <w:szCs w:val="16"/>
-        </w:rPr>
-      </w:pPr>
-      <w:r>
-        <w:rPr>
-          <w:rFonts w:ascii="Segoe UI Emoji" w:hAnsi="Segoe UI Emoji" w:eastAsia="Segoe UI Emoji" w:cs="Segoe UI Emoji"/>
-          <w:i w:val="0"/>
-          <w:iCs w:val="0"/>
-          <w:caps w:val="0"/>
-          <w:color w:val="000000"/>
-          <w:spacing w:val="0"/>
-          <w:sz w:val="16"/>
-          <w:szCs w:val="16"/>
-        </w:rPr>
-        <w:t xml:space="preserve"> # 3. 安装配套依赖（使用清华源，速度更快） </w:t>
-      </w:r>
-    </w:p>
-    <w:p>
-      <w:pPr>
-        <w:rPr>
-          <w:rFonts w:hint="eastAsia" w:ascii="宋体" w:hAnsi="宋体" w:eastAsia="宋体" w:cs="宋体"/>
-          <w:sz w:val="24"/>
-          <w:szCs w:val="24"/>
-        </w:rPr>
-      </w:pPr>
-      <w:r>
-        <w:rPr>
-          <w:rFonts w:ascii="Segoe UI Emoji" w:hAnsi="Segoe UI Emoji" w:eastAsia="Segoe UI Emoji" w:cs="Segoe UI Emoji"/>
-          <w:i w:val="0"/>
-          <w:iCs w:val="0"/>
-          <w:caps w:val="0"/>
-          <w:color w:val="000000"/>
-          <w:spacing w:val="0"/>
-          <w:sz w:val="16"/>
-          <w:szCs w:val="16"/>
-        </w:rPr>
-        <w:t>pip install tensorboard==2.10.1 protobuf==4.21.12 grpcio==1.53.2 torch==2.2.2 --trusted-host pypi.tuna.tsinghua.edu.cn -i https://pypi.tuna.tsinghua.edu.cn/simple</w:t>
-      </w:r>
-    </w:p>
-    <w:p>
-      <w:pPr>
-        <w:rPr>
-          <w:rFonts w:hint="eastAsia" w:ascii="宋体" w:hAnsi="宋体" w:eastAsia="宋体" w:cs="宋体"/>
-          <w:sz w:val="24"/>
-          <w:szCs w:val="24"/>
-        </w:rPr>
-      </w:pPr>
-    </w:p>
+      </w:pPr>
+    </w:p>
+    <w:p>
+      <w:pPr>
+        <w:rPr>
+          <w:rFonts w:hint="default" w:ascii="Segoe UI Emoji" w:hAnsi="Segoe UI Emoji" w:eastAsia="宋体" w:cs="Segoe UI Emoji"/>
+          <w:i w:val="0"/>
+          <w:iCs w:val="0"/>
+          <w:caps w:val="0"/>
+          <w:color w:val="000000"/>
+          <w:spacing w:val="0"/>
+          <w:sz w:val="16"/>
+          <w:szCs w:val="16"/>
+          <w:lang w:val="en-US" w:eastAsia="zh-CN"/>
+        </w:rPr>
+      </w:pPr>
+      <w:r>
+        <w:rPr>
+          <w:rFonts w:hint="eastAsia" w:ascii="Segoe UI Emoji" w:hAnsi="Segoe UI Emoji" w:eastAsia="宋体" w:cs="Segoe UI Emoji"/>
+          <w:i w:val="0"/>
+          <w:iCs w:val="0"/>
+          <w:caps w:val="0"/>
+          <w:color w:val="000000"/>
+          <w:spacing w:val="0"/>
+          <w:sz w:val="16"/>
+          <w:szCs w:val="16"/>
+          <w:lang w:val="en-US" w:eastAsia="zh-CN"/>
+        </w:rPr>
+        <w:t>在uinty中开启训练</w:t>
+      </w:r>
+      <w:bookmarkStart w:id="0" w:name="_GoBack"/>
+      <w:bookmarkEnd w:id="0"/>
+    </w:p>
+    <w:p/>
+    <w:p/>
     <w:p>
       <w:pPr>
         <w:widowControl w:val="0"/>
@@ -3467,886 +3102,7 @@
           <w:sz w:val="24"/>
           <w:szCs w:val="24"/>
         </w:rPr>
-        <w:t>步骤 3：验证安装是否成功</w:t>
-      </w:r>
-    </w:p>
-    <w:p>
-      <w:pPr>
-        <w:widowControl w:val="0"/>
-        <w:numPr>
-          <w:ilvl w:val="0"/>
-          <w:numId w:val="0"/>
-        </w:numPr>
-        <w:ind w:leftChars="0"/>
-        <w:jc w:val="both"/>
-        <w:rPr>
-          <w:rFonts w:ascii="Segoe UI Emoji" w:hAnsi="Segoe UI Emoji" w:eastAsia="Segoe UI Emoji" w:cs="Segoe UI Emoji"/>
-          <w:i w:val="0"/>
-          <w:iCs w:val="0"/>
-          <w:caps w:val="0"/>
-          <w:color w:val="000000"/>
-          <w:spacing w:val="0"/>
-          <w:sz w:val="16"/>
-          <w:szCs w:val="16"/>
-        </w:rPr>
-      </w:pPr>
-      <w:r>
-        <w:rPr>
-          <w:rFonts w:ascii="Segoe UI Emoji" w:hAnsi="Segoe UI Emoji" w:eastAsia="Segoe UI Emoji" w:cs="Segoe UI Emoji"/>
-          <w:i w:val="0"/>
-          <w:iCs w:val="0"/>
-          <w:caps w:val="0"/>
-          <w:color w:val="000000"/>
-          <w:spacing w:val="0"/>
-          <w:sz w:val="16"/>
-          <w:szCs w:val="16"/>
-        </w:rPr>
-        <w:t xml:space="preserve">python -c "from mlagents_envs.environment import UnityEnvironment; print('ml-agents 核心模块导入成功！')" </w:t>
-      </w:r>
-    </w:p>
-    <w:p>
-      <w:pPr>
-        <w:widowControl w:val="0"/>
-        <w:numPr>
-          <w:ilvl w:val="0"/>
-          <w:numId w:val="0"/>
-        </w:numPr>
-        <w:ind w:leftChars="0"/>
-        <w:jc w:val="both"/>
-        <w:rPr>
-          <w:rFonts w:ascii="Segoe UI Emoji" w:hAnsi="Segoe UI Emoji" w:eastAsia="Segoe UI Emoji" w:cs="Segoe UI Emoji"/>
-          <w:i w:val="0"/>
-          <w:iCs w:val="0"/>
-          <w:caps w:val="0"/>
-          <w:color w:val="000000"/>
-          <w:spacing w:val="0"/>
-          <w:sz w:val="16"/>
-          <w:szCs w:val="16"/>
-        </w:rPr>
-      </w:pPr>
-      <w:r>
-        <w:drawing>
-          <wp:inline distT="0" distB="0" distL="114300" distR="114300">
-            <wp:extent cx="5262245" cy="2779395"/>
-            <wp:effectExtent l="0" t="0" r="8255" b="1905"/>
-            <wp:docPr id="12" name="图片 1"/>
-            <wp:cNvGraphicFramePr>
-              <a:graphicFrameLocks xmlns:a="http://schemas.openxmlformats.org/drawingml/2006/main" noChangeAspect="1"/>
-            </wp:cNvGraphicFramePr>
-            <a:graphic xmlns:a="http://schemas.openxmlformats.org/drawingml/2006/main">
-              <a:graphicData uri="http://schemas.openxmlformats.org/drawingml/2006/picture">
-                <pic:pic xmlns:pic="http://schemas.openxmlformats.org/drawingml/2006/picture">
-                  <pic:nvPicPr>
-                    <pic:cNvPr id="12" name="图片 1"/>
-                    <pic:cNvPicPr>
-                      <a:picLocks noChangeAspect="1"/>
-                    </pic:cNvPicPr>
-                  </pic:nvPicPr>
-                  <pic:blipFill>
-                    <a:blip r:embed="rId15"/>
-                    <a:stretch>
-                      <a:fillRect/>
-                    </a:stretch>
-                  </pic:blipFill>
-                  <pic:spPr>
-                    <a:xfrm>
-                      <a:off x="0" y="0"/>
-                      <a:ext cx="5262245" cy="2779395"/>
-                    </a:xfrm>
-                    <a:prstGeom prst="rect">
-                      <a:avLst/>
-                    </a:prstGeom>
-                    <a:noFill/>
-                    <a:ln>
-                      <a:noFill/>
-                    </a:ln>
-                  </pic:spPr>
-                </pic:pic>
-              </a:graphicData>
-            </a:graphic>
-          </wp:inline>
-        </w:drawing>
-      </w:r>
-    </w:p>
-    <w:p>
-      <w:pPr>
-        <w:widowControl w:val="0"/>
-        <w:numPr>
-          <w:ilvl w:val="0"/>
-          <w:numId w:val="0"/>
-        </w:numPr>
-        <w:ind w:leftChars="0"/>
-        <w:jc w:val="both"/>
-        <w:rPr>
-          <w:rFonts w:ascii="Segoe UI Emoji" w:hAnsi="Segoe UI Emoji" w:eastAsia="Segoe UI Emoji" w:cs="Segoe UI Emoji"/>
-          <w:i w:val="0"/>
-          <w:iCs w:val="0"/>
-          <w:caps w:val="0"/>
-          <w:color w:val="000000"/>
-          <w:spacing w:val="0"/>
-          <w:sz w:val="16"/>
-          <w:szCs w:val="16"/>
-        </w:rPr>
-      </w:pPr>
-      <w:r>
-        <w:rPr>
-          <w:rFonts w:ascii="Segoe UI Emoji" w:hAnsi="Segoe UI Emoji" w:eastAsia="Segoe UI Emoji" w:cs="Segoe UI Emoji"/>
-          <w:i w:val="0"/>
-          <w:iCs w:val="0"/>
-          <w:caps w:val="0"/>
-          <w:color w:val="000000"/>
-          <w:spacing w:val="0"/>
-          <w:sz w:val="16"/>
-          <w:szCs w:val="16"/>
-        </w:rPr>
-        <w:t xml:space="preserve"># 验证训练命令是否真的可用（看是否能输出完整帮助） </w:t>
-      </w:r>
-    </w:p>
-    <w:p>
-      <w:pPr>
-        <w:widowControl w:val="0"/>
-        <w:numPr>
-          <w:ilvl w:val="0"/>
-          <w:numId w:val="0"/>
-        </w:numPr>
-        <w:ind w:leftChars="0"/>
-        <w:jc w:val="both"/>
-        <w:rPr>
-          <w:rFonts w:ascii="Segoe UI Emoji" w:hAnsi="Segoe UI Emoji" w:eastAsia="Segoe UI Emoji" w:cs="Segoe UI Emoji"/>
-          <w:i w:val="0"/>
-          <w:iCs w:val="0"/>
-          <w:caps w:val="0"/>
-          <w:color w:val="000000"/>
-          <w:spacing w:val="0"/>
-          <w:sz w:val="16"/>
-          <w:szCs w:val="16"/>
-        </w:rPr>
-      </w:pPr>
-      <w:r>
-        <w:rPr>
-          <w:rFonts w:ascii="Segoe UI Emoji" w:hAnsi="Segoe UI Emoji" w:eastAsia="Segoe UI Emoji" w:cs="Segoe UI Emoji"/>
-          <w:i w:val="0"/>
-          <w:iCs w:val="0"/>
-          <w:caps w:val="0"/>
-          <w:color w:val="000000"/>
-          <w:spacing w:val="0"/>
-          <w:sz w:val="16"/>
-          <w:szCs w:val="16"/>
-        </w:rPr>
-        <w:t>mlagents-learn --help</w:t>
-      </w:r>
-    </w:p>
-    <w:p>
-      <w:pPr>
-        <w:widowControl w:val="0"/>
-        <w:numPr>
-          <w:ilvl w:val="0"/>
-          <w:numId w:val="0"/>
-        </w:numPr>
-        <w:ind w:leftChars="0"/>
-        <w:jc w:val="both"/>
-      </w:pPr>
-      <w:r>
-        <w:drawing>
-          <wp:inline distT="0" distB="0" distL="114300" distR="114300">
-            <wp:extent cx="5259705" cy="2815590"/>
-            <wp:effectExtent l="0" t="0" r="10795" b="3810"/>
-            <wp:docPr id="13" name="图片 2"/>
-            <wp:cNvGraphicFramePr>
-              <a:graphicFrameLocks xmlns:a="http://schemas.openxmlformats.org/drawingml/2006/main" noChangeAspect="1"/>
-            </wp:cNvGraphicFramePr>
-            <a:graphic xmlns:a="http://schemas.openxmlformats.org/drawingml/2006/main">
-              <a:graphicData uri="http://schemas.openxmlformats.org/drawingml/2006/picture">
-                <pic:pic xmlns:pic="http://schemas.openxmlformats.org/drawingml/2006/picture">
-                  <pic:nvPicPr>
-                    <pic:cNvPr id="13" name="图片 2"/>
-                    <pic:cNvPicPr>
-                      <a:picLocks noChangeAspect="1"/>
-                    </pic:cNvPicPr>
-                  </pic:nvPicPr>
-                  <pic:blipFill>
-                    <a:blip r:embed="rId16"/>
-                    <a:stretch>
-                      <a:fillRect/>
-                    </a:stretch>
-                  </pic:blipFill>
-                  <pic:spPr>
-                    <a:xfrm>
-                      <a:off x="0" y="0"/>
-                      <a:ext cx="5259705" cy="2815590"/>
-                    </a:xfrm>
-                    <a:prstGeom prst="rect">
-                      <a:avLst/>
-                    </a:prstGeom>
-                    <a:noFill/>
-                    <a:ln>
-                      <a:noFill/>
-                    </a:ln>
-                  </pic:spPr>
-                </pic:pic>
-              </a:graphicData>
-            </a:graphic>
-          </wp:inline>
-        </w:drawing>
-      </w:r>
-    </w:p>
-    <w:p/>
-    <w:p>
-      <w:pPr>
-        <w:rPr>
-          <w:rFonts w:hint="eastAsia" w:ascii="宋体" w:hAnsi="宋体" w:eastAsia="宋体" w:cs="宋体"/>
-          <w:sz w:val="24"/>
-          <w:szCs w:val="24"/>
-          <w:lang w:val="en-US" w:eastAsia="zh-CN"/>
-        </w:rPr>
-      </w:pPr>
-      <w:r>
-        <w:rPr>
-          <w:rFonts w:ascii="宋体" w:hAnsi="宋体" w:eastAsia="宋体" w:cs="宋体"/>
-          <w:sz w:val="24"/>
-          <w:szCs w:val="24"/>
-        </w:rPr>
-        <w:t>Python3.10 环境安装</w:t>
-      </w:r>
-      <w:r>
-        <w:rPr>
-          <w:rFonts w:hint="eastAsia" w:ascii="宋体" w:hAnsi="宋体" w:eastAsia="宋体" w:cs="宋体"/>
-          <w:sz w:val="24"/>
-          <w:szCs w:val="24"/>
-          <w:lang w:val="en-US" w:eastAsia="zh-CN"/>
-        </w:rPr>
-        <w:t>其他包</w:t>
-      </w:r>
-    </w:p>
-    <w:p>
-      <w:pPr>
-        <w:rPr>
-          <w:rFonts w:hint="default" w:ascii="宋体" w:hAnsi="宋体" w:eastAsia="宋体" w:cs="宋体"/>
-          <w:sz w:val="24"/>
-          <w:szCs w:val="24"/>
-          <w:lang w:val="en-US" w:eastAsia="zh-CN"/>
-        </w:rPr>
-      </w:pPr>
-      <w:r>
-        <w:rPr>
-          <w:rFonts w:hint="eastAsia" w:ascii="宋体" w:hAnsi="宋体" w:eastAsia="宋体" w:cs="宋体"/>
-          <w:sz w:val="24"/>
-          <w:szCs w:val="24"/>
-          <w:lang w:val="en-US" w:eastAsia="zh-CN"/>
-        </w:rPr>
-        <w:t>目录：</w:t>
-      </w:r>
-    </w:p>
-    <w:p>
-      <w:pPr>
-        <w:jc w:val="center"/>
-        <w:rPr>
-          <w:rFonts w:hint="eastAsia" w:ascii="宋体" w:hAnsi="宋体" w:eastAsia="宋体" w:cs="宋体"/>
-          <w:sz w:val="24"/>
-          <w:szCs w:val="24"/>
-          <w:lang w:val="en-US" w:eastAsia="zh-CN"/>
-        </w:rPr>
-      </w:pPr>
-      <w:r>
-        <w:rPr>
-          <w:rFonts w:hint="default" w:ascii="宋体" w:hAnsi="宋体" w:eastAsia="宋体" w:cs="宋体"/>
-          <w:sz w:val="24"/>
-          <w:szCs w:val="24"/>
-          <w:lang w:val="en-US" w:eastAsia="zh-CN"/>
-        </w:rPr>
-        <w:t>E:\Unity_data\PPUV-YOLOv8</w:t>
-      </w:r>
-      <w:r>
-        <w:rPr>
-          <w:rFonts w:hint="eastAsia" w:ascii="宋体" w:hAnsi="宋体" w:eastAsia="宋体" w:cs="宋体"/>
-          <w:sz w:val="24"/>
-          <w:szCs w:val="24"/>
-          <w:lang w:val="en-US" w:eastAsia="zh-CN"/>
-        </w:rPr>
-        <w:t>\mlagents_train_packages.txt</w:t>
-      </w:r>
-    </w:p>
-    <w:p>
-      <w:pPr>
-        <w:rPr>
-          <w:rFonts w:hint="eastAsia" w:ascii="Segoe UI Emoji" w:hAnsi="Segoe UI Emoji" w:eastAsia="Segoe UI Emoji" w:cs="Segoe UI Emoji"/>
-          <w:i w:val="0"/>
-          <w:iCs w:val="0"/>
-          <w:caps w:val="0"/>
-          <w:color w:val="000000"/>
-          <w:spacing w:val="0"/>
-          <w:sz w:val="16"/>
-          <w:szCs w:val="16"/>
-          <w:lang w:eastAsia="zh-CN"/>
-        </w:rPr>
-      </w:pPr>
-    </w:p>
-    <w:p>
-      <w:pPr>
-        <w:rPr>
-          <w:rFonts w:hint="eastAsia" w:ascii="Segoe UI Emoji" w:hAnsi="Segoe UI Emoji" w:eastAsia="Segoe UI Emoji" w:cs="Segoe UI Emoji"/>
-          <w:i w:val="0"/>
-          <w:iCs w:val="0"/>
-          <w:caps w:val="0"/>
-          <w:color w:val="000000"/>
-          <w:spacing w:val="0"/>
-          <w:sz w:val="16"/>
-          <w:szCs w:val="16"/>
-          <w:lang w:eastAsia="zh-CN"/>
-        </w:rPr>
-      </w:pPr>
-    </w:p>
-    <w:p>
-      <w:pPr>
-        <w:rPr>
-          <w:rFonts w:ascii="宋体" w:hAnsi="宋体" w:eastAsia="宋体" w:cs="宋体"/>
-          <w:sz w:val="24"/>
-          <w:szCs w:val="24"/>
-        </w:rPr>
-      </w:pPr>
-      <w:r>
-        <w:rPr>
-          <w:rFonts w:ascii="宋体" w:hAnsi="宋体" w:eastAsia="宋体" w:cs="宋体"/>
-          <w:sz w:val="24"/>
-          <w:szCs w:val="24"/>
-        </w:rPr>
-        <w:t>安装后验证命令</w:t>
-      </w:r>
-    </w:p>
-    <w:p>
-      <w:pPr>
-        <w:rPr>
-          <w:rFonts w:ascii="Segoe UI Emoji" w:hAnsi="Segoe UI Emoji" w:eastAsia="Segoe UI Emoji" w:cs="Segoe UI Emoji"/>
-          <w:i w:val="0"/>
-          <w:iCs w:val="0"/>
-          <w:caps w:val="0"/>
-          <w:color w:val="000000"/>
-          <w:spacing w:val="0"/>
-          <w:sz w:val="16"/>
-          <w:szCs w:val="16"/>
-        </w:rPr>
-      </w:pPr>
-      <w:r>
-        <w:rPr>
-          <w:rFonts w:ascii="Segoe UI Emoji" w:hAnsi="Segoe UI Emoji" w:eastAsia="Segoe UI Emoji" w:cs="Segoe UI Emoji"/>
-          <w:i w:val="0"/>
-          <w:iCs w:val="0"/>
-          <w:caps w:val="0"/>
-          <w:color w:val="000000"/>
-          <w:spacing w:val="0"/>
-          <w:sz w:val="16"/>
-          <w:szCs w:val="16"/>
-        </w:rPr>
-        <w:t xml:space="preserve"># 1. 检查整体依赖 </w:t>
-      </w:r>
-    </w:p>
-    <w:p>
-      <w:pPr>
-        <w:rPr>
-          <w:rFonts w:ascii="Segoe UI Emoji" w:hAnsi="Segoe UI Emoji" w:eastAsia="Segoe UI Emoji" w:cs="Segoe UI Emoji"/>
-          <w:i w:val="0"/>
-          <w:iCs w:val="0"/>
-          <w:caps w:val="0"/>
-          <w:color w:val="000000"/>
-          <w:spacing w:val="0"/>
-          <w:sz w:val="16"/>
-          <w:szCs w:val="16"/>
-        </w:rPr>
-      </w:pPr>
-      <w:r>
-        <w:rPr>
-          <w:rFonts w:ascii="Segoe UI Emoji" w:hAnsi="Segoe UI Emoji" w:eastAsia="Segoe UI Emoji" w:cs="Segoe UI Emoji"/>
-          <w:i w:val="0"/>
-          <w:iCs w:val="0"/>
-          <w:caps w:val="0"/>
-          <w:color w:val="000000"/>
-          <w:spacing w:val="0"/>
-          <w:sz w:val="16"/>
-          <w:szCs w:val="16"/>
-        </w:rPr>
-        <w:t xml:space="preserve">pip check </w:t>
-      </w:r>
-    </w:p>
-    <w:p>
-      <w:pPr>
-        <w:rPr>
-          <w:rFonts w:ascii="Segoe UI Emoji" w:hAnsi="Segoe UI Emoji" w:eastAsia="Segoe UI Emoji" w:cs="Segoe UI Emoji"/>
-          <w:i w:val="0"/>
-          <w:iCs w:val="0"/>
-          <w:caps w:val="0"/>
-          <w:color w:val="000000"/>
-          <w:spacing w:val="0"/>
-          <w:sz w:val="16"/>
-          <w:szCs w:val="16"/>
-        </w:rPr>
-      </w:pPr>
-    </w:p>
-    <w:p>
-      <w:pPr>
-        <w:rPr>
-          <w:rFonts w:ascii="Segoe UI Emoji" w:hAnsi="Segoe UI Emoji" w:eastAsia="Segoe UI Emoji" w:cs="Segoe UI Emoji"/>
-          <w:i w:val="0"/>
-          <w:iCs w:val="0"/>
-          <w:caps w:val="0"/>
-          <w:color w:val="000000"/>
-          <w:spacing w:val="0"/>
-          <w:sz w:val="16"/>
-          <w:szCs w:val="16"/>
-        </w:rPr>
-      </w:pPr>
-      <w:r>
-        <w:rPr>
-          <w:rFonts w:ascii="Segoe UI Emoji" w:hAnsi="Segoe UI Emoji" w:eastAsia="Segoe UI Emoji" w:cs="Segoe UI Emoji"/>
-          <w:i w:val="0"/>
-          <w:iCs w:val="0"/>
-          <w:caps w:val="0"/>
-          <w:color w:val="000000"/>
-          <w:spacing w:val="0"/>
-          <w:sz w:val="16"/>
-          <w:szCs w:val="16"/>
-        </w:rPr>
-        <w:t xml:space="preserve"># 2. 验证TensorFlow GPU调用 </w:t>
-      </w:r>
-    </w:p>
-    <w:p>
-      <w:pPr>
-        <w:rPr>
-          <w:rFonts w:ascii="Segoe UI Emoji" w:hAnsi="Segoe UI Emoji" w:eastAsia="Segoe UI Emoji" w:cs="Segoe UI Emoji"/>
-          <w:i w:val="0"/>
-          <w:iCs w:val="0"/>
-          <w:caps w:val="0"/>
-          <w:color w:val="000000"/>
-          <w:spacing w:val="0"/>
-          <w:sz w:val="16"/>
-          <w:szCs w:val="16"/>
-        </w:rPr>
-      </w:pPr>
-      <w:r>
-        <w:rPr>
-          <w:rFonts w:ascii="Segoe UI Emoji" w:hAnsi="Segoe UI Emoji" w:eastAsia="Segoe UI Emoji" w:cs="Segoe UI Emoji"/>
-          <w:i w:val="0"/>
-          <w:iCs w:val="0"/>
-          <w:caps w:val="0"/>
-          <w:color w:val="000000"/>
-          <w:spacing w:val="0"/>
-          <w:sz w:val="16"/>
-          <w:szCs w:val="16"/>
-        </w:rPr>
-        <w:t xml:space="preserve">python -c "import tensorflow as tf; print('TF版本:',tf.__version__,'\nGPU设备:',tf.config.list_physical_devices('GPU'))" </w:t>
-      </w:r>
-    </w:p>
-    <w:p>
-      <w:pPr>
-        <w:rPr>
-          <w:rFonts w:ascii="Segoe UI Emoji" w:hAnsi="Segoe UI Emoji" w:eastAsia="Segoe UI Emoji" w:cs="Segoe UI Emoji"/>
-          <w:i w:val="0"/>
-          <w:iCs w:val="0"/>
-          <w:caps w:val="0"/>
-          <w:color w:val="000000"/>
-          <w:spacing w:val="0"/>
-          <w:sz w:val="16"/>
-          <w:szCs w:val="16"/>
-        </w:rPr>
-      </w:pPr>
-    </w:p>
-    <w:p>
-      <w:pPr>
-        <w:rPr>
-          <w:rFonts w:ascii="Segoe UI Emoji" w:hAnsi="Segoe UI Emoji" w:eastAsia="Segoe UI Emoji" w:cs="Segoe UI Emoji"/>
-          <w:i w:val="0"/>
-          <w:iCs w:val="0"/>
-          <w:caps w:val="0"/>
-          <w:color w:val="000000"/>
-          <w:spacing w:val="0"/>
-          <w:sz w:val="16"/>
-          <w:szCs w:val="16"/>
-        </w:rPr>
-      </w:pPr>
-      <w:r>
-        <w:rPr>
-          <w:rFonts w:ascii="Segoe UI Emoji" w:hAnsi="Segoe UI Emoji" w:eastAsia="Segoe UI Emoji" w:cs="Segoe UI Emoji"/>
-          <w:i w:val="0"/>
-          <w:iCs w:val="0"/>
-          <w:caps w:val="0"/>
-          <w:color w:val="000000"/>
-          <w:spacing w:val="0"/>
-          <w:sz w:val="16"/>
-          <w:szCs w:val="16"/>
-        </w:rPr>
-        <w:t xml:space="preserve"># 3. 验证ML-Agents核心包 </w:t>
-      </w:r>
-    </w:p>
-    <w:p>
-      <w:pPr>
-        <w:rPr>
-          <w:rFonts w:ascii="Segoe UI Emoji" w:hAnsi="Segoe UI Emoji" w:eastAsia="Segoe UI Emoji" w:cs="Segoe UI Emoji"/>
-          <w:i w:val="0"/>
-          <w:iCs w:val="0"/>
-          <w:caps w:val="0"/>
-          <w:color w:val="000000"/>
-          <w:spacing w:val="0"/>
-          <w:sz w:val="16"/>
-          <w:szCs w:val="16"/>
-        </w:rPr>
-      </w:pPr>
-      <w:r>
-        <w:rPr>
-          <w:rFonts w:ascii="Segoe UI Emoji" w:hAnsi="Segoe UI Emoji" w:eastAsia="Segoe UI Emoji" w:cs="Segoe UI Emoji"/>
-          <w:i w:val="0"/>
-          <w:iCs w:val="0"/>
-          <w:caps w:val="0"/>
-          <w:color w:val="000000"/>
-          <w:spacing w:val="0"/>
-          <w:sz w:val="16"/>
-          <w:szCs w:val="16"/>
-        </w:rPr>
-        <w:t>python -c "import mlagents, mlagents_envs; print('mlagents版本:',mlagents.__version__,'\n环境包版本:',mlagents_envs.__version__)"</w:t>
-      </w:r>
-    </w:p>
-    <w:p>
-      <w:pPr>
-        <w:rPr>
-          <w:rFonts w:ascii="Segoe UI Emoji" w:hAnsi="Segoe UI Emoji" w:eastAsia="Segoe UI Emoji" w:cs="Segoe UI Emoji"/>
-          <w:i w:val="0"/>
-          <w:iCs w:val="0"/>
-          <w:caps w:val="0"/>
-          <w:color w:val="000000"/>
-          <w:spacing w:val="0"/>
-          <w:sz w:val="16"/>
-          <w:szCs w:val="16"/>
-        </w:rPr>
-      </w:pPr>
-    </w:p>
-    <w:p>
-      <w:pPr>
-        <w:rPr>
-          <w:rFonts w:ascii="宋体" w:hAnsi="宋体" w:eastAsia="宋体" w:cs="宋体"/>
-          <w:sz w:val="24"/>
-          <w:szCs w:val="24"/>
-        </w:rPr>
-      </w:pPr>
-      <w:r>
-        <w:rPr>
-          <w:rFonts w:hint="eastAsia" w:ascii="宋体" w:hAnsi="宋体" w:eastAsia="宋体" w:cs="宋体"/>
-          <w:sz w:val="24"/>
-          <w:szCs w:val="24"/>
-          <w:lang w:val="en-US" w:eastAsia="zh-CN"/>
-        </w:rPr>
-        <w:t>或</w:t>
-      </w:r>
-      <w:r>
-        <w:rPr>
-          <w:rFonts w:ascii="宋体" w:hAnsi="宋体" w:eastAsia="宋体" w:cs="宋体"/>
-          <w:sz w:val="24"/>
-          <w:szCs w:val="24"/>
-        </w:rPr>
-        <w:t xml:space="preserve"> 验证 mlagents 真的能正常使用（替代版本查询，一行命令）</w:t>
-      </w:r>
-    </w:p>
-    <w:p>
-      <w:pPr>
-        <w:keepNext w:val="0"/>
-        <w:keepLines w:val="0"/>
-        <w:widowControl/>
-        <w:suppressLineNumbers w:val="0"/>
-        <w:pBdr>
-          <w:top w:val="none" w:color="auto" w:sz="0" w:space="0"/>
-          <w:left w:val="none" w:color="auto" w:sz="0" w:space="0"/>
-          <w:bottom w:val="none" w:color="auto" w:sz="0" w:space="0"/>
-          <w:right w:val="none" w:color="auto" w:sz="0" w:space="0"/>
-        </w:pBdr>
-        <w:spacing w:before="0" w:beforeAutospacing="0" w:after="0" w:afterAutospacing="0" w:line="240" w:lineRule="atLeast"/>
-        <w:ind w:left="0" w:right="0"/>
-        <w:jc w:val="left"/>
-        <w:rPr>
-          <w:color w:val="000000"/>
-          <w:sz w:val="16"/>
-          <w:szCs w:val="16"/>
-        </w:rPr>
-      </w:pPr>
-      <w:r>
-        <w:rPr>
-          <w:rFonts w:ascii="宋体" w:hAnsi="宋体" w:eastAsia="宋体" w:cs="宋体"/>
-          <w:color w:val="000000"/>
-          <w:kern w:val="0"/>
-          <w:sz w:val="16"/>
-          <w:szCs w:val="16"/>
-          <w:lang w:val="en-US" w:eastAsia="zh-CN" w:bidi="ar"/>
-        </w:rPr>
-        <w:t>执行以下命令，</w:t>
-      </w:r>
-      <w:r>
-        <w:rPr>
-          <w:rStyle w:val="10"/>
-          <w:rFonts w:ascii="宋体" w:hAnsi="宋体" w:eastAsia="宋体" w:cs="宋体"/>
-          <w:b/>
-          <w:bCs/>
-          <w:color w:val="000000"/>
-          <w:kern w:val="0"/>
-          <w:sz w:val="16"/>
-          <w:szCs w:val="16"/>
-          <w:lang w:val="en-US" w:eastAsia="zh-CN" w:bidi="ar"/>
-        </w:rPr>
-        <w:t>无报错即说明 mlagents 安装成功</w:t>
-      </w:r>
-      <w:r>
-        <w:rPr>
-          <w:rFonts w:ascii="宋体" w:hAnsi="宋体" w:eastAsia="宋体" w:cs="宋体"/>
-          <w:color w:val="000000"/>
-          <w:kern w:val="0"/>
-          <w:sz w:val="16"/>
-          <w:szCs w:val="16"/>
-          <w:lang w:val="en-US" w:eastAsia="zh-CN" w:bidi="ar"/>
-        </w:rPr>
-        <w:t>，可正常对接 Unity：</w:t>
-      </w:r>
-    </w:p>
-    <w:p>
-      <w:pPr>
-        <w:rPr>
-          <w:rFonts w:ascii="Segoe UI Emoji" w:hAnsi="Segoe UI Emoji" w:eastAsia="Segoe UI Emoji" w:cs="Segoe UI Emoji"/>
-          <w:i w:val="0"/>
-          <w:iCs w:val="0"/>
-          <w:caps w:val="0"/>
-          <w:color w:val="000000"/>
-          <w:spacing w:val="0"/>
-          <w:sz w:val="16"/>
-          <w:szCs w:val="16"/>
-        </w:rPr>
-      </w:pPr>
-      <w:r>
-        <w:rPr>
-          <w:rFonts w:ascii="Segoe UI Emoji" w:hAnsi="Segoe UI Emoji" w:eastAsia="Segoe UI Emoji" w:cs="Segoe UI Emoji"/>
-          <w:i w:val="0"/>
-          <w:iCs w:val="0"/>
-          <w:caps w:val="0"/>
-          <w:color w:val="000000"/>
-          <w:spacing w:val="0"/>
-          <w:sz w:val="16"/>
-          <w:szCs w:val="16"/>
-        </w:rPr>
-        <w:t>python -c "from mlagents_envs.environment import UnityEnvironment; print('mlagents环境包导入成功，可正常连接Unity')"</w:t>
-      </w:r>
-    </w:p>
-    <w:p>
-      <w:pPr>
-        <w:rPr>
-          <w:rFonts w:ascii="Segoe UI Emoji" w:hAnsi="Segoe UI Emoji" w:eastAsia="Segoe UI Emoji" w:cs="Segoe UI Emoji"/>
-          <w:i w:val="0"/>
-          <w:iCs w:val="0"/>
-          <w:caps w:val="0"/>
-          <w:color w:val="000000"/>
-          <w:spacing w:val="0"/>
-          <w:sz w:val="16"/>
-          <w:szCs w:val="16"/>
-        </w:rPr>
-      </w:pPr>
-    </w:p>
-    <w:p>
-      <w:pPr>
-        <w:rPr>
-          <w:rFonts w:ascii="Segoe UI Emoji" w:hAnsi="Segoe UI Emoji" w:eastAsia="Segoe UI Emoji" w:cs="Segoe UI Emoji"/>
-          <w:i w:val="0"/>
-          <w:iCs w:val="0"/>
-          <w:caps w:val="0"/>
-          <w:color w:val="000000"/>
-          <w:spacing w:val="0"/>
-          <w:sz w:val="16"/>
-          <w:szCs w:val="16"/>
-        </w:rPr>
-      </w:pPr>
-    </w:p>
-    <w:p>
-      <w:pPr>
-        <w:rPr>
-          <w:rFonts w:ascii="宋体" w:hAnsi="宋体" w:eastAsia="宋体" w:cs="宋体"/>
-          <w:sz w:val="24"/>
-          <w:szCs w:val="24"/>
-        </w:rPr>
-      </w:pPr>
-      <w:r>
-        <w:rPr>
-          <w:rFonts w:ascii="Segoe UI Emoji" w:hAnsi="Segoe UI Emoji" w:eastAsia="Segoe UI Emoji" w:cs="Segoe UI Emoji"/>
-          <w:i w:val="0"/>
-          <w:iCs w:val="0"/>
-          <w:caps w:val="0"/>
-          <w:color w:val="000000"/>
-          <w:spacing w:val="0"/>
-          <w:sz w:val="16"/>
-          <w:szCs w:val="16"/>
-        </w:rPr>
-        <w:t>python -c</w:t>
-      </w:r>
-      <w:r>
-        <w:rPr>
-          <w:rFonts w:hint="eastAsia" w:ascii="Segoe UI Emoji" w:hAnsi="Segoe UI Emoji" w:eastAsia="宋体" w:cs="Segoe UI Emoji"/>
-          <w:i w:val="0"/>
-          <w:iCs w:val="0"/>
-          <w:caps w:val="0"/>
-          <w:color w:val="000000"/>
-          <w:spacing w:val="0"/>
-          <w:sz w:val="16"/>
-          <w:szCs w:val="16"/>
-          <w:lang w:val="en-US" w:eastAsia="zh-CN"/>
-        </w:rPr>
-        <w:t>验证</w:t>
-      </w:r>
-      <w:r>
-        <w:rPr>
-          <w:rStyle w:val="12"/>
-          <w:rFonts w:ascii="宋体" w:hAnsi="宋体" w:eastAsia="宋体" w:cs="宋体"/>
-          <w:color w:val="000000"/>
-          <w:sz w:val="16"/>
-          <w:szCs w:val="16"/>
-          <w:bdr w:val="none" w:color="auto" w:sz="0" w:space="0"/>
-        </w:rPr>
-        <w:t>nnx 1.17.0</w:t>
-      </w:r>
-      <w:r>
-        <w:rPr>
-          <w:rFonts w:ascii="宋体" w:hAnsi="宋体" w:eastAsia="宋体" w:cs="宋体"/>
-          <w:sz w:val="24"/>
-          <w:szCs w:val="24"/>
-        </w:rPr>
-        <w:t xml:space="preserve"> + </w:t>
-      </w:r>
-      <w:r>
-        <w:rPr>
-          <w:rStyle w:val="12"/>
-          <w:rFonts w:ascii="宋体" w:hAnsi="宋体" w:eastAsia="宋体" w:cs="宋体"/>
-          <w:color w:val="000000"/>
-          <w:sz w:val="16"/>
-          <w:szCs w:val="16"/>
-          <w:bdr w:val="none" w:color="auto" w:sz="0" w:space="0"/>
-        </w:rPr>
-        <w:t>onnxscript 0.1.0</w:t>
-      </w:r>
-      <w:r>
-        <w:rPr>
-          <w:rFonts w:ascii="宋体" w:hAnsi="宋体" w:eastAsia="宋体" w:cs="宋体"/>
-          <w:sz w:val="24"/>
-          <w:szCs w:val="24"/>
-        </w:rPr>
-        <w:t xml:space="preserve"> 无依赖冲突</w:t>
-      </w:r>
-    </w:p>
-    <w:p>
-      <w:pPr>
-        <w:rPr>
-          <w:rFonts w:ascii="Segoe UI Emoji" w:hAnsi="Segoe UI Emoji" w:eastAsia="Segoe UI Emoji" w:cs="Segoe UI Emoji"/>
-          <w:i w:val="0"/>
-          <w:iCs w:val="0"/>
-          <w:caps w:val="0"/>
-          <w:color w:val="000000"/>
-          <w:spacing w:val="0"/>
-          <w:sz w:val="16"/>
-          <w:szCs w:val="16"/>
-        </w:rPr>
-      </w:pPr>
-      <w:bookmarkStart w:id="0" w:name="_GoBack"/>
-      <w:bookmarkEnd w:id="0"/>
-      <w:r>
-        <w:rPr>
-          <w:rFonts w:ascii="Segoe UI Emoji" w:hAnsi="Segoe UI Emoji" w:eastAsia="Segoe UI Emoji" w:cs="Segoe UI Emoji"/>
-          <w:i w:val="0"/>
-          <w:iCs w:val="0"/>
-          <w:caps w:val="0"/>
-          <w:color w:val="000000"/>
-          <w:spacing w:val="0"/>
-          <w:sz w:val="16"/>
-          <w:szCs w:val="16"/>
-        </w:rPr>
-        <w:t xml:space="preserve"> "import onnx, onnxscript, mlagents; print(f'✅ onnx 版本: {onnx.__version__}'); print(f'✅ onnxscript 版本: {onnxscript.__version__}'); print('✅ mlagents 导入正常'); print('✅ 所有核心包导入正常，环境可用！')"</w:t>
-      </w:r>
-    </w:p>
-    <w:p>
-      <w:pPr>
-        <w:rPr>
-          <w:rFonts w:ascii="Segoe UI Emoji" w:hAnsi="Segoe UI Emoji" w:eastAsia="Segoe UI Emoji" w:cs="Segoe UI Emoji"/>
-          <w:i w:val="0"/>
-          <w:iCs w:val="0"/>
-          <w:caps w:val="0"/>
-          <w:color w:val="000000"/>
-          <w:spacing w:val="0"/>
-          <w:sz w:val="16"/>
-          <w:szCs w:val="16"/>
-        </w:rPr>
-      </w:pPr>
-    </w:p>
-    <w:p>
-      <w:r>
-        <w:br w:type="page"/>
-      </w:r>
-    </w:p>
-    <w:p/>
-    <w:p>
-      <w:r>
-        <w:drawing>
-          <wp:inline distT="0" distB="0" distL="114300" distR="114300">
-            <wp:extent cx="6637020" cy="3911600"/>
-            <wp:effectExtent l="0" t="0" r="5080" b="0"/>
-            <wp:docPr id="23" name="图片 8"/>
-            <wp:cNvGraphicFramePr>
-              <a:graphicFrameLocks xmlns:a="http://schemas.openxmlformats.org/drawingml/2006/main" noChangeAspect="1"/>
-            </wp:cNvGraphicFramePr>
-            <a:graphic xmlns:a="http://schemas.openxmlformats.org/drawingml/2006/main">
-              <a:graphicData uri="http://schemas.openxmlformats.org/drawingml/2006/picture">
-                <pic:pic xmlns:pic="http://schemas.openxmlformats.org/drawingml/2006/picture">
-                  <pic:nvPicPr>
-                    <pic:cNvPr id="23" name="图片 8"/>
-                    <pic:cNvPicPr>
-                      <a:picLocks noChangeAspect="1"/>
-                    </pic:cNvPicPr>
-                  </pic:nvPicPr>
-                  <pic:blipFill>
-                    <a:blip r:embed="rId17"/>
-                    <a:stretch>
-                      <a:fillRect/>
-                    </a:stretch>
-                  </pic:blipFill>
-                  <pic:spPr>
-                    <a:xfrm>
-                      <a:off x="0" y="0"/>
-                      <a:ext cx="6637020" cy="3911600"/>
-                    </a:xfrm>
-                    <a:prstGeom prst="rect">
-                      <a:avLst/>
-                    </a:prstGeom>
-                    <a:noFill/>
-                    <a:ln>
-                      <a:noFill/>
-                    </a:ln>
-                  </pic:spPr>
-                </pic:pic>
-              </a:graphicData>
-            </a:graphic>
-          </wp:inline>
-        </w:drawing>
-      </w:r>
-    </w:p>
-    <w:p/>
-    <w:p>
-      <w:pPr>
-        <w:widowControl w:val="0"/>
-        <w:numPr>
-          <w:ilvl w:val="0"/>
-          <w:numId w:val="0"/>
-        </w:numPr>
-        <w:ind w:leftChars="0"/>
-        <w:jc w:val="both"/>
-        <w:rPr>
-          <w:rFonts w:ascii="宋体" w:hAnsi="宋体" w:eastAsia="宋体" w:cs="宋体"/>
-          <w:sz w:val="24"/>
-          <w:szCs w:val="24"/>
-        </w:rPr>
-      </w:pPr>
-      <w:r>
-        <w:rPr>
-          <w:rFonts w:ascii="宋体" w:hAnsi="宋体" w:eastAsia="宋体" w:cs="宋体"/>
-          <w:sz w:val="24"/>
-          <w:szCs w:val="24"/>
-        </w:rPr>
-        <w:t>步骤 4：在 Unity 中配置对应版本</w:t>
+        <w:t>在 Unity 中配置对应版本</w:t>
       </w:r>
     </w:p>
     <w:p>
@@ -4498,7 +3254,7 @@
                     </pic:cNvPicPr>
                   </pic:nvPicPr>
                   <pic:blipFill>
-                    <a:blip r:embed="rId18"/>
+                    <a:blip r:embed="rId14"/>
                     <a:stretch>
                       <a:fillRect/>
                     </a:stretch>
@@ -4641,7 +3397,7 @@
                     </pic:cNvPicPr>
                   </pic:nvPicPr>
                   <pic:blipFill>
-                    <a:blip r:embed="rId19"/>
+                    <a:blip r:embed="rId15"/>
                     <a:stretch>
                       <a:fillRect/>
                     </a:stretch>
@@ -4726,155 +3482,6 @@
     </w:lvl>
   </w:abstractNum>
   <w:abstractNum w:abstractNumId="1">
-    <w:nsid w:val="EB788B5C"/>
-    <w:multiLevelType w:val="multilevel"/>
-    <w:tmpl w:val="EB788B5C"/>
-    <w:lvl w:ilvl="0" w:tentative="0">
-      <w:start w:val="1"/>
-      <w:numFmt w:val="decimal"/>
-      <w:lvlText w:val="%1."/>
-      <w:lvlJc w:val="left"/>
-      <w:pPr>
-        <w:tabs>
-          <w:tab w:val="left" w:pos="720"/>
-        </w:tabs>
-        <w:ind w:left="720" w:hanging="360"/>
-      </w:pPr>
-      <w:rPr>
-        <w:sz w:val="24"/>
-        <w:szCs w:val="24"/>
-      </w:rPr>
-    </w:lvl>
-    <w:lvl w:ilvl="1" w:tentative="0">
-      <w:start w:val="1"/>
-      <w:numFmt w:val="decimal"/>
-      <w:lvlText w:val="%2."/>
-      <w:lvlJc w:val="left"/>
-      <w:pPr>
-        <w:tabs>
-          <w:tab w:val="left" w:pos="1440"/>
-        </w:tabs>
-        <w:ind w:left="1440" w:hanging="360"/>
-      </w:pPr>
-      <w:rPr>
-        <w:sz w:val="24"/>
-        <w:szCs w:val="24"/>
-      </w:rPr>
-    </w:lvl>
-    <w:lvl w:ilvl="2" w:tentative="0">
-      <w:start w:val="1"/>
-      <w:numFmt w:val="decimal"/>
-      <w:lvlText w:val="%3."/>
-      <w:lvlJc w:val="left"/>
-      <w:pPr>
-        <w:tabs>
-          <w:tab w:val="left" w:pos="2160"/>
-        </w:tabs>
-        <w:ind w:left="2160" w:hanging="360"/>
-      </w:pPr>
-      <w:rPr>
-        <w:sz w:val="24"/>
-        <w:szCs w:val="24"/>
-      </w:rPr>
-    </w:lvl>
-    <w:lvl w:ilvl="3" w:tentative="0">
-      <w:start w:val="1"/>
-      <w:numFmt w:val="decimal"/>
-      <w:lvlText w:val="%4."/>
-      <w:lvlJc w:val="left"/>
-      <w:pPr>
-        <w:tabs>
-          <w:tab w:val="left" w:pos="2517"/>
-        </w:tabs>
-        <w:ind w:left="2880" w:hanging="360"/>
-      </w:pPr>
-      <w:rPr>
-        <w:sz w:val="24"/>
-        <w:szCs w:val="24"/>
-      </w:rPr>
-    </w:lvl>
-    <w:lvl w:ilvl="4" w:tentative="0">
-      <w:start w:val="1"/>
-      <w:numFmt w:val="decimal"/>
-      <w:lvlText w:val="%5."/>
-      <w:lvlJc w:val="left"/>
-      <w:pPr>
-        <w:tabs>
-          <w:tab w:val="left" w:pos="3238"/>
-        </w:tabs>
-        <w:ind w:left="3600" w:hanging="360"/>
-      </w:pPr>
-      <w:rPr>
-        <w:sz w:val="24"/>
-        <w:szCs w:val="24"/>
-      </w:rPr>
-    </w:lvl>
-    <w:lvl w:ilvl="5" w:tentative="0">
-      <w:start w:val="1"/>
-      <w:numFmt w:val="decimal"/>
-      <w:lvlText w:val="%6."/>
-      <w:lvlJc w:val="left"/>
-      <w:pPr>
-        <w:tabs>
-          <w:tab w:val="left" w:pos="3958"/>
-        </w:tabs>
-        <w:ind w:left="4320" w:hanging="360"/>
-      </w:pPr>
-      <w:rPr>
-        <w:sz w:val="24"/>
-        <w:szCs w:val="24"/>
-      </w:rPr>
-    </w:lvl>
-    <w:lvl w:ilvl="6" w:tentative="0">
-      <w:start w:val="1"/>
-      <w:numFmt w:val="decimal"/>
-      <w:lvlText w:val="%7."/>
-      <w:lvlJc w:val="left"/>
-      <w:pPr>
-        <w:tabs>
-          <w:tab w:val="left" w:pos="4678"/>
-        </w:tabs>
-        <w:ind w:left="5040" w:hanging="360"/>
-      </w:pPr>
-      <w:rPr>
-        <w:sz w:val="24"/>
-        <w:szCs w:val="24"/>
-      </w:rPr>
-    </w:lvl>
-    <w:lvl w:ilvl="7" w:tentative="0">
-      <w:start w:val="1"/>
-      <w:numFmt w:val="decimal"/>
-      <w:lvlText w:val="%8."/>
-      <w:lvlJc w:val="left"/>
-      <w:pPr>
-        <w:tabs>
-          <w:tab w:val="left" w:pos="5398"/>
-        </w:tabs>
-        <w:ind w:left="5760" w:hanging="360"/>
-      </w:pPr>
-      <w:rPr>
-        <w:sz w:val="24"/>
-        <w:szCs w:val="24"/>
-      </w:rPr>
-    </w:lvl>
-    <w:lvl w:ilvl="8" w:tentative="0">
-      <w:start w:val="1"/>
-      <w:numFmt w:val="decimal"/>
-      <w:lvlText w:val="%9."/>
-      <w:lvlJc w:val="left"/>
-      <w:pPr>
-        <w:tabs>
-          <w:tab w:val="left" w:pos="6118"/>
-        </w:tabs>
-        <w:ind w:left="6480" w:hanging="360"/>
-      </w:pPr>
-      <w:rPr>
-        <w:sz w:val="24"/>
-        <w:szCs w:val="24"/>
-      </w:rPr>
-    </w:lvl>
-  </w:abstractNum>
-  <w:abstractNum w:abstractNumId="2">
     <w:nsid w:val="1F5538B9"/>
     <w:multiLevelType w:val="singleLevel"/>
     <w:tmpl w:val="1F5538B9"/>
@@ -4890,9 +3497,6 @@
     <w:abstractNumId w:val="0"/>
   </w:num>
   <w:num w:numId="2">
-    <w:abstractNumId w:val="2"/>
-  </w:num>
-  <w:num w:numId="3">
     <w:abstractNumId w:val="1"/>
   </w:num>
 </w:numbering>
@@ -5163,15 +3767,14 @@
     <w:qFormat/>
     <w:uiPriority w:val="0"/>
     <w:pPr>
-      <w:widowControl w:val="0"/>
-      <w:jc w:val="both"/>
+      <w:jc w:val="left"/>
     </w:pPr>
     <w:rPr>
       <w:rFonts w:asciiTheme="minorHAnsi" w:hAnsiTheme="minorHAnsi" w:eastAsiaTheme="minorEastAsia" w:cstheme="minorBidi"/>
-      <w:kern w:val="2"/>
-      <w:sz w:val="21"/>
+      <w:kern w:val="0"/>
+      <w:sz w:val="24"/>
       <w:szCs w:val="24"/>
-      <w:lang w:val="en-US" w:eastAsia="zh-CN" w:bidi="ar-SA"/>
+      <w:lang w:val="en-US" w:eastAsia="zh-CN" w:bidi="ar"/>
     </w:rPr>
   </w:style>
   <w:style w:type="paragraph" w:styleId="2">

--- a/文档资料/环境搭建文档.docx
+++ b/文档资料/环境搭建文档.docx
@@ -2073,31 +2073,34 @@
     </w:p>
     <w:p>
       <w:pPr>
-        <w:jc w:val="both"/>
-        <w:rPr>
-          <w:rFonts w:ascii="Segoe UI Emoji" w:hAnsi="Segoe UI Emoji" w:eastAsia="Segoe UI Emoji" w:cs="Segoe UI Emoji"/>
-          <w:i w:val="0"/>
-          <w:iCs w:val="0"/>
-          <w:caps w:val="0"/>
-          <w:color w:val="000000"/>
-          <w:spacing w:val="0"/>
-          <w:sz w:val="16"/>
-          <w:szCs w:val="16"/>
-        </w:rPr>
-      </w:pPr>
-      <w:r>
-        <w:rPr>
-          <w:rFonts w:ascii="Segoe UI Emoji" w:hAnsi="Segoe UI Emoji" w:eastAsia="Segoe UI Emoji" w:cs="Segoe UI Emoji"/>
-          <w:i w:val="0"/>
-          <w:iCs w:val="0"/>
-          <w:caps w:val="0"/>
-          <w:color w:val="000000"/>
-          <w:spacing w:val="0"/>
-          <w:sz w:val="16"/>
-          <w:szCs w:val="16"/>
+        <w:jc w:val="center"/>
+        <w:rPr>
+          <w:rFonts w:hint="default" w:ascii="宋体" w:hAnsi="宋体" w:eastAsia="宋体" w:cs="宋体"/>
+          <w:sz w:val="24"/>
+          <w:szCs w:val="24"/>
+          <w:lang w:val="en-US" w:eastAsia="zh-CN"/>
+        </w:rPr>
+      </w:pPr>
+      <w:r>
+        <w:rPr>
+          <w:rFonts w:hint="default" w:ascii="宋体" w:hAnsi="宋体" w:eastAsia="宋体" w:cs="宋体"/>
+          <w:sz w:val="24"/>
+          <w:szCs w:val="24"/>
+          <w:lang w:val="en-US" w:eastAsia="zh-CN"/>
         </w:rPr>
         <w:t>mlagents-learn -h</w:t>
       </w:r>
+    </w:p>
+    <w:p>
+      <w:pPr>
+        <w:jc w:val="center"/>
+        <w:rPr>
+          <w:rFonts w:hint="default" w:ascii="宋体" w:hAnsi="宋体" w:eastAsia="宋体" w:cs="宋体"/>
+          <w:sz w:val="24"/>
+          <w:szCs w:val="24"/>
+          <w:lang w:val="en-US" w:eastAsia="zh-CN"/>
+        </w:rPr>
+      </w:pPr>
     </w:p>
     <w:p>
       <w:pPr>
@@ -2365,16 +2368,202 @@
       <w:pPr>
         <w:jc w:val="center"/>
         <w:rPr>
-          <w:rFonts w:hint="default" w:ascii="Segoe UI" w:hAnsi="Segoe UI" w:eastAsia="Segoe UI" w:cs="Segoe UI"/>
-          <w:i w:val="0"/>
-          <w:iCs w:val="0"/>
-          <w:caps w:val="0"/>
-          <w:spacing w:val="0"/>
-          <w:sz w:val="16"/>
-          <w:szCs w:val="16"/>
-          <w:shd w:val="clear" w:fill="FFFFFF"/>
-        </w:rPr>
-      </w:pPr>
+          <w:rFonts w:hint="default" w:ascii="宋体" w:hAnsi="宋体" w:eastAsia="宋体" w:cs="宋体"/>
+          <w:sz w:val="24"/>
+          <w:szCs w:val="24"/>
+          <w:lang w:val="en-US" w:eastAsia="zh-CN"/>
+        </w:rPr>
+      </w:pPr>
+      <w:r>
+        <w:drawing>
+          <wp:inline distT="0" distB="0" distL="114300" distR="114300">
+            <wp:extent cx="1133475" cy="1762125"/>
+            <wp:effectExtent l="0" t="0" r="9525" b="3175"/>
+            <wp:docPr id="17" name="图片 3"/>
+            <wp:cNvGraphicFramePr>
+              <a:graphicFrameLocks xmlns:a="http://schemas.openxmlformats.org/drawingml/2006/main" noChangeAspect="1"/>
+            </wp:cNvGraphicFramePr>
+            <a:graphic xmlns:a="http://schemas.openxmlformats.org/drawingml/2006/main">
+              <a:graphicData uri="http://schemas.openxmlformats.org/drawingml/2006/picture">
+                <pic:pic xmlns:pic="http://schemas.openxmlformats.org/drawingml/2006/picture">
+                  <pic:nvPicPr>
+                    <pic:cNvPr id="17" name="图片 3"/>
+                    <pic:cNvPicPr>
+                      <a:picLocks noChangeAspect="1"/>
+                    </pic:cNvPicPr>
+                  </pic:nvPicPr>
+                  <pic:blipFill>
+                    <a:blip r:embed="rId11"/>
+                    <a:stretch>
+                      <a:fillRect/>
+                    </a:stretch>
+                  </pic:blipFill>
+                  <pic:spPr>
+                    <a:xfrm>
+                      <a:off x="0" y="0"/>
+                      <a:ext cx="1133475" cy="1762125"/>
+                    </a:xfrm>
+                    <a:prstGeom prst="rect">
+                      <a:avLst/>
+                    </a:prstGeom>
+                    <a:noFill/>
+                    <a:ln>
+                      <a:noFill/>
+                    </a:ln>
+                  </pic:spPr>
+                </pic:pic>
+              </a:graphicData>
+            </a:graphic>
+          </wp:inline>
+        </w:drawing>
+      </w:r>
+      <w:bookmarkStart w:id="0" w:name="_GoBack"/>
+      <w:bookmarkEnd w:id="0"/>
+    </w:p>
+    <w:p>
+      <w:pPr>
+        <w:jc w:val="center"/>
+        <w:rPr>
+          <w:rFonts w:hint="default" w:ascii="宋体" w:hAnsi="宋体" w:eastAsia="宋体" w:cs="宋体"/>
+          <w:sz w:val="24"/>
+          <w:szCs w:val="24"/>
+          <w:lang w:val="en-US" w:eastAsia="zh-CN"/>
+        </w:rPr>
+      </w:pPr>
+      <w:r>
+        <w:rPr>
+          <w:rFonts w:hint="default" w:ascii="宋体" w:hAnsi="宋体" w:eastAsia="宋体" w:cs="宋体"/>
+          <w:sz w:val="24"/>
+          <w:szCs w:val="24"/>
+          <w:lang w:val="en-US" w:eastAsia="zh-CN"/>
+        </w:rPr>
+        <w:t xml:space="preserve"># 导出完整环境配置（包含环境名、Python版本、所有依赖） </w:t>
+      </w:r>
+    </w:p>
+    <w:p>
+      <w:pPr>
+        <w:jc w:val="center"/>
+        <w:rPr>
+          <w:rFonts w:hint="default" w:ascii="宋体" w:hAnsi="宋体" w:eastAsia="宋体" w:cs="宋体"/>
+          <w:sz w:val="24"/>
+          <w:szCs w:val="24"/>
+          <w:lang w:val="en-US" w:eastAsia="zh-CN"/>
+        </w:rPr>
+      </w:pPr>
+      <w:r>
+        <w:rPr>
+          <w:rFonts w:hint="default" w:ascii="宋体" w:hAnsi="宋体" w:eastAsia="宋体" w:cs="宋体"/>
+          <w:sz w:val="24"/>
+          <w:szCs w:val="24"/>
+          <w:lang w:val="en-US" w:eastAsia="zh-CN"/>
+        </w:rPr>
+        <w:t>conda env export &gt; mlagents_train_env.yml</w:t>
+      </w:r>
+    </w:p>
+    <w:p>
+      <w:pPr>
+        <w:jc w:val="center"/>
+        <w:rPr>
+          <w:rFonts w:hint="default" w:ascii="宋体" w:hAnsi="宋体" w:eastAsia="宋体" w:cs="宋体"/>
+          <w:sz w:val="24"/>
+          <w:szCs w:val="24"/>
+          <w:lang w:val="en-US" w:eastAsia="zh-CN"/>
+        </w:rPr>
+      </w:pPr>
+      <w:r>
+        <w:drawing>
+          <wp:inline distT="0" distB="0" distL="114300" distR="114300">
+            <wp:extent cx="1390650" cy="2009775"/>
+            <wp:effectExtent l="0" t="0" r="6350" b="9525"/>
+            <wp:docPr id="13" name="图片 2"/>
+            <wp:cNvGraphicFramePr>
+              <a:graphicFrameLocks xmlns:a="http://schemas.openxmlformats.org/drawingml/2006/main" noChangeAspect="1"/>
+            </wp:cNvGraphicFramePr>
+            <a:graphic xmlns:a="http://schemas.openxmlformats.org/drawingml/2006/main">
+              <a:graphicData uri="http://schemas.openxmlformats.org/drawingml/2006/picture">
+                <pic:pic xmlns:pic="http://schemas.openxmlformats.org/drawingml/2006/picture">
+                  <pic:nvPicPr>
+                    <pic:cNvPr id="13" name="图片 2"/>
+                    <pic:cNvPicPr>
+                      <a:picLocks noChangeAspect="1"/>
+                    </pic:cNvPicPr>
+                  </pic:nvPicPr>
+                  <pic:blipFill>
+                    <a:blip r:embed="rId12"/>
+                    <a:stretch>
+                      <a:fillRect/>
+                    </a:stretch>
+                  </pic:blipFill>
+                  <pic:spPr>
+                    <a:xfrm>
+                      <a:off x="0" y="0"/>
+                      <a:ext cx="1390650" cy="2009775"/>
+                    </a:xfrm>
+                    <a:prstGeom prst="rect">
+                      <a:avLst/>
+                    </a:prstGeom>
+                    <a:noFill/>
+                    <a:ln>
+                      <a:noFill/>
+                    </a:ln>
+                  </pic:spPr>
+                </pic:pic>
+              </a:graphicData>
+            </a:graphic>
+          </wp:inline>
+        </w:drawing>
+      </w:r>
+    </w:p>
+    <w:p>
+      <w:pPr>
+        <w:jc w:val="center"/>
+        <w:rPr>
+          <w:rFonts w:hint="default" w:ascii="宋体" w:hAnsi="宋体" w:eastAsia="宋体" w:cs="宋体"/>
+          <w:sz w:val="24"/>
+          <w:szCs w:val="24"/>
+          <w:lang w:val="en-US" w:eastAsia="zh-CN"/>
+        </w:rPr>
+      </w:pPr>
+      <w:r>
+        <w:rPr>
+          <w:rFonts w:hint="default" w:ascii="宋体" w:hAnsi="宋体" w:eastAsia="宋体" w:cs="宋体"/>
+          <w:sz w:val="24"/>
+          <w:szCs w:val="24"/>
+          <w:lang w:val="en-US" w:eastAsia="zh-CN"/>
+        </w:rPr>
+        <w:t xml:space="preserve"># 从yml文件重建环境（自动创建mlagents-clean环境+安装所有依赖） </w:t>
+      </w:r>
+    </w:p>
+    <w:p>
+      <w:pPr>
+        <w:jc w:val="center"/>
+        <w:rPr>
+          <w:rFonts w:hint="eastAsia" w:ascii="宋体" w:hAnsi="宋体" w:eastAsia="宋体" w:cs="宋体"/>
+          <w:lang w:val="en-US" w:eastAsia="zh-CN"/>
+        </w:rPr>
+      </w:pPr>
+      <w:r>
+        <w:rPr>
+          <w:rFonts w:hint="default" w:ascii="宋体" w:hAnsi="宋体" w:eastAsia="宋体" w:cs="宋体"/>
+          <w:sz w:val="24"/>
+          <w:szCs w:val="24"/>
+          <w:lang w:val="en-US" w:eastAsia="zh-CN"/>
+        </w:rPr>
+        <w:t>conda env create -f mlagents_train_env.ym</w:t>
+      </w:r>
+      <w:r>
+        <w:rPr>
+          <w:rFonts w:ascii="Segoe UI Emoji" w:hAnsi="Segoe UI Emoji" w:eastAsia="Segoe UI Emoji" w:cs="Segoe UI Emoji"/>
+          <w:i w:val="0"/>
+          <w:iCs w:val="0"/>
+          <w:caps w:val="0"/>
+          <w:color w:val="000000"/>
+          <w:spacing w:val="0"/>
+          <w:sz w:val="16"/>
+          <w:szCs w:val="16"/>
+        </w:rPr>
+        <w:t>l</w:t>
+      </w:r>
     </w:p>
     <w:p>
       <w:pPr>
@@ -2429,7 +2618,7 @@
                     </pic:cNvPicPr>
                   </pic:nvPicPr>
                   <pic:blipFill>
-                    <a:blip r:embed="rId11"/>
+                    <a:blip r:embed="rId13"/>
                     <a:stretch>
                       <a:fillRect/>
                     </a:stretch>
@@ -2551,7 +2740,7 @@
                     </pic:cNvPicPr>
                   </pic:nvPicPr>
                   <pic:blipFill>
-                    <a:blip r:embed="rId12"/>
+                    <a:blip r:embed="rId14"/>
                     <a:stretch>
                       <a:fillRect/>
                     </a:stretch>
@@ -2728,6 +2917,7 @@
     <w:p>
       <w:pPr>
         <w:numPr>
+          <w:ilvl w:val="0"/>
           <w:numId w:val="0"/>
         </w:numPr>
         <w:rPr>
@@ -2748,6 +2938,7 @@
     <w:p>
       <w:pPr>
         <w:numPr>
+          <w:ilvl w:val="0"/>
           <w:numId w:val="0"/>
         </w:numPr>
         <w:rPr>
@@ -2778,6 +2969,7 @@
     <w:p>
       <w:pPr>
         <w:numPr>
+          <w:ilvl w:val="0"/>
           <w:numId w:val="0"/>
         </w:numPr>
         <w:rPr>
@@ -2808,6 +3000,7 @@
     <w:p>
       <w:pPr>
         <w:numPr>
+          <w:ilvl w:val="0"/>
           <w:numId w:val="0"/>
         </w:numPr>
         <w:rPr>
@@ -2842,6 +3035,7 @@
     <w:p>
       <w:pPr>
         <w:numPr>
+          <w:ilvl w:val="0"/>
           <w:numId w:val="0"/>
         </w:numPr>
         <w:rPr>
@@ -2947,7 +3141,6 @@
           <w:rFonts w:ascii="宋体" w:hAnsi="宋体" w:eastAsia="宋体" w:cs="宋体"/>
           <w:sz w:val="24"/>
           <w:szCs w:val="24"/>
-          <w:bdr w:val="none" w:color="auto" w:sz="0" w:space="0"/>
         </w:rPr>
         <w:drawing>
           <wp:inline distT="0" distB="0" distL="114300" distR="114300">
@@ -2967,7 +3160,7 @@
                     </pic:cNvPicPr>
                   </pic:nvPicPr>
                   <pic:blipFill>
-                    <a:blip r:embed="rId13"/>
+                    <a:blip r:embed="rId15"/>
                     <a:stretch>
                       <a:fillRect/>
                     </a:stretch>
@@ -3076,8 +3269,6 @@
         </w:rPr>
         <w:t>在uinty中开启训练</w:t>
       </w:r>
-      <w:bookmarkStart w:id="0" w:name="_GoBack"/>
-      <w:bookmarkEnd w:id="0"/>
     </w:p>
     <w:p/>
     <w:p/>
@@ -3254,7 +3445,7 @@
                     </pic:cNvPicPr>
                   </pic:nvPicPr>
                   <pic:blipFill>
-                    <a:blip r:embed="rId14"/>
+                    <a:blip r:embed="rId16"/>
                     <a:stretch>
                       <a:fillRect/>
                     </a:stretch>
@@ -3397,7 +3588,7 @@
                     </pic:cNvPicPr>
                   </pic:nvPicPr>
                   <pic:blipFill>
-                    <a:blip r:embed="rId15"/>
+                    <a:blip r:embed="rId17"/>
                     <a:stretch>
                       <a:fillRect/>
                     </a:stretch>
@@ -3452,6 +3643,209 @@
           <w:lang w:val="en-US" w:eastAsia="zh-CN"/>
         </w:rPr>
       </w:pPr>
+    </w:p>
+    <w:p>
+      <w:pPr>
+        <w:rPr>
+          <w:rFonts w:hint="default" w:ascii="Segoe UI" w:hAnsi="Segoe UI" w:eastAsia="Segoe UI" w:cs="Segoe UI"/>
+          <w:i w:val="0"/>
+          <w:iCs w:val="0"/>
+          <w:caps w:val="0"/>
+          <w:spacing w:val="0"/>
+          <w:sz w:val="16"/>
+          <w:szCs w:val="16"/>
+          <w:shd w:val="clear" w:fill="FFFFFF"/>
+          <w:lang w:val="en-US" w:eastAsia="zh-CN"/>
+        </w:rPr>
+      </w:pPr>
+      <w:r>
+        <w:rPr>
+          <w:rFonts w:hint="default" w:ascii="Segoe UI" w:hAnsi="Segoe UI" w:eastAsia="Segoe UI" w:cs="Segoe UI"/>
+          <w:i w:val="0"/>
+          <w:iCs w:val="0"/>
+          <w:caps w:val="0"/>
+          <w:spacing w:val="0"/>
+          <w:sz w:val="16"/>
+          <w:szCs w:val="16"/>
+          <w:shd w:val="clear" w:fill="FFFFFF"/>
+          <w:lang w:val="en-US" w:eastAsia="zh-CN"/>
+        </w:rPr>
+        <w:br w:type="page"/>
+      </w:r>
+    </w:p>
+    <w:p>
+      <w:pPr>
+        <w:jc w:val="center"/>
+        <w:rPr>
+          <w:rFonts w:hint="default" w:ascii="Segoe UI" w:hAnsi="Segoe UI" w:eastAsia="Segoe UI" w:cs="Segoe UI"/>
+          <w:i w:val="0"/>
+          <w:iCs w:val="0"/>
+          <w:caps w:val="0"/>
+          <w:spacing w:val="0"/>
+          <w:sz w:val="16"/>
+          <w:szCs w:val="16"/>
+          <w:shd w:val="clear" w:fill="FFFFFF"/>
+          <w:lang w:val="en-US" w:eastAsia="zh-CN"/>
+        </w:rPr>
+      </w:pPr>
+    </w:p>
+    <w:p>
+      <w:pPr>
+        <w:jc w:val="center"/>
+        <w:rPr>
+          <w:rFonts w:hint="default" w:ascii="Segoe UI" w:hAnsi="Segoe UI" w:eastAsia="Segoe UI" w:cs="Segoe UI"/>
+          <w:i w:val="0"/>
+          <w:iCs w:val="0"/>
+          <w:caps w:val="0"/>
+          <w:spacing w:val="0"/>
+          <w:sz w:val="16"/>
+          <w:szCs w:val="16"/>
+          <w:shd w:val="clear" w:fill="FFFFFF"/>
+          <w:lang w:val="en-US" w:eastAsia="zh-CN"/>
+        </w:rPr>
+      </w:pPr>
+    </w:p>
+    <w:p>
+      <w:pPr>
+        <w:jc w:val="both"/>
+        <w:rPr>
+          <w:rFonts w:hint="eastAsia" w:ascii="Segoe UI" w:hAnsi="Segoe UI" w:eastAsia="Segoe UI" w:cs="Segoe UI"/>
+          <w:i w:val="0"/>
+          <w:iCs w:val="0"/>
+          <w:caps w:val="0"/>
+          <w:spacing w:val="0"/>
+          <w:sz w:val="16"/>
+          <w:szCs w:val="16"/>
+          <w:shd w:val="clear" w:fill="FFFFFF"/>
+          <w:lang w:val="en-US" w:eastAsia="zh-CN"/>
+        </w:rPr>
+      </w:pPr>
+      <w:r>
+        <w:rPr>
+          <w:rFonts w:hint="eastAsia" w:ascii="Segoe UI" w:hAnsi="Segoe UI" w:eastAsia="Segoe UI" w:cs="Segoe UI"/>
+          <w:i w:val="0"/>
+          <w:iCs w:val="0"/>
+          <w:caps w:val="0"/>
+          <w:spacing w:val="0"/>
+          <w:sz w:val="16"/>
+          <w:szCs w:val="16"/>
+          <w:shd w:val="clear" w:fill="FFFFFF"/>
+          <w:lang w:val="en-US" w:eastAsia="zh-CN"/>
+        </w:rPr>
+        <w:t>清除缓存后重新加载场景</w:t>
+      </w:r>
+    </w:p>
+    <w:p>
+      <w:pPr>
+        <w:jc w:val="both"/>
+      </w:pPr>
+      <w:r>
+        <w:drawing>
+          <wp:inline distT="0" distB="0" distL="114300" distR="114300">
+            <wp:extent cx="6639560" cy="4685030"/>
+            <wp:effectExtent l="0" t="0" r="2540" b="1270"/>
+            <wp:docPr id="10" name="图片 1"/>
+            <wp:cNvGraphicFramePr>
+              <a:graphicFrameLocks xmlns:a="http://schemas.openxmlformats.org/drawingml/2006/main" noChangeAspect="1"/>
+            </wp:cNvGraphicFramePr>
+            <a:graphic xmlns:a="http://schemas.openxmlformats.org/drawingml/2006/main">
+              <a:graphicData uri="http://schemas.openxmlformats.org/drawingml/2006/picture">
+                <pic:pic xmlns:pic="http://schemas.openxmlformats.org/drawingml/2006/picture">
+                  <pic:nvPicPr>
+                    <pic:cNvPr id="10" name="图片 1"/>
+                    <pic:cNvPicPr>
+                      <a:picLocks noChangeAspect="1"/>
+                    </pic:cNvPicPr>
+                  </pic:nvPicPr>
+                  <pic:blipFill>
+                    <a:blip r:embed="rId18"/>
+                    <a:stretch>
+                      <a:fillRect/>
+                    </a:stretch>
+                  </pic:blipFill>
+                  <pic:spPr>
+                    <a:xfrm>
+                      <a:off x="0" y="0"/>
+                      <a:ext cx="6639560" cy="4685030"/>
+                    </a:xfrm>
+                    <a:prstGeom prst="rect">
+                      <a:avLst/>
+                    </a:prstGeom>
+                    <a:noFill/>
+                    <a:ln>
+                      <a:noFill/>
+                    </a:ln>
+                  </pic:spPr>
+                </pic:pic>
+              </a:graphicData>
+            </a:graphic>
+          </wp:inline>
+        </w:drawing>
+      </w:r>
+    </w:p>
+    <w:p>
+      <w:pPr>
+        <w:jc w:val="both"/>
+      </w:pPr>
+      <w:r>
+        <w:drawing>
+          <wp:inline distT="0" distB="0" distL="114300" distR="114300">
+            <wp:extent cx="6641465" cy="4721225"/>
+            <wp:effectExtent l="0" t="0" r="635" b="3175"/>
+            <wp:docPr id="11" name="图片 2"/>
+            <wp:cNvGraphicFramePr>
+              <a:graphicFrameLocks xmlns:a="http://schemas.openxmlformats.org/drawingml/2006/main" noChangeAspect="1"/>
+            </wp:cNvGraphicFramePr>
+            <a:graphic xmlns:a="http://schemas.openxmlformats.org/drawingml/2006/main">
+              <a:graphicData uri="http://schemas.openxmlformats.org/drawingml/2006/picture">
+                <pic:pic xmlns:pic="http://schemas.openxmlformats.org/drawingml/2006/picture">
+                  <pic:nvPicPr>
+                    <pic:cNvPr id="11" name="图片 2"/>
+                    <pic:cNvPicPr>
+                      <a:picLocks noChangeAspect="1"/>
+                    </pic:cNvPicPr>
+                  </pic:nvPicPr>
+                  <pic:blipFill>
+                    <a:blip r:embed="rId19"/>
+                    <a:stretch>
+                      <a:fillRect/>
+                    </a:stretch>
+                  </pic:blipFill>
+                  <pic:spPr>
+                    <a:xfrm>
+                      <a:off x="0" y="0"/>
+                      <a:ext cx="6641465" cy="4721225"/>
+                    </a:xfrm>
+                    <a:prstGeom prst="rect">
+                      <a:avLst/>
+                    </a:prstGeom>
+                    <a:noFill/>
+                    <a:ln>
+                      <a:noFill/>
+                    </a:ln>
+                  </pic:spPr>
+                </pic:pic>
+              </a:graphicData>
+            </a:graphic>
+          </wp:inline>
+        </w:drawing>
+      </w:r>
+    </w:p>
+    <w:p>
+      <w:pPr>
+        <w:jc w:val="both"/>
+        <w:rPr>
+          <w:rFonts w:hint="default"/>
+          <w:lang w:val="en-US" w:eastAsia="zh-CN"/>
+        </w:rPr>
+      </w:pPr>
+      <w:r>
+        <w:rPr>
+          <w:rFonts w:hint="eastAsia"/>
+          <w:lang w:val="en-US" w:eastAsia="zh-CN"/>
+        </w:rPr>
+        <w:t>如果场景不是蓝色，只需要重新进入即可</w:t>
+      </w:r>
     </w:p>
     <w:sectPr>
       <w:pgSz w:w="11906" w:h="16838"/>
@@ -3605,7 +3999,7 @@
     <w:lsdException w:unhideWhenUsed="0" w:uiPriority="0" w:semiHidden="0" w:name="Document Map"/>
     <w:lsdException w:unhideWhenUsed="0" w:uiPriority="0" w:semiHidden="0" w:name="Plain Text"/>
     <w:lsdException w:unhideWhenUsed="0" w:uiPriority="0" w:semiHidden="0" w:name="E-mail Signature"/>
-    <w:lsdException w:unhideWhenUsed="0" w:uiPriority="0" w:semiHidden="0" w:name="Normal (Web)"/>
+    <w:lsdException w:qFormat="1" w:unhideWhenUsed="0" w:uiPriority="0" w:semiHidden="0" w:name="Normal (Web)"/>
     <w:lsdException w:unhideWhenUsed="0" w:uiPriority="0" w:semiHidden="0" w:name="HTML Acronym"/>
     <w:lsdException w:unhideWhenUsed="0" w:uiPriority="0" w:semiHidden="0" w:name="HTML Address"/>
     <w:lsdException w:unhideWhenUsed="0" w:uiPriority="0" w:semiHidden="0" w:name="HTML Cite"/>
@@ -3918,6 +4312,7 @@
   <w:style w:type="paragraph" w:styleId="7">
     <w:name w:val="Normal (Web)"/>
     <w:basedOn w:val="1"/>
+    <w:qFormat/>
     <w:uiPriority w:val="0"/>
     <w:pPr>
       <w:spacing w:before="0" w:beforeAutospacing="1" w:after="0" w:afterAutospacing="1"/>
